--- a/TR-Analyzer User Manual.docx
+++ b/TR-Analyzer User Manual.docx
@@ -770,7 +770,7 @@
         <w:spacing w:after="120"/>
       </w:pPr>
       <w:r>
-        <w:t xml:space="preserve">The app has matched the GP's messy headers to our 33 standard fields, showing its reasoning and a confidence score for each. </w:t>
+        <w:t xml:space="preserve">The app has matched the GP's messy headers to our 43 standard fields, showing its reasoning and a confidence score for each. </w:t>
       </w:r>
       <w:r>
         <w:rPr>
@@ -1758,7 +1758,7 @@
         <w:spacing w:after="120"/>
       </w:pPr>
       <w:r>
-        <w:t xml:space="preserve">On Publish, one CSV snapshot is written per GP per as-of date. Re-publishing the same GP and date </w:t>
+        <w:t xml:space="preserve">On Publish, one Excel snapshot in the team's uploader-sheet format is written per GP per as-of date. Re-publishing the same GP and date </w:t>
       </w:r>
       <w:r>
         <w:rPr>

--- a/TR-Analyzer User Manual.docx
+++ b/TR-Analyzer User Manual.docx
@@ -1,6 +1,6 @@
 
 <file path=word/document.xml><?xml version="1.0" encoding="utf-8"?>
-<w:document xmlns:wpc="http://schemas.microsoft.com/office/word/2010/wordprocessingCanvas" xmlns:cx="http://schemas.microsoft.com/office/drawing/2014/chartex" xmlns:cx1="http://schemas.microsoft.com/office/drawing/2015/9/8/chartex" xmlns:cx2="http://schemas.microsoft.com/office/drawing/2015/10/21/chartex" xmlns:cx3="http://schemas.microsoft.com/office/drawing/2016/5/9/chartex" xmlns:cx4="http://schemas.microsoft.com/office/drawing/2016/5/10/chartex" xmlns:cx5="http://schemas.microsoft.com/office/drawing/2016/5/11/chartex" xmlns:cx6="http://schemas.microsoft.com/office/drawing/2016/5/12/chartex" xmlns:cx7="http://schemas.microsoft.com/office/drawing/2016/5/13/chartex" xmlns:cx8="http://schemas.microsoft.com/office/drawing/2016/5/14/chartex" xmlns:mc="http://schemas.openxmlformats.org/markup-compatibility/2006" xmlns:m="http://schemas.openxmlformats.org/officeDocument/2006/math" xmlns:aink="http://schemas.microsoft.com/office/drawing/2016/ink" xmlns:am3d="http://schemas.microsoft.com/office/drawing/2017/model3d" xmlns:oel="http://schemas.microsoft.com/office/2019/extlst" xmlns:r="http://schemas.openxmlformats.org/officeDocument/2006/relationships" xmlns:wp14="http://schemas.microsoft.com/office/word/2010/wordprocessingDrawing" xmlns:wp="http://schemas.openxmlformats.org/drawingml/2006/wordprocessingDrawing" xmlns:wpg="http://schemas.microsoft.com/office/word/2010/wordprocessingGroup" xmlns:wpi="http://schemas.microsoft.com/office/word/2010/wordprocessingInk" xmlns:wps="http://schemas.microsoft.com/office/word/2010/wordprocessingShape" xmlns:o="urn:schemas-microsoft-com:office:office" xmlns:v="urn:schemas-microsoft-com:vml" xmlns:w10="urn:schemas-microsoft-com:office:word" xmlns:w="http://schemas.openxmlformats.org/wordprocessingml/2006/main" xmlns:w14="http://schemas.microsoft.com/office/word/2010/wordml" xmlns:w15="http://schemas.microsoft.com/office/word/2012/wordml" xmlns:w16cex="http://schemas.microsoft.com/office/word/2018/wordml/cex" xmlns:w16cid="http://schemas.microsoft.com/office/word/2016/wordml/cid" xmlns:w16="http://schemas.microsoft.com/office/word/2018/wordml" xmlns:w16sdtdh="http://schemas.microsoft.com/office/word/2020/wordml/sdtdatahash" xmlns:w16sdtfl="http://schemas.microsoft.com/office/word/2024/wordml/sdtformatlock" xmlns:w16se="http://schemas.microsoft.com/office/word/2015/wordml/symex" xmlns:w16du="http://schemas.microsoft.com/office/word/2023/wordml/word16du" xmlns:wne="http://schemas.microsoft.com/office/word/2006/wordml" mc:Ignorable="w14 w15 w16se w16cid w16 w16cex w16sdtdh w16sdtfl w16du wp14">
+<w:document xmlns:wpc="http://schemas.microsoft.com/office/word/2010/wordprocessingCanvas" xmlns:cx="http://schemas.microsoft.com/office/drawing/2014/chartex" xmlns:cx1="http://schemas.microsoft.com/office/drawing/2015/9/8/chartex" xmlns:cx2="http://schemas.microsoft.com/office/drawing/2015/10/21/chartex" xmlns:cx3="http://schemas.microsoft.com/office/drawing/2016/5/9/chartex" xmlns:cx4="http://schemas.microsoft.com/office/drawing/2016/5/10/chartex" xmlns:cx5="http://schemas.microsoft.com/office/drawing/2016/5/11/chartex" xmlns:cx6="http://schemas.microsoft.com/office/drawing/2016/5/12/chartex" xmlns:cx7="http://schemas.microsoft.com/office/drawing/2016/5/13/chartex" xmlns:cx8="http://schemas.microsoft.com/office/drawing/2016/5/14/chartex" xmlns:mc="http://schemas.openxmlformats.org/markup-compatibility/2006" xmlns:aink="http://schemas.microsoft.com/office/drawing/2016/ink" xmlns:am3d="http://schemas.microsoft.com/office/drawing/2017/model3d" xmlns:o="urn:schemas-microsoft-com:office:office" xmlns:oel="http://schemas.microsoft.com/office/2019/extlst" xmlns:r="http://schemas.openxmlformats.org/officeDocument/2006/relationships" xmlns:m="http://schemas.openxmlformats.org/officeDocument/2006/math" xmlns:v="urn:schemas-microsoft-com:vml" xmlns:wp14="http://schemas.microsoft.com/office/word/2010/wordprocessingDrawing" xmlns:wp="http://schemas.openxmlformats.org/drawingml/2006/wordprocessingDrawing" xmlns:w10="urn:schemas-microsoft-com:office:word" xmlns:w="http://schemas.openxmlformats.org/wordprocessingml/2006/main" xmlns:w14="http://schemas.microsoft.com/office/word/2010/wordml" xmlns:w15="http://schemas.microsoft.com/office/word/2012/wordml" xmlns:w16cex="http://schemas.microsoft.com/office/word/2018/wordml/cex" xmlns:w16cid="http://schemas.microsoft.com/office/word/2016/wordml/cid" xmlns:w16="http://schemas.microsoft.com/office/word/2018/wordml" xmlns:w16du="http://schemas.microsoft.com/office/word/2023/wordml/word16du" xmlns:w16sdtdh="http://schemas.microsoft.com/office/word/2020/wordml/sdtdatahash" xmlns:w16sdtfl="http://schemas.microsoft.com/office/word/2024/wordml/sdtformatlock" xmlns:w16se="http://schemas.microsoft.com/office/word/2015/wordml/symex" xmlns:wpg="http://schemas.microsoft.com/office/word/2010/wordprocessingGroup" xmlns:wpi="http://schemas.microsoft.com/office/word/2010/wordprocessingInk" xmlns:wne="http://schemas.microsoft.com/office/word/2006/wordml" xmlns:wps="http://schemas.microsoft.com/office/word/2010/wordprocessingShape" mc:Ignorable="w14 w15 w16se w16cid w16 w16cex w16sdtdh w16sdtfl w16du wp14">
   <w:body>
     <w:p>
       <w:pPr>
@@ -56,7 +56,15 @@
         <w:spacing w:after="120"/>
       </w:pPr>
       <w:r>
-        <w:t xml:space="preserve">Every GP submits its track record in a different Excel format — different column names, layouts, units, footnotes. The analysis we want at the end is always the same: the standardized 7-tab Segmented Track Record Analysis workbook. This tool automates everything in between, so the hours you would spend re-keying and reconciling a GP's spreadsheet go into actually evaluating the manager.</w:t>
+        <w:t xml:space="preserve">Every GP submits its track record in a different Excel format — different column names, layouts, units, footnotes. The analysis we want at the end is always the same: the standardized 7-tab Segmented Track Record Analysis workbook. This tool automates everything in between, so the hours you would spend re-keying and reconciling a GP's spreadsheet go into </w:t>
+      </w:r>
+      <w:proofErr w:type="gramStart"/>
+      <w:r>
+        <w:t>actually evaluating</w:t>
+      </w:r>
+      <w:proofErr w:type="gramEnd"/>
+      <w:r>
+        <w:t xml:space="preserve"> the manager.</w:t>
       </w:r>
     </w:p>
     <w:p>
@@ -155,13 +163,14 @@
         <w:pStyle w:val="ListParagraph"/>
         <w:numPr>
           <w:ilvl w:val="0"/>
-          <w:numId w:val="3"/>
+          <w:numId w:val="1"/>
         </w:numPr>
         <w:spacing w:after="80"/>
       </w:pPr>
       <w:r>
         <w:t xml:space="preserve">Open the team's private GitHub repository and switch the branch selector (top-left) to </w:t>
       </w:r>
+      <w:proofErr w:type="spellStart"/>
       <w:r>
         <w:rPr>
           <w:b/>
@@ -169,6 +178,7 @@
         </w:rPr>
         <w:t>vba</w:t>
       </w:r>
+      <w:proofErr w:type="spellEnd"/>
       <w:r>
         <w:t>.</w:t>
       </w:r>
@@ -177,11 +187,8 @@
       <w:pPr>
         <w:spacing w:after="80"/>
         <w:ind w:firstLine="460"/>
-        <w:rPr>
-          <w:rFonts w:hint="eastAsia"/>
-        </w:rPr>
-      </w:pPr>
-      <w:hyperlink r:id="rId5" w:history="1">
+      </w:pPr>
+      <w:hyperlink r:id="rId8" w:history="1">
         <w:r>
           <w:rPr>
             <w:rStyle w:val="Hyperlink"/>
@@ -195,7 +202,7 @@
         <w:pStyle w:val="ListParagraph"/>
         <w:numPr>
           <w:ilvl w:val="0"/>
-          <w:numId w:val="3"/>
+          <w:numId w:val="1"/>
         </w:numPr>
         <w:spacing w:after="80"/>
       </w:pPr>
@@ -228,12 +235,20 @@
         <w:pStyle w:val="ListParagraph"/>
         <w:numPr>
           <w:ilvl w:val="0"/>
-          <w:numId w:val="3"/>
+          <w:numId w:val="1"/>
         </w:numPr>
         <w:spacing w:after="80"/>
       </w:pPr>
       <w:r>
-        <w:t xml:space="preserve">Windows only, before extracting: right-click the downloaded ZIP → </w:t>
+        <w:t xml:space="preserve">Windows only, before </w:t>
+      </w:r>
+      <w:proofErr w:type="gramStart"/>
+      <w:r>
+        <w:t>extracting:</w:t>
+      </w:r>
+      <w:proofErr w:type="gramEnd"/>
+      <w:r>
+        <w:t xml:space="preserve"> right-click the downloaded ZIP → </w:t>
       </w:r>
       <w:r>
         <w:rPr>
@@ -261,7 +276,7 @@
         <w:pStyle w:val="ListParagraph"/>
         <w:numPr>
           <w:ilvl w:val="0"/>
-          <w:numId w:val="3"/>
+          <w:numId w:val="1"/>
         </w:numPr>
         <w:spacing w:after="80"/>
       </w:pPr>
@@ -295,12 +310,6 @@
         <w:gridCol w:w="9360"/>
       </w:tblGrid>
       <w:tr>
-        <w:tblPrEx>
-          <w:tblCellMar>
-            <w:top w:w="0" w:type="dxa"/>
-            <w:bottom w:w="0" w:type="dxa"/>
-          </w:tblCellMar>
-        </w:tblPrEx>
         <w:tc>
           <w:tcPr>
             <w:tcW w:w="9360" w:type="dxa"/>
@@ -344,6 +353,7 @@
               </w:rPr>
               <w:t xml:space="preserve"> / </w:t>
             </w:r>
+            <w:proofErr w:type="spellStart"/>
             <w:r>
               <w:rPr>
                 <w:rFonts w:ascii="Courier New" w:eastAsia="Courier New" w:hAnsi="Courier New" w:cs="Courier New"/>
@@ -352,6 +362,7 @@
               </w:rPr>
               <w:t>start.command</w:t>
             </w:r>
+            <w:proofErr w:type="spellEnd"/>
             <w:r>
               <w:rPr>
                 <w:sz w:val="20"/>
@@ -364,13 +375,23 @@
             <w:pPr>
               <w:spacing w:after="40"/>
             </w:pPr>
+            <w:proofErr w:type="spellStart"/>
             <w:r>
               <w:rPr>
                 <w:rFonts w:ascii="Courier New" w:eastAsia="Courier New" w:hAnsi="Courier New" w:cs="Courier New"/>
                 <w:sz w:val="19"/>
                 <w:szCs w:val="19"/>
               </w:rPr>
-              <w:t>vba/TR-Analyzer.xlsm</w:t>
+              <w:t>vba</w:t>
+            </w:r>
+            <w:proofErr w:type="spellEnd"/>
+            <w:r>
+              <w:rPr>
+                <w:rFonts w:ascii="Courier New" w:eastAsia="Courier New" w:hAnsi="Courier New" w:cs="Courier New"/>
+                <w:sz w:val="19"/>
+                <w:szCs w:val="19"/>
+              </w:rPr>
+              <w:t>/TR-Analyzer.xlsm</w:t>
             </w:r>
             <w:r>
               <w:rPr>
@@ -432,7 +453,7 @@
         <w:pStyle w:val="ListParagraph"/>
         <w:numPr>
           <w:ilvl w:val="0"/>
-          <w:numId w:val="3"/>
+          <w:numId w:val="1"/>
         </w:numPr>
         <w:spacing w:after="80"/>
       </w:pPr>
@@ -466,7 +487,7 @@
         <w:pStyle w:val="ListParagraph"/>
         <w:numPr>
           <w:ilvl w:val="0"/>
-          <w:numId w:val="3"/>
+          <w:numId w:val="1"/>
         </w:numPr>
         <w:spacing w:after="80"/>
       </w:pPr>
@@ -483,6 +504,7 @@
       <w:r>
         <w:t xml:space="preserve"> on Windows, </w:t>
       </w:r>
+      <w:proofErr w:type="spellStart"/>
       <w:r>
         <w:rPr>
           <w:b/>
@@ -490,6 +512,7 @@
         </w:rPr>
         <w:t>start.command</w:t>
       </w:r>
+      <w:proofErr w:type="spellEnd"/>
       <w:r>
         <w:t xml:space="preserve"> on Mac.</w:t>
       </w:r>
@@ -499,12 +522,11 @@
         <w:pStyle w:val="ListParagraph"/>
         <w:numPr>
           <w:ilvl w:val="0"/>
-          <w:numId w:val="3"/>
+          <w:numId w:val="1"/>
         </w:numPr>
         <w:spacing w:after="80"/>
       </w:pPr>
       <w:r>
-        <w:lastRenderedPageBreak/>
         <w:t>The first run creates the app's private environment and installs its components — a few minutes, once. Afterwards the app starts in seconds.</w:t>
       </w:r>
     </w:p>
@@ -513,7 +535,7 @@
         <w:pStyle w:val="ListParagraph"/>
         <w:numPr>
           <w:ilvl w:val="0"/>
-          <w:numId w:val="3"/>
+          <w:numId w:val="1"/>
         </w:numPr>
         <w:spacing w:after="80"/>
       </w:pPr>
@@ -547,12 +569,6 @@
         <w:gridCol w:w="9360"/>
       </w:tblGrid>
       <w:tr>
-        <w:tblPrEx>
-          <w:tblCellMar>
-            <w:top w:w="0" w:type="dxa"/>
-            <w:bottom w:w="0" w:type="dxa"/>
-          </w:tblCellMar>
-        </w:tblPrEx>
         <w:tc>
           <w:tcPr>
             <w:tcW w:w="9360" w:type="dxa"/>
@@ -644,7 +660,6 @@
         <w:spacing w:before="320" w:after="120"/>
       </w:pPr>
       <w:r>
-        <w:lastRenderedPageBreak/>
         <w:t>5.  The everyday workflow</w:t>
       </w:r>
     </w:p>
@@ -662,7 +677,15 @@
         <w:spacing w:after="120"/>
       </w:pPr>
       <w:r>
-        <w:t xml:space="preserve">Drag the GP's Excel file into the upload box. The app scans the workbook immediately and shows what it found: the deal table it detected, the GP name (from the filename — correct it if wrong), and your name. Usually you touch nothing here. Click </w:t>
+        <w:t xml:space="preserve">Drag the GP's Excel file into the upload box. The app scans the workbook immediately and shows what it found: the deal table it detected, the GP name (from the filename — correct it if wrong), and your name. </w:t>
+      </w:r>
+      <w:proofErr w:type="gramStart"/>
+      <w:r>
+        <w:t>Usually</w:t>
+      </w:r>
+      <w:proofErr w:type="gramEnd"/>
+      <w:r>
+        <w:t xml:space="preserve"> you touch nothing here. Click </w:t>
       </w:r>
       <w:r>
         <w:rPr>
@@ -687,263 +710,13 @@
           <wp:inline distT="0" distB="0" distL="0" distR="0" wp14:anchorId="32F62BE4" wp14:editId="28FE9223">
             <wp:extent cx="5943600" cy="4181475"/>
             <wp:effectExtent l="0" t="0" r="0" b="0"/>
-            <wp:docPr id="1" name="Picture 1"/>
-            <wp:cNvGraphicFramePr>
-              <a:graphicFrameLocks xmlns:a="http://schemas.openxmlformats.org/drawingml/2006/main" noChangeAspect="1"/>
-            </wp:cNvGraphicFramePr>
-            <a:graphic xmlns:a="http://schemas.openxmlformats.org/drawingml/2006/main">
-              <a:graphicData uri="http://schemas.openxmlformats.org/drawingml/2006/picture">
-                <pic:pic xmlns:pic="http://schemas.openxmlformats.org/drawingml/2006/picture">
-                  <pic:nvPicPr>
-                    <pic:cNvPr id="0" name=""/>
-                    <pic:cNvPicPr>
-                      <a:picLocks noChangeAspect="1" noChangeArrowheads="1"/>
-                    </pic:cNvPicPr>
-                  </pic:nvPicPr>
-                  <pic:blipFill>
-                    <a:blip r:embed="rId6"/>
-                    <a:srcRect/>
-                    <a:stretch>
-                      <a:fillRect/>
-                    </a:stretch>
-                  </pic:blipFill>
-                  <pic:spPr bwMode="auto">
-                    <a:xfrm>
-                      <a:off x="0" y="0"/>
-                      <a:ext cx="5943600" cy="4181475"/>
-                    </a:xfrm>
-                    <a:prstGeom prst="rect">
-                      <a:avLst/>
-                    </a:prstGeom>
-                  </pic:spPr>
-                </pic:pic>
-              </a:graphicData>
-            </a:graphic>
-          </wp:inline>
-        </w:drawing>
-      </w:r>
-    </w:p>
-    <w:p>
-      <w:pPr>
-        <w:spacing w:after="160"/>
-      </w:pPr>
-      <w:r>
-        <w:rPr>
-          <w:i/>
-          <w:iCs/>
-          <w:color w:val="666666"/>
-          <w:sz w:val="18"/>
-          <w:szCs w:val="18"/>
-        </w:rPr>
-        <w:t>Screen 1 — the raw file uploaded and profiled; the detected deal table is highlighted.</w:t>
-      </w:r>
-    </w:p>
-    <w:p>
-      <w:pPr>
-        <w:spacing w:after="120"/>
-      </w:pPr>
-      <w:r>
-        <w:t xml:space="preserve">A few seconds later the app lists every fund it detected — </w:t>
-      </w:r>
-      <w:r>
-        <w:rPr>
-          <w:b/>
-          <w:bCs/>
-        </w:rPr>
-        <w:t>all funds are included automatically</w:t>
-      </w:r>
-      <w:r>
-        <w:t>. To look at a subset later, use the Fund filter that every pivot in the analysis carries.</w:t>
-      </w:r>
-    </w:p>
-    <w:p>
-      <w:pPr>
-        <w:pStyle w:val="Heading2"/>
-        <w:spacing w:before="220" w:after="80"/>
-      </w:pPr>
-      <w:r>
-        <w:t>Step 2 — Review the column mapping (the one step that needs your judgment)</w:t>
-      </w:r>
-    </w:p>
-    <w:p>
-      <w:pPr>
-        <w:spacing w:after="120"/>
-      </w:pPr>
-      <w:r>
-        <w:t xml:space="preserve">The app has matched the GP's messy headers to our 43 standard fields, showing its reasoning and a confidence score for each. </w:t>
-      </w:r>
-      <w:r>
-        <w:rPr>
-          <w:b/>
-          <w:bCs/>
-        </w:rPr>
-        <w:t>Yellow rows</w:t>
-      </w:r>
-      <w:r>
-        <w:t xml:space="preserve"> are probable matches — glance at each; if one is wrong, pick the right source column from its dropdown. </w:t>
-      </w:r>
-      <w:r>
-        <w:rPr>
-          <w:b/>
-          <w:bCs/>
-        </w:rPr>
-        <w:t>Red / unmapped</w:t>
-      </w:r>
-      <w:r>
-        <w:t xml:space="preserve"> fields simply stay blank if the data isn't in the file. Validation warnings below flag oddities in the GP's own numbers (exit before entry, IRR that looks like percentage points) — keep them for the diligence call. Then click </w:t>
-      </w:r>
-      <w:r>
-        <w:rPr>
-          <w:b/>
-          <w:bCs/>
-        </w:rPr>
-        <w:t>Generate Analysis →</w:t>
-      </w:r>
-      <w:r>
-        <w:t>.</w:t>
-      </w:r>
-    </w:p>
-    <w:p>
-      <w:pPr>
-        <w:spacing w:before="120" w:after="40"/>
-      </w:pPr>
-      <w:r>
-        <w:rPr>
-          <w:noProof/>
-        </w:rPr>
-        <w:lastRenderedPageBreak/>
-        <w:drawing>
-          <wp:inline distT="0" distB="0" distL="0" distR="0" wp14:anchorId="4939070E" wp14:editId="2BD082B9">
-            <wp:extent cx="5943600" cy="4181475"/>
-            <wp:effectExtent l="0" t="0" r="0" b="0"/>
-            <wp:docPr id="2010971365" name="Picture 2010971365"/>
-            <wp:cNvGraphicFramePr>
-              <a:graphicFrameLocks xmlns:a="http://schemas.openxmlformats.org/drawingml/2006/main" noChangeAspect="1"/>
-            </wp:cNvGraphicFramePr>
-            <a:graphic xmlns:a="http://schemas.openxmlformats.org/drawingml/2006/main">
-              <a:graphicData uri="http://schemas.openxmlformats.org/drawingml/2006/picture">
-                <pic:pic xmlns:pic="http://schemas.openxmlformats.org/drawingml/2006/picture">
-                  <pic:nvPicPr>
-                    <pic:cNvPr id="0" name=""/>
-                    <pic:cNvPicPr>
-                      <a:picLocks noChangeAspect="1" noChangeArrowheads="1"/>
-                    </pic:cNvPicPr>
-                  </pic:nvPicPr>
-                  <pic:blipFill>
-                    <a:blip r:embed="rId7"/>
-                    <a:srcRect/>
-                    <a:stretch>
-                      <a:fillRect/>
-                    </a:stretch>
-                  </pic:blipFill>
-                  <pic:spPr bwMode="auto">
-                    <a:xfrm>
-                      <a:off x="0" y="0"/>
-                      <a:ext cx="5943600" cy="4181475"/>
-                    </a:xfrm>
-                    <a:prstGeom prst="rect">
-                      <a:avLst/>
-                    </a:prstGeom>
-                  </pic:spPr>
-                </pic:pic>
-              </a:graphicData>
-            </a:graphic>
-          </wp:inline>
-        </w:drawing>
-      </w:r>
-    </w:p>
-    <w:p>
-      <w:pPr>
-        <w:spacing w:after="160"/>
-      </w:pPr>
-      <w:r>
-        <w:rPr>
-          <w:i/>
-          <w:iCs/>
-          <w:color w:val="666666"/>
-          <w:sz w:val="18"/>
-          <w:szCs w:val="18"/>
-        </w:rPr>
-        <w:t>Screen 2 — confidence-coded mapping review; fix any miss with a dropdown.</w:t>
-      </w:r>
-    </w:p>
-    <w:p>
-      <w:pPr>
-        <w:spacing w:before="120" w:after="40"/>
-      </w:pPr>
-      <w:r>
-        <w:rPr>
-          <w:noProof/>
-        </w:rPr>
-        <w:drawing>
-          <wp:inline distT="0" distB="0" distL="0" distR="0" wp14:anchorId="78B12D31" wp14:editId="16A855E6">
-            <wp:extent cx="4899804" cy="3447138"/>
-            <wp:effectExtent l="0" t="0" r="2540" b="0"/>
-            <wp:docPr id="1551617638" name="Picture 1551617638"/>
-            <wp:cNvGraphicFramePr>
-              <a:graphicFrameLocks xmlns:a="http://schemas.openxmlformats.org/drawingml/2006/main" noChangeAspect="1"/>
-            </wp:cNvGraphicFramePr>
-            <a:graphic xmlns:a="http://schemas.openxmlformats.org/drawingml/2006/main">
-              <a:graphicData uri="http://schemas.openxmlformats.org/drawingml/2006/picture">
-                <pic:pic xmlns:pic="http://schemas.openxmlformats.org/drawingml/2006/picture">
-                  <pic:nvPicPr>
-                    <pic:cNvPr id="0" name=""/>
-                    <pic:cNvPicPr>
-                      <a:picLocks noChangeAspect="1" noChangeArrowheads="1"/>
-                    </pic:cNvPicPr>
-                  </pic:nvPicPr>
-                  <pic:blipFill>
-                    <a:blip r:embed="rId8"/>
-                    <a:srcRect/>
-                    <a:stretch>
-                      <a:fillRect/>
-                    </a:stretch>
-                  </pic:blipFill>
-                  <pic:spPr bwMode="auto">
-                    <a:xfrm>
-                      <a:off x="0" y="0"/>
-                      <a:ext cx="4933320" cy="3470717"/>
-                    </a:xfrm>
-                    <a:prstGeom prst="rect">
-                      <a:avLst/>
-                    </a:prstGeom>
-                  </pic:spPr>
-                </pic:pic>
-              </a:graphicData>
-            </a:graphic>
-          </wp:inline>
-        </w:drawing>
-      </w:r>
-    </w:p>
-    <w:p>
-      <w:pPr>
-        <w:spacing w:after="160"/>
-      </w:pPr>
-      <w:r>
-        <w:rPr>
-          <w:i/>
-          <w:iCs/>
-          <w:color w:val="666666"/>
-          <w:sz w:val="18"/>
-          <w:szCs w:val="18"/>
-        </w:rPr>
-        <w:t>Screen 3 — summary metrics and the Deal Level Input download.</w:t>
-      </w:r>
-    </w:p>
-    <w:p>
-      <w:pPr>
-        <w:spacing w:before="120" w:after="40"/>
-      </w:pPr>
-      <w:r>
-        <w:rPr>
-          <w:noProof/>
-        </w:rPr>
-        <w:lastRenderedPageBreak/>
-        <w:drawing>
-          <wp:inline distT="0" distB="0" distL="0" distR="0" wp14:anchorId="662493A2" wp14:editId="65CEB66D">
-            <wp:extent cx="4787660" cy="3368242"/>
-            <wp:effectExtent l="0" t="0" r="635" b="0"/>
-            <wp:docPr id="702722762" name="Picture 702722762"/>
+            <wp:docPr id="1" name="Picture 1">
+              <a:extLst xmlns:a="http://schemas.openxmlformats.org/drawingml/2006/main">
+                <a:ext uri="{FF2B5EF4-FFF2-40B4-BE49-F238E27FC236}">
+                  <a16:creationId xmlns:a16="http://schemas.microsoft.com/office/drawing/2014/main" id="{84393AE9-1C50-4654-A2BD-411875E77A43}"/>
+                </a:ext>
+              </a:extLst>
+            </wp:docPr>
             <wp:cNvGraphicFramePr>
               <a:graphicFrameLocks xmlns:a="http://schemas.openxmlformats.org/drawingml/2006/main" noChangeAspect="1"/>
             </wp:cNvGraphicFramePr>
@@ -966,7 +739,7 @@
                   <pic:spPr bwMode="auto">
                     <a:xfrm>
                       <a:off x="0" y="0"/>
-                      <a:ext cx="4811580" cy="3385070"/>
+                      <a:ext cx="5943600" cy="4181475"/>
                     </a:xfrm>
                     <a:prstGeom prst="rect">
                       <a:avLst/>
@@ -991,7 +764,25 @@
           <w:sz w:val="18"/>
           <w:szCs w:val="18"/>
         </w:rPr>
-        <w:t>The same steps are shown in the app after every download.</w:t>
+        <w:t>Screen 1 — the raw file uploaded and profiled; the detected deal table is highlighted.</w:t>
+      </w:r>
+    </w:p>
+    <w:p>
+      <w:pPr>
+        <w:spacing w:after="120"/>
+      </w:pPr>
+      <w:r>
+        <w:t xml:space="preserve">A few seconds later the app lists every fund it detected — </w:t>
+      </w:r>
+      <w:r>
+        <w:rPr>
+          <w:b/>
+          <w:bCs/>
+        </w:rPr>
+        <w:t>all funds are included automatically</w:t>
+      </w:r>
+      <w:r>
+        <w:t>. To look at a subset later, use the Fund filter that every pivot in the analysis carries.</w:t>
       </w:r>
     </w:p>
     <w:p>
@@ -999,14 +790,8 @@
         <w:pStyle w:val="Heading2"/>
         <w:spacing w:before="220" w:after="80"/>
       </w:pPr>
-    </w:p>
-    <w:p>
-      <w:pPr>
-        <w:pStyle w:val="Heading2"/>
-        <w:spacing w:before="220" w:after="80"/>
-      </w:pPr>
-      <w:r>
-        <w:t>Step 3 — Download the Deal Level Input</w:t>
+      <w:r>
+        <w:t>Step 2 — Review the column mapping (the one step that needs your judgment)</w:t>
       </w:r>
     </w:p>
     <w:p>
@@ -1014,67 +799,34 @@
         <w:spacing w:after="120"/>
       </w:pPr>
       <w:r>
-        <w:t xml:space="preserve">The app builds the standardized hand-off file and shows the headline numbers. Click </w:t>
+        <w:t xml:space="preserve">The app has matched the GP's messy headers to our 33 standard fields, showing its reasoning and a confidence score for each. </w:t>
       </w:r>
       <w:r>
         <w:rPr>
           <w:b/>
           <w:bCs/>
         </w:rPr>
-        <w:t>⬇ Download Deal Level Input</w:t>
-      </w:r>
-      <w:r>
-        <w:t xml:space="preserve"> — you get </w:t>
-      </w:r>
-      <w:r>
-        <w:rPr>
-          <w:rFonts w:ascii="Courier New" w:eastAsia="Courier New" w:hAnsi="Courier New" w:cs="Courier New"/>
-          <w:sz w:val="19"/>
-          <w:szCs w:val="19"/>
-        </w:rPr>
-        <w:t>[date - GP] - Gross Deal Level Input.xlsx</w:t>
-      </w:r>
-      <w:r>
-        <w:t xml:space="preserve"> (a backup copy is also saved to the app's outputs folder). If anything looks off, click ← Back, fix the mapping, and download again — it takes seconds.</w:t>
-      </w:r>
-    </w:p>
-    <w:p>
-      <w:pPr>
-        <w:pStyle w:val="Heading2"/>
-        <w:spacing w:before="220" w:after="80"/>
-      </w:pPr>
-      <w:r>
-        <w:t>Step 4 — Build the analysis in Excel (one macro)</w:t>
-      </w:r>
-    </w:p>
-    <w:p>
-      <w:pPr>
-        <w:pStyle w:val="ListParagraph"/>
-        <w:numPr>
-          <w:ilvl w:val="0"/>
-          <w:numId w:val="3"/>
-        </w:numPr>
-        <w:spacing w:after="80"/>
-      </w:pPr>
-      <w:r>
-        <w:t xml:space="preserve">Open </w:t>
+        <w:t>Yellow rows</w:t>
+      </w:r>
+      <w:r>
+        <w:t xml:space="preserve"> are probable matches — glance at each; if one is wrong, pick the right source column from its dropdown. </w:t>
       </w:r>
       <w:r>
         <w:rPr>
           <w:b/>
           <w:bCs/>
         </w:rPr>
-        <w:t>vba/TR-Analyzer.xlsm</w:t>
-      </w:r>
-      <w:r>
-        <w:t xml:space="preserve"> from the tool folder. When Excel asks, click </w:t>
+        <w:t>Red / unmapped</w:t>
+      </w:r>
+      <w:r>
+        <w:t xml:space="preserve"> fields simply stay blank if the data isn't in the file. Validation warnings below flag oddities in the GP's own numbers (exit before entry, IRR that looks like percentage points) — keep them for the diligence call. Then click </w:t>
       </w:r>
       <w:r>
         <w:rPr>
           <w:b/>
           <w:bCs/>
         </w:rPr>
-        <w:t>Enable Macros</w:t>
+        <w:t>Generate Analysis →</w:t>
       </w:r>
       <w:r>
         <w:t>.</w:t>
@@ -1082,213 +834,6 @@
     </w:p>
     <w:p>
       <w:pPr>
-        <w:pStyle w:val="ListParagraph"/>
-        <w:numPr>
-          <w:ilvl w:val="0"/>
-          <w:numId w:val="3"/>
-        </w:numPr>
-        <w:spacing w:after="80"/>
-      </w:pPr>
-      <w:r>
-        <w:t xml:space="preserve">Press </w:t>
-      </w:r>
-      <w:r>
-        <w:rPr>
-          <w:b/>
-          <w:bCs/>
-        </w:rPr>
-        <w:t>Alt+F8</w:t>
-      </w:r>
-      <w:r>
-        <w:t xml:space="preserve"> (Windows) / </w:t>
-      </w:r>
-      <w:r>
-        <w:rPr>
-          <w:b/>
-          <w:bCs/>
-        </w:rPr>
-        <w:t>Opt+F8</w:t>
-      </w:r>
-      <w:r>
-        <w:t xml:space="preserve"> (Mac), select </w:t>
-      </w:r>
-      <w:r>
-        <w:rPr>
-          <w:b/>
-          <w:bCs/>
-        </w:rPr>
-        <w:t>ImportInputsAndBuild</w:t>
-      </w:r>
-      <w:r>
-        <w:t>, click Run.</w:t>
-      </w:r>
-    </w:p>
-    <w:p>
-      <w:pPr>
-        <w:pStyle w:val="ListParagraph"/>
-        <w:numPr>
-          <w:ilvl w:val="0"/>
-          <w:numId w:val="3"/>
-        </w:numPr>
-        <w:spacing w:after="80"/>
-      </w:pPr>
-      <w:r>
-        <w:t>In the file dialog, pick the Deal Level Input file you just downloaded.</w:t>
-      </w:r>
-    </w:p>
-    <w:p>
-      <w:pPr>
-        <w:pStyle w:val="ListParagraph"/>
-        <w:numPr>
-          <w:ilvl w:val="0"/>
-          <w:numId w:val="3"/>
-        </w:numPr>
-        <w:spacing w:after="80"/>
-      </w:pPr>
-      <w:r>
-        <w:t>About one second later all 7 analysis tabs are built. The instructions page disappears with the build — that's by design.</w:t>
-      </w:r>
-    </w:p>
-    <w:p>
-      <w:pPr>
-        <w:spacing w:after="120"/>
-        <w:rPr>
-          <w:rFonts w:hint="eastAsia"/>
-        </w:rPr>
-      </w:pPr>
-    </w:p>
-    <w:tbl>
-      <w:tblPr>
-        <w:tblW w:w="9360" w:type="dxa"/>
-        <w:tblBorders>
-          <w:top w:val="single" w:sz="4" w:space="0" w:color="auto"/>
-          <w:left w:val="single" w:sz="4" w:space="0" w:color="auto"/>
-          <w:bottom w:val="single" w:sz="4" w:space="0" w:color="auto"/>
-          <w:right w:val="single" w:sz="4" w:space="0" w:color="auto"/>
-          <w:insideH w:val="single" w:sz="4" w:space="0" w:color="auto"/>
-          <w:insideV w:val="single" w:sz="4" w:space="0" w:color="auto"/>
-        </w:tblBorders>
-        <w:tblCellMar>
-          <w:left w:w="10" w:type="dxa"/>
-          <w:right w:w="10" w:type="dxa"/>
-        </w:tblCellMar>
-        <w:tblLook w:val="04A0" w:firstRow="1" w:lastRow="0" w:firstColumn="1" w:lastColumn="0" w:noHBand="0" w:noVBand="1"/>
-      </w:tblPr>
-      <w:tblGrid>
-        <w:gridCol w:w="9360"/>
-      </w:tblGrid>
-      <w:tr>
-        <w:tblPrEx>
-          <w:tblCellMar>
-            <w:top w:w="0" w:type="dxa"/>
-            <w:bottom w:w="0" w:type="dxa"/>
-          </w:tblCellMar>
-        </w:tblPrEx>
-        <w:tc>
-          <w:tcPr>
-            <w:tcW w:w="9360" w:type="dxa"/>
-            <w:shd w:val="clear" w:color="auto" w:fill="FFF6E5"/>
-            <w:tcMar>
-              <w:top w:w="140" w:type="dxa"/>
-              <w:left w:w="180" w:type="dxa"/>
-              <w:bottom w:w="140" w:type="dxa"/>
-              <w:right w:w="180" w:type="dxa"/>
-            </w:tcMar>
-          </w:tcPr>
-          <w:p>
-            <w:pPr>
-              <w:spacing w:after="60"/>
-            </w:pPr>
-            <w:r>
-              <w:rPr>
-                <w:b/>
-                <w:bCs/>
-                <w:color w:val="0F2340"/>
-              </w:rPr>
-              <w:t>Two things worth knowing</w:t>
-            </w:r>
-          </w:p>
-          <w:p>
-            <w:pPr>
-              <w:spacing w:after="40"/>
-            </w:pPr>
-            <w:r>
-              <w:rPr>
-                <w:sz w:val="20"/>
-                <w:szCs w:val="20"/>
-              </w:rPr>
-              <w:t xml:space="preserve">Picked the wrong file? If you select something that isn't a Deal Level Input workbook (for example the GP's raw file), the macro tells you so in plain words and stops — nothing breaks. Pick the file whose name contains </w:t>
-            </w:r>
-            <w:r>
-              <w:rPr>
-                <w:b/>
-                <w:bCs/>
-              </w:rPr>
-              <w:t>“Gross Deal Level Input”</w:t>
-            </w:r>
-            <w:r>
-              <w:rPr>
-                <w:sz w:val="20"/>
-                <w:szCs w:val="20"/>
-              </w:rPr>
-              <w:t>.</w:t>
-            </w:r>
-          </w:p>
-          <w:p>
-            <w:pPr>
-              <w:spacing w:after="40"/>
-            </w:pPr>
-            <w:r>
-              <w:rPr>
-                <w:sz w:val="20"/>
-                <w:szCs w:val="20"/>
-              </w:rPr>
-              <w:t xml:space="preserve">Save your work under its own name (File → Save As, e.g. </w:t>
-            </w:r>
-            <w:r>
-              <w:rPr>
-                <w:rFonts w:ascii="Courier New" w:eastAsia="Courier New" w:hAnsi="Courier New" w:cs="Courier New"/>
-                <w:sz w:val="19"/>
-                <w:szCs w:val="19"/>
-              </w:rPr>
-              <w:t>GP_2 - Analysis.xlsm</w:t>
-            </w:r>
-            <w:r>
-              <w:rPr>
-                <w:sz w:val="20"/>
-                <w:szCs w:val="20"/>
-              </w:rPr>
-              <w:t>) so the original analyzer stays empty and ready for the next GP.</w:t>
-            </w:r>
-          </w:p>
-        </w:tc>
-      </w:tr>
-    </w:tbl>
-    <w:p>
-      <w:r>
-        <w:br w:type="page"/>
-      </w:r>
-    </w:p>
-    <w:p>
-      <w:pPr>
-        <w:pStyle w:val="Heading2"/>
-        <w:spacing w:before="220" w:after="80"/>
-      </w:pPr>
-      <w:r>
-        <w:lastRenderedPageBreak/>
-        <w:t>What you get — the 7 tabs</w:t>
-      </w:r>
-    </w:p>
-    <w:p>
-      <w:pPr>
-        <w:spacing w:after="120"/>
-      </w:pPr>
-      <w:r>
-        <w:t>The workbook opens on a Table of Contents; every entry is a clickable link with a one-line description of its tab:</w:t>
-      </w:r>
-    </w:p>
-    <w:p>
-      <w:pPr>
         <w:spacing w:before="120" w:after="40"/>
       </w:pPr>
       <w:r>
@@ -1296,10 +841,16 @@
           <w:noProof/>
         </w:rPr>
         <w:drawing>
-          <wp:inline distT="0" distB="0" distL="0" distR="0" wp14:anchorId="55C7B951" wp14:editId="6A1D3E7A">
-            <wp:extent cx="5943600" cy="1323975"/>
+          <wp:inline distT="0" distB="0" distL="0" distR="0" wp14:anchorId="4939070E" wp14:editId="2BD082B9">
+            <wp:extent cx="5943600" cy="4181475"/>
             <wp:effectExtent l="0" t="0" r="0" b="0"/>
-            <wp:docPr id="1805644103" name="Picture 1805644103"/>
+            <wp:docPr id="2010971365" name="Picture 2010971365">
+              <a:extLst xmlns:a="http://schemas.openxmlformats.org/drawingml/2006/main">
+                <a:ext uri="{FF2B5EF4-FFF2-40B4-BE49-F238E27FC236}">
+                  <a16:creationId xmlns:a16="http://schemas.microsoft.com/office/drawing/2014/main" id="{7964C55D-05E6-4870-BE92-B51C21D9C10B}"/>
+                </a:ext>
+              </a:extLst>
+            </wp:docPr>
             <wp:cNvGraphicFramePr>
               <a:graphicFrameLocks xmlns:a="http://schemas.openxmlformats.org/drawingml/2006/main" noChangeAspect="1"/>
             </wp:cNvGraphicFramePr>
@@ -1322,7 +873,7 @@
                   <pic:spPr bwMode="auto">
                     <a:xfrm>
                       <a:off x="0" y="0"/>
-                      <a:ext cx="5943600" cy="1323975"/>
+                      <a:ext cx="5943600" cy="4181475"/>
                     </a:xfrm>
                     <a:prstGeom prst="rect">
                       <a:avLst/>
@@ -1347,25 +898,7 @@
           <w:sz w:val="18"/>
           <w:szCs w:val="18"/>
         </w:rPr>
-        <w:t>Table of Contents — numbered links plus what each tab shows.</w:t>
-      </w:r>
-    </w:p>
-    <w:p>
-      <w:pPr>
-        <w:spacing w:after="120"/>
-      </w:pPr>
-      <w:r>
-        <w:t xml:space="preserve">The </w:t>
-      </w:r>
-      <w:r>
-        <w:rPr>
-          <w:b/>
-          <w:bCs/>
-        </w:rPr>
-        <w:t>Deal List</w:t>
-      </w:r>
-      <w:r>
-        <w:t xml:space="preserve"> holds every deal as plain values plus the full per-deal analytics. The light-blue threshold tables at the top set every bucket boundary — edit a threshold and the whole workbook re-buckets instantly:</w:t>
+        <w:t>Screen 2 — confidence-coded mapping review; fix any miss with a dropdown.</w:t>
       </w:r>
     </w:p>
     <w:p>
@@ -1377,10 +910,16 @@
           <w:noProof/>
         </w:rPr>
         <w:drawing>
-          <wp:inline distT="0" distB="0" distL="0" distR="0" wp14:anchorId="7EF2B74B" wp14:editId="406EA471">
-            <wp:extent cx="5943600" cy="2609850"/>
-            <wp:effectExtent l="0" t="0" r="0" b="0"/>
-            <wp:docPr id="996013035" name="Picture 996013035"/>
+          <wp:inline distT="0" distB="0" distL="0" distR="0" wp14:anchorId="78B12D31" wp14:editId="16A855E6">
+            <wp:extent cx="4899804" cy="3447138"/>
+            <wp:effectExtent l="0" t="0" r="2540" b="0"/>
+            <wp:docPr id="1551617638" name="Picture 1551617638">
+              <a:extLst xmlns:a="http://schemas.openxmlformats.org/drawingml/2006/main">
+                <a:ext uri="{FF2B5EF4-FFF2-40B4-BE49-F238E27FC236}">
+                  <a16:creationId xmlns:a16="http://schemas.microsoft.com/office/drawing/2014/main" id="{B7E7B0D0-F697-48A7-BF0A-54C75AFDE068}"/>
+                </a:ext>
+              </a:extLst>
+            </wp:docPr>
             <wp:cNvGraphicFramePr>
               <a:graphicFrameLocks xmlns:a="http://schemas.openxmlformats.org/drawingml/2006/main" noChangeAspect="1"/>
             </wp:cNvGraphicFramePr>
@@ -1403,7 +942,7 @@
                   <pic:spPr bwMode="auto">
                     <a:xfrm>
                       <a:off x="0" y="0"/>
-                      <a:ext cx="5943600" cy="2609850"/>
+                      <a:ext cx="4933320" cy="3470717"/>
                     </a:xfrm>
                     <a:prstGeom prst="rect">
                       <a:avLst/>
@@ -1428,25 +967,7 @@
           <w:sz w:val="18"/>
           <w:szCs w:val="18"/>
         </w:rPr>
-        <w:t>Deal List — imported deals, per-deal analytics, editable bucket thresholds (blue).</w:t>
-      </w:r>
-    </w:p>
-    <w:p>
-      <w:pPr>
-        <w:spacing w:after="120"/>
-      </w:pPr>
-      <w:r>
-        <w:t xml:space="preserve">The five analysis tabs slice the portfolio with native pivot tables — for example </w:t>
-      </w:r>
-      <w:r>
-        <w:rPr>
-          <w:b/>
-          <w:bCs/>
-        </w:rPr>
-        <w:t>Return &amp; Loss Ratios</w:t>
-      </w:r>
-      <w:r>
-        <w:t>, which pools MOIC, Loss Ratio and Impaired Invested Capital across fifteen cuts:</w:t>
+        <w:t>Screen 3 — summary metrics and the Deal Level Input download.</w:t>
       </w:r>
     </w:p>
     <w:p>
@@ -1457,12 +978,17 @@
         <w:rPr>
           <w:noProof/>
         </w:rPr>
-        <w:lastRenderedPageBreak/>
         <w:drawing>
-          <wp:inline distT="0" distB="0" distL="0" distR="0" wp14:anchorId="6FA767FA" wp14:editId="044CD55D">
-            <wp:extent cx="5943600" cy="4219575"/>
-            <wp:effectExtent l="0" t="0" r="0" b="0"/>
-            <wp:docPr id="1797839095" name="Picture 1797839095"/>
+          <wp:inline distT="0" distB="0" distL="0" distR="0" wp14:anchorId="662493A2" wp14:editId="65CEB66D">
+            <wp:extent cx="4787660" cy="3368242"/>
+            <wp:effectExtent l="0" t="0" r="635" b="0"/>
+            <wp:docPr id="702722762" name="Picture 702722762">
+              <a:extLst xmlns:a="http://schemas.openxmlformats.org/drawingml/2006/main">
+                <a:ext uri="{FF2B5EF4-FFF2-40B4-BE49-F238E27FC236}">
+                  <a16:creationId xmlns:a16="http://schemas.microsoft.com/office/drawing/2014/main" id="{34D94378-798A-479F-A994-A3481ADB97F0}"/>
+                </a:ext>
+              </a:extLst>
+            </wp:docPr>
             <wp:cNvGraphicFramePr>
               <a:graphicFrameLocks xmlns:a="http://schemas.openxmlformats.org/drawingml/2006/main" noChangeAspect="1"/>
             </wp:cNvGraphicFramePr>
@@ -1485,7 +1011,7 @@
                   <pic:spPr bwMode="auto">
                     <a:xfrm>
                       <a:off x="0" y="0"/>
-                      <a:ext cx="5943600" cy="4219575"/>
+                      <a:ext cx="4811580" cy="3385070"/>
                     </a:xfrm>
                     <a:prstGeom prst="rect">
                       <a:avLst/>
@@ -1510,34 +1036,60 @@
           <w:sz w:val="18"/>
           <w:szCs w:val="18"/>
         </w:rPr>
-        <w:t>Return &amp; Loss Ratios — one of fifteen cuts, each with its own chart.</w:t>
+        <w:t>The same steps are shown in the app after every download.</w:t>
       </w:r>
     </w:p>
     <w:p>
       <w:pPr>
         <w:pStyle w:val="Heading2"/>
+        <w:spacing w:before="220" w:after="80"/>
+      </w:pPr>
+    </w:p>
+    <w:p>
+      <w:pPr>
+        <w:pStyle w:val="Heading2"/>
+        <w:spacing w:before="220" w:after="80"/>
+      </w:pPr>
+      <w:r>
+        <w:t>Step 3 — Download the Deal Level Input</w:t>
+      </w:r>
+    </w:p>
+    <w:p>
+      <w:pPr>
         <w:spacing w:after="120"/>
       </w:pPr>
       <w:r>
-        <w:t xml:space="preserve">Loss Ratio vs Impaired Invested Capital</w:t>
-      </w:r>
-    </w:p>
-    <w:p>
-      <w:pPr>
-        <w:spacing w:after="120"/>
-      </w:pPr>
-      <w:r>
-        <w:t xml:space="preserve">Both loss metrics appear side by side on every pivot. They share one test — a deal is </w:t>
+        <w:t xml:space="preserve">The app builds the standardized hand-off file and shows the headline numbers. Click </w:t>
       </w:r>
       <w:r>
         <w:rPr>
           <w:b/>
           <w:bCs/>
         </w:rPr>
-        <w:t xml:space="preserve">in loss position</w:t>
-      </w:r>
-      <w:r>
-        <w:t xml:space="preserve"> when its Gross MOIC is below 1.0x — but they count different things:</w:t>
+        <w:t>⬇ Download Deal Level Input</w:t>
+      </w:r>
+      <w:r>
+        <w:t xml:space="preserve"> — you get </w:t>
+      </w:r>
+      <w:r>
+        <w:rPr>
+          <w:rFonts w:ascii="Courier New" w:eastAsia="Courier New" w:hAnsi="Courier New" w:cs="Courier New"/>
+          <w:sz w:val="19"/>
+          <w:szCs w:val="19"/>
+        </w:rPr>
+        <w:t>[date - GP] - Gross Deal Level Input.xlsx</w:t>
+      </w:r>
+      <w:r>
+        <w:t xml:space="preserve"> (a backup copy is also saved to the app's outputs folder). If anything looks off, click ← Back, fix the mapping, and download again — it takes seconds.</w:t>
+      </w:r>
+    </w:p>
+    <w:p>
+      <w:pPr>
+        <w:pStyle w:val="Heading2"/>
+        <w:spacing w:before="220" w:after="80"/>
+      </w:pPr>
+      <w:r>
+        <w:t>Step 4 — Build the analysis in Excel (one macro)</w:t>
       </w:r>
     </w:p>
     <w:p>
@@ -1545,19 +1097,41 @@
         <w:pStyle w:val="ListParagraph"/>
         <w:numPr>
           <w:ilvl w:val="0"/>
-          <w:numId w:val="2"/>
+          <w:numId w:val="1"/>
         </w:numPr>
-        <w:spacing w:after="60"/>
-      </w:pPr>
+        <w:spacing w:after="80"/>
+      </w:pPr>
+      <w:r>
+        <w:t xml:space="preserve">Open </w:t>
+      </w:r>
+      <w:proofErr w:type="spellStart"/>
       <w:r>
         <w:rPr>
           <w:b/>
           <w:bCs/>
         </w:rPr>
-        <w:t xml:space="preserve">Impaired Invested Capital</w:t>
-      </w:r>
-      <w:r>
-        <w:t xml:space="preserve"> = invested capital of the below-1.0x deals ÷ total invested capital.  Breadth: how much capital is in trouble — the full cost of every underwater deal counts, however shallow the mark.</w:t>
+        <w:t>vba</w:t>
+      </w:r>
+      <w:proofErr w:type="spellEnd"/>
+      <w:r>
+        <w:rPr>
+          <w:b/>
+          <w:bCs/>
+        </w:rPr>
+        <w:t>/TR-Analyzer.xlsm</w:t>
+      </w:r>
+      <w:r>
+        <w:t xml:space="preserve"> from the tool folder. When Excel asks, click </w:t>
+      </w:r>
+      <w:r>
+        <w:rPr>
+          <w:b/>
+          <w:bCs/>
+        </w:rPr>
+        <w:t>Enable Macros</w:t>
+      </w:r>
+      <w:r>
+        <w:t>.</w:t>
       </w:r>
     </w:p>
     <w:p>
@@ -1565,35 +1139,44 @@
         <w:pStyle w:val="ListParagraph"/>
         <w:numPr>
           <w:ilvl w:val="0"/>
-          <w:numId w:val="2"/>
+          <w:numId w:val="1"/>
         </w:numPr>
-        <w:spacing w:after="60"/>
-      </w:pPr>
+        <w:spacing w:after="80"/>
+      </w:pPr>
+      <w:r>
+        <w:t xml:space="preserve">Press </w:t>
+      </w:r>
       <w:r>
         <w:rPr>
           <w:b/>
           <w:bCs/>
         </w:rPr>
-        <w:t xml:space="preserve">Loss Ratio</w:t>
-      </w:r>
-      <w:r>
-        <w:t xml:space="preserve"> = (invested capital − current total value) of those deals ÷ total invested capital.  Depth: how much capital is actually lost at current marks — only the shortfall counts.</w:t>
-      </w:r>
-    </w:p>
-    <w:p>
-      <w:pPr>
-        <w:spacing w:after="120"/>
-      </w:pPr>
-      <w:r>
-        <w:t xml:space="preserve">A quick example — two deals of 100 each: one marked at 98 (0.98x), one written off to 0.  Impaired Invested Capital = 200 / 200 = 100%.  Loss Ratio = (2 + 100) / 200 = 51%.</w:t>
-      </w:r>
-    </w:p>
-    <w:p>
-      <w:pPr>
-        <w:spacing w:after="120"/>
-      </w:pPr>
-      <w:r>
-        <w:t xml:space="preserve">Read them together. Loss Ratio can never exceed Impaired Invested Capital. When the two are close, the losing deals went to (near) zero — failures are write-offs. When Loss Ratio sits far below, most underwater capital is only slightly under cost — often younger deals that may still recover. Dividing one by the other gives the average depth of loss among the losing deals. And with the Status filter set to Realized, both become cash-only — the GP's own marks stripped out.</w:t>
+        <w:t>Alt+F8</w:t>
+      </w:r>
+      <w:r>
+        <w:t xml:space="preserve"> (Windows) / </w:t>
+      </w:r>
+      <w:r>
+        <w:rPr>
+          <w:b/>
+          <w:bCs/>
+        </w:rPr>
+        <w:t>Opt+F8</w:t>
+      </w:r>
+      <w:r>
+        <w:t xml:space="preserve"> (Mac), select </w:t>
+      </w:r>
+      <w:proofErr w:type="spellStart"/>
+      <w:r>
+        <w:rPr>
+          <w:b/>
+          <w:bCs/>
+        </w:rPr>
+        <w:t>ImportInputsAndBuild</w:t>
+      </w:r>
+      <w:proofErr w:type="spellEnd"/>
+      <w:r>
+        <w:t>, click Run.</w:t>
       </w:r>
     </w:p>
     <w:p>
@@ -1601,16 +1184,12 @@
         <w:pStyle w:val="ListParagraph"/>
         <w:numPr>
           <w:ilvl w:val="0"/>
-          <w:numId w:val="2"/>
+          <w:numId w:val="1"/>
         </w:numPr>
-        <w:spacing w:after="60"/>
-      </w:pPr>
-      <w:r>
-        <w:rPr>
-          <w:b/>
-          <w:bCs/>
-        </w:rPr>
-        <w:t>Blue = type here.  White = calculated.  Grey = key result.</w:t>
+        <w:spacing w:after="80"/>
+      </w:pPr>
+      <w:r>
+        <w:t>In the file dialog, pick the Deal Level Input file you just downloaded.</w:t>
       </w:r>
     </w:p>
     <w:p>
@@ -1618,75 +1197,140 @@
         <w:pStyle w:val="ListParagraph"/>
         <w:numPr>
           <w:ilvl w:val="0"/>
-          <w:numId w:val="2"/>
+          <w:numId w:val="1"/>
         </w:numPr>
-        <w:spacing w:after="60"/>
-      </w:pPr>
-      <w:r>
-        <w:t xml:space="preserve">Every pivot carries </w:t>
-      </w:r>
-      <w:r>
-        <w:rPr>
-          <w:b/>
-          <w:bCs/>
-        </w:rPr>
-        <w:t>Fund / Status / Hold-Period filters</w:t>
-      </w:r>
-      <w:r>
-        <w:t>. Setting Status = Realized is the acid test — the track record in cash terms, the GP's own marks stripped out.</w:t>
-      </w:r>
-    </w:p>
-    <w:p>
-      <w:pPr>
-        <w:pStyle w:val="ListParagraph"/>
-        <w:numPr>
-          <w:ilvl w:val="0"/>
-          <w:numId w:val="2"/>
-        </w:numPr>
-        <w:spacing w:after="60"/>
-      </w:pPr>
-      <w:r>
-        <w:t>Charts never change — they are fixed snapshots of the full portfolio (blank / n/a categories are left off). The pivots are for exploring.</w:t>
-      </w:r>
-    </w:p>
-    <w:p>
-      <w:pPr>
-        <w:pStyle w:val="ListParagraph"/>
-        <w:numPr>
-          <w:ilvl w:val="0"/>
-          <w:numId w:val="2"/>
-        </w:numPr>
-        <w:spacing w:after="60"/>
-      </w:pPr>
-      <w:r>
-        <w:t>Deals missing a label are hidden from that pivot and its totals; nothing is deleted — un-hide via the filter dropdown.</w:t>
-      </w:r>
-    </w:p>
-    <w:p>
-      <w:pPr>
-        <w:pStyle w:val="Heading1"/>
-        <w:spacing w:before="320" w:after="120"/>
-      </w:pPr>
-      <w:r>
-        <w:t>6.  Publishing to the deal database (optional, after verification)</w:t>
+        <w:spacing w:after="80"/>
+      </w:pPr>
+      <w:r>
+        <w:t>About one second later all 7 analysis tabs are built. The instructions page disappears with the build — that's by design.</w:t>
       </w:r>
     </w:p>
     <w:p>
       <w:pPr>
         <w:spacing w:after="120"/>
       </w:pPr>
-      <w:r>
-        <w:t xml:space="preserve">Verified deals feed the team's cross-GP database — the pool behind the Power BI dashboard. This is deliberately a separate, manual step: nothing enters the database until a person has checked the numbers. First correct and verify the Deal Level Input in Excel; then switch the app's sidebar to </w:t>
-      </w:r>
-      <w:r>
-        <w:rPr>
-          <w:b/>
-          <w:bCs/>
-        </w:rPr>
-        <w:t>Publish to database</w:t>
-      </w:r>
-      <w:r>
-        <w:t xml:space="preserve"> and upload that file.</w:t>
+    </w:p>
+    <w:tbl>
+      <w:tblPr>
+        <w:tblW w:w="9360" w:type="dxa"/>
+        <w:tblBorders>
+          <w:top w:val="single" w:sz="4" w:space="0" w:color="auto"/>
+          <w:left w:val="single" w:sz="4" w:space="0" w:color="auto"/>
+          <w:bottom w:val="single" w:sz="4" w:space="0" w:color="auto"/>
+          <w:right w:val="single" w:sz="4" w:space="0" w:color="auto"/>
+          <w:insideH w:val="single" w:sz="4" w:space="0" w:color="auto"/>
+          <w:insideV w:val="single" w:sz="4" w:space="0" w:color="auto"/>
+        </w:tblBorders>
+        <w:tblCellMar>
+          <w:left w:w="10" w:type="dxa"/>
+          <w:right w:w="10" w:type="dxa"/>
+        </w:tblCellMar>
+        <w:tblLook w:val="04A0" w:firstRow="1" w:lastRow="0" w:firstColumn="1" w:lastColumn="0" w:noHBand="0" w:noVBand="1"/>
+      </w:tblPr>
+      <w:tblGrid>
+        <w:gridCol w:w="9360"/>
+      </w:tblGrid>
+      <w:tr>
+        <w:tc>
+          <w:tcPr>
+            <w:tcW w:w="9360" w:type="dxa"/>
+            <w:shd w:val="clear" w:color="auto" w:fill="FFF6E5"/>
+            <w:tcMar>
+              <w:top w:w="140" w:type="dxa"/>
+              <w:left w:w="180" w:type="dxa"/>
+              <w:bottom w:w="140" w:type="dxa"/>
+              <w:right w:w="180" w:type="dxa"/>
+            </w:tcMar>
+          </w:tcPr>
+          <w:p>
+            <w:pPr>
+              <w:spacing w:after="60"/>
+            </w:pPr>
+            <w:r>
+              <w:rPr>
+                <w:b/>
+                <w:bCs/>
+                <w:color w:val="0F2340"/>
+              </w:rPr>
+              <w:t>Two things worth knowing</w:t>
+            </w:r>
+          </w:p>
+          <w:p>
+            <w:pPr>
+              <w:spacing w:after="40"/>
+            </w:pPr>
+            <w:r>
+              <w:rPr>
+                <w:sz w:val="20"/>
+                <w:szCs w:val="20"/>
+              </w:rPr>
+              <w:t xml:space="preserve">Picked the wrong file? If you select something that isn't a Deal Level Input workbook (for example the GP's raw file), the macro tells you so in plain words and stops — nothing breaks. Pick the file whose name contains </w:t>
+            </w:r>
+            <w:r>
+              <w:rPr>
+                <w:b/>
+                <w:bCs/>
+              </w:rPr>
+              <w:t>“Gross Deal Level Input”</w:t>
+            </w:r>
+            <w:r>
+              <w:rPr>
+                <w:sz w:val="20"/>
+                <w:szCs w:val="20"/>
+              </w:rPr>
+              <w:t>.</w:t>
+            </w:r>
+          </w:p>
+          <w:p>
+            <w:pPr>
+              <w:spacing w:after="40"/>
+            </w:pPr>
+            <w:r>
+              <w:rPr>
+                <w:sz w:val="20"/>
+                <w:szCs w:val="20"/>
+              </w:rPr>
+              <w:t xml:space="preserve">Save your work under its own name (File → Save As, e.g. </w:t>
+            </w:r>
+            <w:r>
+              <w:rPr>
+                <w:rFonts w:ascii="Courier New" w:eastAsia="Courier New" w:hAnsi="Courier New" w:cs="Courier New"/>
+                <w:sz w:val="19"/>
+                <w:szCs w:val="19"/>
+              </w:rPr>
+              <w:t>GP_2 - Analysis.xlsm</w:t>
+            </w:r>
+            <w:r>
+              <w:rPr>
+                <w:sz w:val="20"/>
+                <w:szCs w:val="20"/>
+              </w:rPr>
+              <w:t>) so the original analyzer stays empty and ready for the next GP.</w:t>
+            </w:r>
+          </w:p>
+        </w:tc>
+      </w:tr>
+    </w:tbl>
+    <w:p>
+      <w:r>
+        <w:br w:type="page"/>
+      </w:r>
+    </w:p>
+    <w:p>
+      <w:pPr>
+        <w:pStyle w:val="Heading2"/>
+        <w:spacing w:before="220" w:after="80"/>
+      </w:pPr>
+      <w:r>
+        <w:t>What you get — the 7 tabs</w:t>
+      </w:r>
+    </w:p>
+    <w:p>
+      <w:pPr>
+        <w:spacing w:after="120"/>
+      </w:pPr>
+      <w:r>
+        <w:t>The workbook opens on a Table of Contents; every entry is a clickable link with a one-line description of its tab:</w:t>
       </w:r>
     </w:p>
     <w:p>
@@ -1697,12 +1341,17 @@
         <w:rPr>
           <w:noProof/>
         </w:rPr>
-        <w:lastRenderedPageBreak/>
         <w:drawing>
-          <wp:inline distT="0" distB="0" distL="0" distR="0" wp14:anchorId="12A207B6" wp14:editId="6D0E8A0F">
-            <wp:extent cx="5943600" cy="4181475"/>
+          <wp:inline distT="0" distB="0" distL="0" distR="0" wp14:anchorId="55C7B951" wp14:editId="6A1D3E7A">
+            <wp:extent cx="5943600" cy="1323975"/>
             <wp:effectExtent l="0" t="0" r="0" b="0"/>
-            <wp:docPr id="1512015522" name="Picture 1512015522"/>
+            <wp:docPr id="1805644103" name="Picture 1805644103">
+              <a:extLst xmlns:a="http://schemas.openxmlformats.org/drawingml/2006/main">
+                <a:ext uri="{FF2B5EF4-FFF2-40B4-BE49-F238E27FC236}">
+                  <a16:creationId xmlns:a16="http://schemas.microsoft.com/office/drawing/2014/main" id="{DA677DDB-F421-4DE8-A323-0754C6A932F8}"/>
+                </a:ext>
+              </a:extLst>
+            </wp:docPr>
             <wp:cNvGraphicFramePr>
               <a:graphicFrameLocks xmlns:a="http://schemas.openxmlformats.org/drawingml/2006/main" noChangeAspect="1"/>
             </wp:cNvGraphicFramePr>
@@ -1725,6 +1374,342 @@
                   <pic:spPr bwMode="auto">
                     <a:xfrm>
                       <a:off x="0" y="0"/>
+                      <a:ext cx="5943600" cy="1323975"/>
+                    </a:xfrm>
+                    <a:prstGeom prst="rect">
+                      <a:avLst/>
+                    </a:prstGeom>
+                  </pic:spPr>
+                </pic:pic>
+              </a:graphicData>
+            </a:graphic>
+          </wp:inline>
+        </w:drawing>
+      </w:r>
+    </w:p>
+    <w:p>
+      <w:pPr>
+        <w:spacing w:after="160"/>
+      </w:pPr>
+      <w:r>
+        <w:rPr>
+          <w:i/>
+          <w:iCs/>
+          <w:color w:val="666666"/>
+          <w:sz w:val="18"/>
+          <w:szCs w:val="18"/>
+        </w:rPr>
+        <w:t>Table of Contents — numbered links plus what each tab shows.</w:t>
+      </w:r>
+    </w:p>
+    <w:p>
+      <w:pPr>
+        <w:spacing w:after="120"/>
+      </w:pPr>
+      <w:r>
+        <w:t xml:space="preserve">The </w:t>
+      </w:r>
+      <w:r>
+        <w:rPr>
+          <w:b/>
+          <w:bCs/>
+        </w:rPr>
+        <w:t>Deal List</w:t>
+      </w:r>
+      <w:r>
+        <w:t xml:space="preserve"> holds every deal as plain values plus the full per-deal analytics. The light-blue threshold tables at the top set every bucket boundary — edit a threshold and the whole workbook re-buckets instantly:</w:t>
+      </w:r>
+    </w:p>
+    <w:p>
+      <w:pPr>
+        <w:spacing w:before="120" w:after="40"/>
+      </w:pPr>
+      <w:r>
+        <w:rPr>
+          <w:noProof/>
+        </w:rPr>
+        <w:drawing>
+          <wp:inline distT="0" distB="0" distL="0" distR="0" wp14:anchorId="7EF2B74B" wp14:editId="406EA471">
+            <wp:extent cx="5943600" cy="2609850"/>
+            <wp:effectExtent l="0" t="0" r="0" b="0"/>
+            <wp:docPr id="996013035" name="Picture 996013035">
+              <a:extLst xmlns:a="http://schemas.openxmlformats.org/drawingml/2006/main">
+                <a:ext uri="{FF2B5EF4-FFF2-40B4-BE49-F238E27FC236}">
+                  <a16:creationId xmlns:a16="http://schemas.microsoft.com/office/drawing/2014/main" id="{A080D506-8958-428C-A4B1-F2CBF83D51A8}"/>
+                </a:ext>
+              </a:extLst>
+            </wp:docPr>
+            <wp:cNvGraphicFramePr>
+              <a:graphicFrameLocks xmlns:a="http://schemas.openxmlformats.org/drawingml/2006/main" noChangeAspect="1"/>
+            </wp:cNvGraphicFramePr>
+            <a:graphic xmlns:a="http://schemas.openxmlformats.org/drawingml/2006/main">
+              <a:graphicData uri="http://schemas.openxmlformats.org/drawingml/2006/picture">
+                <pic:pic xmlns:pic="http://schemas.openxmlformats.org/drawingml/2006/picture">
+                  <pic:nvPicPr>
+                    <pic:cNvPr id="0" name=""/>
+                    <pic:cNvPicPr>
+                      <a:picLocks noChangeAspect="1" noChangeArrowheads="1"/>
+                    </pic:cNvPicPr>
+                  </pic:nvPicPr>
+                  <pic:blipFill>
+                    <a:blip r:embed="rId14"/>
+                    <a:srcRect/>
+                    <a:stretch>
+                      <a:fillRect/>
+                    </a:stretch>
+                  </pic:blipFill>
+                  <pic:spPr bwMode="auto">
+                    <a:xfrm>
+                      <a:off x="0" y="0"/>
+                      <a:ext cx="5943600" cy="2609850"/>
+                    </a:xfrm>
+                    <a:prstGeom prst="rect">
+                      <a:avLst/>
+                    </a:prstGeom>
+                  </pic:spPr>
+                </pic:pic>
+              </a:graphicData>
+            </a:graphic>
+          </wp:inline>
+        </w:drawing>
+      </w:r>
+    </w:p>
+    <w:p>
+      <w:pPr>
+        <w:spacing w:after="160"/>
+      </w:pPr>
+      <w:r>
+        <w:rPr>
+          <w:i/>
+          <w:iCs/>
+          <w:color w:val="666666"/>
+          <w:sz w:val="18"/>
+          <w:szCs w:val="18"/>
+        </w:rPr>
+        <w:t>Deal List — imported deals, per-deal analytics, editable bucket thresholds (blue).</w:t>
+      </w:r>
+    </w:p>
+    <w:p>
+      <w:pPr>
+        <w:spacing w:after="120"/>
+      </w:pPr>
+      <w:r>
+        <w:t xml:space="preserve">The five analysis tabs slice the portfolio with native pivot tables — for example </w:t>
+      </w:r>
+      <w:r>
+        <w:rPr>
+          <w:b/>
+          <w:bCs/>
+        </w:rPr>
+        <w:t>Return &amp; Loss Ratios</w:t>
+      </w:r>
+      <w:r>
+        <w:t>, which pools MOIC and loss ratio across fifteen cuts:</w:t>
+      </w:r>
+    </w:p>
+    <w:p>
+      <w:pPr>
+        <w:spacing w:before="120" w:after="40"/>
+      </w:pPr>
+      <w:r>
+        <w:rPr>
+          <w:noProof/>
+        </w:rPr>
+        <w:drawing>
+          <wp:inline distT="0" distB="0" distL="0" distR="0" wp14:anchorId="6FA767FA" wp14:editId="044CD55D">
+            <wp:extent cx="5943600" cy="4219575"/>
+            <wp:effectExtent l="0" t="0" r="0" b="0"/>
+            <wp:docPr id="1797839095" name="Picture 1797839095">
+              <a:extLst xmlns:a="http://schemas.openxmlformats.org/drawingml/2006/main">
+                <a:ext uri="{FF2B5EF4-FFF2-40B4-BE49-F238E27FC236}">
+                  <a16:creationId xmlns:a16="http://schemas.microsoft.com/office/drawing/2014/main" id="{563BDF27-F00A-4DB8-8DE9-A51211C51238}"/>
+                </a:ext>
+              </a:extLst>
+            </wp:docPr>
+            <wp:cNvGraphicFramePr>
+              <a:graphicFrameLocks xmlns:a="http://schemas.openxmlformats.org/drawingml/2006/main" noChangeAspect="1"/>
+            </wp:cNvGraphicFramePr>
+            <a:graphic xmlns:a="http://schemas.openxmlformats.org/drawingml/2006/main">
+              <a:graphicData uri="http://schemas.openxmlformats.org/drawingml/2006/picture">
+                <pic:pic xmlns:pic="http://schemas.openxmlformats.org/drawingml/2006/picture">
+                  <pic:nvPicPr>
+                    <pic:cNvPr id="0" name=""/>
+                    <pic:cNvPicPr>
+                      <a:picLocks noChangeAspect="1" noChangeArrowheads="1"/>
+                    </pic:cNvPicPr>
+                  </pic:nvPicPr>
+                  <pic:blipFill>
+                    <a:blip r:embed="rId15"/>
+                    <a:srcRect/>
+                    <a:stretch>
+                      <a:fillRect/>
+                    </a:stretch>
+                  </pic:blipFill>
+                  <pic:spPr bwMode="auto">
+                    <a:xfrm>
+                      <a:off x="0" y="0"/>
+                      <a:ext cx="5943600" cy="4219575"/>
+                    </a:xfrm>
+                    <a:prstGeom prst="rect">
+                      <a:avLst/>
+                    </a:prstGeom>
+                  </pic:spPr>
+                </pic:pic>
+              </a:graphicData>
+            </a:graphic>
+          </wp:inline>
+        </w:drawing>
+      </w:r>
+    </w:p>
+    <w:p>
+      <w:pPr>
+        <w:spacing w:after="160"/>
+      </w:pPr>
+      <w:r>
+        <w:rPr>
+          <w:i/>
+          <w:iCs/>
+          <w:color w:val="666666"/>
+          <w:sz w:val="18"/>
+          <w:szCs w:val="18"/>
+        </w:rPr>
+        <w:t>Return &amp; Loss Ratios — one of fifteen cuts, each with its own chart.</w:t>
+      </w:r>
+    </w:p>
+    <w:p>
+      <w:pPr>
+        <w:pStyle w:val="ListParagraph"/>
+        <w:numPr>
+          <w:ilvl w:val="0"/>
+          <w:numId w:val="2"/>
+        </w:numPr>
+        <w:spacing w:after="60"/>
+      </w:pPr>
+      <w:r>
+        <w:rPr>
+          <w:b/>
+          <w:bCs/>
+        </w:rPr>
+        <w:t>Blue = type here.  White = calculated.  Grey = key result.</w:t>
+      </w:r>
+    </w:p>
+    <w:p>
+      <w:pPr>
+        <w:pStyle w:val="ListParagraph"/>
+        <w:numPr>
+          <w:ilvl w:val="0"/>
+          <w:numId w:val="2"/>
+        </w:numPr>
+        <w:spacing w:after="60"/>
+      </w:pPr>
+      <w:r>
+        <w:t xml:space="preserve">Every pivot carries </w:t>
+      </w:r>
+      <w:r>
+        <w:rPr>
+          <w:b/>
+          <w:bCs/>
+        </w:rPr>
+        <w:t>Fund / Status / Hold-Period filters</w:t>
+      </w:r>
+      <w:r>
+        <w:t>. Setting Status = Realized is the acid test — the track record in cash terms, the GP's own marks stripped out.</w:t>
+      </w:r>
+    </w:p>
+    <w:p>
+      <w:pPr>
+        <w:pStyle w:val="ListParagraph"/>
+        <w:numPr>
+          <w:ilvl w:val="0"/>
+          <w:numId w:val="2"/>
+        </w:numPr>
+        <w:spacing w:after="60"/>
+      </w:pPr>
+      <w:r>
+        <w:t>Charts never change — they are fixed snapshots of the full portfolio (blank / n/a categories are left off). The pivots are for exploring.</w:t>
+      </w:r>
+    </w:p>
+    <w:p>
+      <w:pPr>
+        <w:pStyle w:val="ListParagraph"/>
+        <w:numPr>
+          <w:ilvl w:val="0"/>
+          <w:numId w:val="2"/>
+        </w:numPr>
+        <w:spacing w:after="60"/>
+      </w:pPr>
+      <w:r>
+        <w:t>Deals missing a label are hidden from that pivot and its totals; nothing is deleted — un-hide via the filter dropdown.</w:t>
+      </w:r>
+    </w:p>
+    <w:p>
+      <w:pPr>
+        <w:pStyle w:val="Heading1"/>
+        <w:spacing w:before="320" w:after="120"/>
+      </w:pPr>
+      <w:r>
+        <w:t>6.  Publishing to the deal database (optional, after verification)</w:t>
+      </w:r>
+    </w:p>
+    <w:p>
+      <w:pPr>
+        <w:spacing w:after="120"/>
+      </w:pPr>
+      <w:r>
+        <w:t xml:space="preserve">Verified deals feed the team's cross-GP database — the pool behind the Power BI dashboard. This is deliberately a separate, manual step: nothing enters the database until a person has checked the numbers. First correct and verify the Deal Level Input in Excel; then switch the app's sidebar to </w:t>
+      </w:r>
+      <w:r>
+        <w:rPr>
+          <w:b/>
+          <w:bCs/>
+        </w:rPr>
+        <w:t>Publish to database</w:t>
+      </w:r>
+      <w:r>
+        <w:t xml:space="preserve"> and upload that file.</w:t>
+      </w:r>
+    </w:p>
+    <w:p>
+      <w:pPr>
+        <w:spacing w:before="120" w:after="40"/>
+      </w:pPr>
+      <w:r>
+        <w:rPr>
+          <w:noProof/>
+        </w:rPr>
+        <w:drawing>
+          <wp:inline distT="0" distB="0" distL="0" distR="0" wp14:anchorId="12A207B6" wp14:editId="6D0E8A0F">
+            <wp:extent cx="5943600" cy="4181475"/>
+            <wp:effectExtent l="0" t="0" r="0" b="0"/>
+            <wp:docPr id="1512015522" name="Picture 1512015522">
+              <a:extLst xmlns:a="http://schemas.openxmlformats.org/drawingml/2006/main">
+                <a:ext uri="{FF2B5EF4-FFF2-40B4-BE49-F238E27FC236}">
+                  <a16:creationId xmlns:a16="http://schemas.microsoft.com/office/drawing/2014/main" id="{81291670-D284-4F73-8D33-F9D1393763B8}"/>
+                </a:ext>
+              </a:extLst>
+            </wp:docPr>
+            <wp:cNvGraphicFramePr>
+              <a:graphicFrameLocks xmlns:a="http://schemas.openxmlformats.org/drawingml/2006/main" noChangeAspect="1"/>
+            </wp:cNvGraphicFramePr>
+            <a:graphic xmlns:a="http://schemas.openxmlformats.org/drawingml/2006/main">
+              <a:graphicData uri="http://schemas.openxmlformats.org/drawingml/2006/picture">
+                <pic:pic xmlns:pic="http://schemas.openxmlformats.org/drawingml/2006/picture">
+                  <pic:nvPicPr>
+                    <pic:cNvPr id="0" name=""/>
+                    <pic:cNvPicPr>
+                      <a:picLocks noChangeAspect="1" noChangeArrowheads="1"/>
+                    </pic:cNvPicPr>
+                  </pic:nvPicPr>
+                  <pic:blipFill>
+                    <a:blip r:embed="rId16"/>
+                    <a:srcRect/>
+                    <a:stretch>
+                      <a:fillRect/>
+                    </a:stretch>
+                  </pic:blipFill>
+                  <pic:spPr bwMode="auto">
+                    <a:xfrm>
+                      <a:off x="0" y="0"/>
                       <a:ext cx="5943600" cy="4181475"/>
                     </a:xfrm>
                     <a:prstGeom prst="rect">
@@ -1758,7 +1743,7 @@
         <w:spacing w:after="120"/>
       </w:pPr>
       <w:r>
-        <w:t xml:space="preserve">On Publish, one Excel snapshot in the team's uploader-sheet format is written per GP per as-of date. Re-publishing the same GP and date </w:t>
+        <w:t xml:space="preserve">On Publish, one CSV snapshot is written per GP per as-of date. Re-publishing the same GP and date </w:t>
       </w:r>
       <w:r>
         <w:rPr>
@@ -1802,12 +1787,6 @@
         <w:gridCol w:w="6060"/>
       </w:tblGrid>
       <w:tr>
-        <w:tblPrEx>
-          <w:tblCellMar>
-            <w:top w:w="0" w:type="dxa"/>
-            <w:bottom w:w="0" w:type="dxa"/>
-          </w:tblCellMar>
-        </w:tblPrEx>
         <w:trPr>
           <w:tblHeader/>
         </w:trPr>
@@ -1861,12 +1840,6 @@
         </w:tc>
       </w:tr>
       <w:tr>
-        <w:tblPrEx>
-          <w:tblCellMar>
-            <w:top w:w="0" w:type="dxa"/>
-            <w:bottom w:w="0" w:type="dxa"/>
-          </w:tblCellMar>
-        </w:tblPrEx>
         <w:tc>
           <w:tcPr>
             <w:tcW w:w="3300" w:type="dxa"/>
@@ -1909,12 +1882,6 @@
         </w:tc>
       </w:tr>
       <w:tr>
-        <w:tblPrEx>
-          <w:tblCellMar>
-            <w:top w:w="0" w:type="dxa"/>
-            <w:bottom w:w="0" w:type="dxa"/>
-          </w:tblCellMar>
-        </w:tblPrEx>
         <w:tc>
           <w:tcPr>
             <w:tcW w:w="3300" w:type="dxa"/>
@@ -1957,12 +1924,6 @@
         </w:tc>
       </w:tr>
       <w:tr>
-        <w:tblPrEx>
-          <w:tblCellMar>
-            <w:top w:w="0" w:type="dxa"/>
-            <w:bottom w:w="0" w:type="dxa"/>
-          </w:tblCellMar>
-        </w:tblPrEx>
         <w:tc>
           <w:tcPr>
             <w:tcW w:w="3300" w:type="dxa"/>
@@ -2005,12 +1966,6 @@
         </w:tc>
       </w:tr>
       <w:tr>
-        <w:tblPrEx>
-          <w:tblCellMar>
-            <w:top w:w="0" w:type="dxa"/>
-            <w:bottom w:w="0" w:type="dxa"/>
-          </w:tblCellMar>
-        </w:tblPrEx>
         <w:tc>
           <w:tcPr>
             <w:tcW w:w="3300" w:type="dxa"/>
@@ -2053,12 +2008,6 @@
         </w:tc>
       </w:tr>
       <w:tr>
-        <w:tblPrEx>
-          <w:tblCellMar>
-            <w:top w:w="0" w:type="dxa"/>
-            <w:bottom w:w="0" w:type="dxa"/>
-          </w:tblCellMar>
-        </w:tblPrEx>
         <w:tc>
           <w:tcPr>
             <w:tcW w:w="3300" w:type="dxa"/>
@@ -2101,12 +2050,6 @@
         </w:tc>
       </w:tr>
       <w:tr>
-        <w:tblPrEx>
-          <w:tblCellMar>
-            <w:top w:w="0" w:type="dxa"/>
-            <w:bottom w:w="0" w:type="dxa"/>
-          </w:tblCellMar>
-        </w:tblPrEx>
         <w:tc>
           <w:tcPr>
             <w:tcW w:w="3300" w:type="dxa"/>
@@ -2123,7 +2066,6 @@
                 <w:sz w:val="20"/>
                 <w:szCs w:val="20"/>
               </w:rPr>
-              <w:lastRenderedPageBreak/>
               <w:t>The app says the mapping missed a field</w:t>
             </w:r>
           </w:p>
@@ -2144,7 +2086,23 @@
                 <w:sz w:val="20"/>
                 <w:szCs w:val="20"/>
               </w:rPr>
-              <w:t xml:space="preserve">That's normal for optional fields the GP doesn't report — they stay blank. Only fix mappings for data that is actually in the file.</w:t>
+              <w:t xml:space="preserve">That's normal for optional fields the GP doesn't report — they stay blank. Only fix mappings for data that is </w:t>
+            </w:r>
+            <w:proofErr w:type="gramStart"/>
+            <w:r>
+              <w:rPr>
+                <w:sz w:val="20"/>
+                <w:szCs w:val="20"/>
+              </w:rPr>
+              <w:t>actually in</w:t>
+            </w:r>
+            <w:proofErr w:type="gramEnd"/>
+            <w:r>
+              <w:rPr>
+                <w:sz w:val="20"/>
+                <w:szCs w:val="20"/>
+              </w:rPr>
+              <w:t xml:space="preserve"> the file.</w:t>
             </w:r>
           </w:p>
         </w:tc>
@@ -2161,7 +2119,6 @@
         <w:spacing w:before="320" w:after="120"/>
       </w:pPr>
       <w:r>
-        <w:lastRenderedPageBreak/>
         <w:t>8.  Quick reference</w:t>
       </w:r>
     </w:p>
@@ -2186,12 +2143,6 @@
         <w:gridCol w:w="9360"/>
       </w:tblGrid>
       <w:tr>
-        <w:tblPrEx>
-          <w:tblCellMar>
-            <w:top w:w="0" w:type="dxa"/>
-            <w:bottom w:w="0" w:type="dxa"/>
-          </w:tblCellMar>
-        </w:tblPrEx>
         <w:tc>
           <w:tcPr>
             <w:tcW w:w="9360" w:type="dxa"/>
@@ -2222,7 +2173,23 @@
                 <w:sz w:val="22"/>
                 <w:szCs w:val="22"/>
               </w:rPr>
-              <w:t xml:space="preserve">Double-click start.bat / start.command — the app opens in your browser.</w:t>
+              <w:t xml:space="preserve">Double-click start.bat / </w:t>
+            </w:r>
+            <w:proofErr w:type="spellStart"/>
+            <w:r>
+              <w:rPr>
+                <w:sz w:val="22"/>
+                <w:szCs w:val="22"/>
+              </w:rPr>
+              <w:t>start.command</w:t>
+            </w:r>
+            <w:proofErr w:type="spellEnd"/>
+            <w:r>
+              <w:rPr>
+                <w:sz w:val="22"/>
+                <w:szCs w:val="22"/>
+              </w:rPr>
+              <w:t xml:space="preserve"> — the app opens in your browser.</w:t>
             </w:r>
           </w:p>
           <w:p>
@@ -2305,12 +2272,37 @@
               </w:rPr>
               <w:t xml:space="preserve">5   </w:t>
             </w:r>
+            <w:proofErr w:type="spellStart"/>
             <w:r>
               <w:rPr>
                 <w:sz w:val="22"/>
                 <w:szCs w:val="22"/>
               </w:rPr>
-              <w:t xml:space="preserve">vba/TR-Analyzer.xlsm → Enable Macros → Alt/Opt+F8 → ImportInputsAndBuild → pick the download → 7 tabs. Save As its own name.</w:t>
+              <w:t>vba</w:t>
+            </w:r>
+            <w:proofErr w:type="spellEnd"/>
+            <w:r>
+              <w:rPr>
+                <w:sz w:val="22"/>
+                <w:szCs w:val="22"/>
+              </w:rPr>
+              <w:t xml:space="preserve">/TR-Analyzer.xlsm → Enable Macros → Alt/Opt+F8 → </w:t>
+            </w:r>
+            <w:proofErr w:type="spellStart"/>
+            <w:r>
+              <w:rPr>
+                <w:sz w:val="22"/>
+                <w:szCs w:val="22"/>
+              </w:rPr>
+              <w:t>ImportInputsAndBuild</w:t>
+            </w:r>
+            <w:proofErr w:type="spellEnd"/>
+            <w:r>
+              <w:rPr>
+                <w:sz w:val="22"/>
+                <w:szCs w:val="22"/>
+              </w:rPr>
+              <w:t xml:space="preserve"> → pick the download → 7 tabs. Save As its own name.</w:t>
             </w:r>
           </w:p>
           <w:p>
@@ -2332,7 +2324,23 @@
                 <w:sz w:val="22"/>
                 <w:szCs w:val="22"/>
               </w:rPr>
-              <w:t xml:space="preserve">(After verifying) sidebar → Publish to database → upload the verified file → Publish.</w:t>
+              <w:t xml:space="preserve">(After verifying) </w:t>
+            </w:r>
+            <w:proofErr w:type="gramStart"/>
+            <w:r>
+              <w:rPr>
+                <w:sz w:val="22"/>
+                <w:szCs w:val="22"/>
+              </w:rPr>
+              <w:t>sidebar</w:t>
+            </w:r>
+            <w:proofErr w:type="gramEnd"/>
+            <w:r>
+              <w:rPr>
+                <w:sz w:val="22"/>
+                <w:szCs w:val="22"/>
+              </w:rPr>
+              <w:t xml:space="preserve"> → Publish to database → upload the verified file → Publish.</w:t>
             </w:r>
           </w:p>
         </w:tc>
@@ -2340,10 +2348,104 @@
     </w:tbl>
     <w:p>
       <w:pPr>
+        <w:pStyle w:val="Heading1"/>
         <w:spacing w:after="120"/>
         <w:rPr>
-          <w:rFonts w:hint="eastAsia"/>
-        </w:rPr>
+          <w:b/>
+          <w:bCs/>
+        </w:rPr>
+      </w:pPr>
+      <w:r>
+        <w:rPr>
+          <w:b/>
+          <w:bCs/>
+        </w:rPr>
+        <w:t xml:space="preserve">Troubleshooting</w:t>
+      </w:r>
+    </w:p>
+    <w:p>
+      <w:pPr>
+        <w:spacing w:after="40"/>
+      </w:pPr>
+      <w:r>
+        <w:rPr>
+          <w:b/>
+          <w:bCs/>
+        </w:rPr>
+        <w:t xml:space="preserve">The macro says the file “doesn’t look like a Deal Level Input workbook.”</w:t>
+      </w:r>
+    </w:p>
+    <w:p>
+      <w:pPr>
+        <w:spacing w:after="200"/>
+      </w:pPr>
+      <w:r>
+        <w:t xml:space="preserve">You picked the GP’s raw track record file. Pick the “[date - GP] - Gross Deal Level Input.xlsx” you downloaded from the app instead.</w:t>
+      </w:r>
+    </w:p>
+    <w:p>
+      <w:pPr>
+        <w:spacing w:after="40"/>
+      </w:pPr>
+      <w:r>
+        <w:rPr>
+          <w:b/>
+          <w:bCs/>
+        </w:rPr>
+        <w:t xml:space="preserve">The macro says the input file “was generated by an OLDER version of the app.”</w:t>
+      </w:r>
+    </w:p>
+    <w:p>
+      <w:pPr>
+        <w:spacing w:after="200"/>
+      </w:pPr>
+      <w:r>
+        <w:t xml:space="preserve">The program and the input file must come from the same version. Re-download the latest program, run the GP’s file through the app again, and pick the freshly downloaded input file — an old input file cannot be imported safely because columns would land in the wrong places.</w:t>
+      </w:r>
+    </w:p>
+    <w:p>
+      <w:pPr>
+        <w:spacing w:after="40"/>
+      </w:pPr>
+      <w:r>
+        <w:rPr>
+          <w:b/>
+          <w:bCs/>
+        </w:rPr>
+        <w:t xml:space="preserve">TR-Analyzer.xlsm opens already full of a previous GP’s tabs.</w:t>
+      </w:r>
+    </w:p>
+    <w:p>
+      <w:pPr>
+        <w:spacing w:after="200"/>
+      </w:pPr>
+      <w:r>
+        <w:t xml:space="preserve">A finished analysis was saved over the analyzer at some point. Don’t keep using that copy: delete it and take a fresh vba/TR-Analyzer.xlsm from the program folder or ZIP. Always save a build under its own name (e.g. “GP_2 - Analysis.xlsm”) so the analyzer stays empty.</w:t>
+      </w:r>
+    </w:p>
+    <w:p>
+      <w:pPr>
+        <w:spacing w:after="40"/>
+      </w:pPr>
+      <w:r>
+        <w:rPr>
+          <w:b/>
+          <w:bCs/>
+        </w:rPr>
+        <w:t xml:space="preserve">A pivot’s total doesn’t match the number of deals.</w:t>
+      </w:r>
+    </w:p>
+    <w:p>
+      <w:pPr>
+        <w:spacing w:after="200"/>
+      </w:pPr>
+      <w:r>
+        <w:t xml:space="preserve">Deals missing that pivot’s label (say, no sector) are hidden from it and from its totals — nothing is deleted, and the Deal List always shows every deal. Un-hide them via the pivot’s filter dropdown if you want them counted.</w:t>
+      </w:r>
+    </w:p>
+    <w:p>
+      <w:pPr>
+        <w:spacing w:after="120"/>
       </w:pPr>
     </w:p>
     <w:sectPr>
@@ -2357,7 +2459,7 @@
 </file>
 
 <file path=word/numbering.xml><?xml version="1.0" encoding="utf-8"?>
-<w:numbering xmlns:wpc="http://schemas.microsoft.com/office/word/2010/wordprocessingCanvas" xmlns:cx="http://schemas.microsoft.com/office/drawing/2014/chartex" xmlns:cx1="http://schemas.microsoft.com/office/drawing/2015/9/8/chartex" xmlns:cx2="http://schemas.microsoft.com/office/drawing/2015/10/21/chartex" xmlns:cx3="http://schemas.microsoft.com/office/drawing/2016/5/9/chartex" xmlns:cx4="http://schemas.microsoft.com/office/drawing/2016/5/10/chartex" xmlns:cx5="http://schemas.microsoft.com/office/drawing/2016/5/11/chartex" xmlns:cx6="http://schemas.microsoft.com/office/drawing/2016/5/12/chartex" xmlns:cx7="http://schemas.microsoft.com/office/drawing/2016/5/13/chartex" xmlns:cx8="http://schemas.microsoft.com/office/drawing/2016/5/14/chartex" xmlns:mc="http://schemas.openxmlformats.org/markup-compatibility/2006" xmlns:m="http://schemas.openxmlformats.org/officeDocument/2006/math" xmlns:aink="http://schemas.microsoft.com/office/drawing/2016/ink" xmlns:am3d="http://schemas.microsoft.com/office/drawing/2017/model3d" xmlns:oel="http://schemas.microsoft.com/office/2019/extlst" xmlns:r="http://schemas.openxmlformats.org/officeDocument/2006/relationships" xmlns:wp14="http://schemas.microsoft.com/office/word/2010/wordprocessingDrawing" xmlns:wp="http://schemas.openxmlformats.org/drawingml/2006/wordprocessingDrawing" xmlns:wpg="http://schemas.microsoft.com/office/word/2010/wordprocessingGroup" xmlns:wpi="http://schemas.microsoft.com/office/word/2010/wordprocessingInk" xmlns:wps="http://schemas.microsoft.com/office/word/2010/wordprocessingShape" xmlns:o="urn:schemas-microsoft-com:office:office" xmlns:v="urn:schemas-microsoft-com:vml" xmlns:w10="urn:schemas-microsoft-com:office:word" xmlns:w="http://schemas.openxmlformats.org/wordprocessingml/2006/main" xmlns:w14="http://schemas.microsoft.com/office/word/2010/wordml" xmlns:w15="http://schemas.microsoft.com/office/word/2012/wordml" xmlns:w16cex="http://schemas.microsoft.com/office/word/2018/wordml/cex" xmlns:w16cid="http://schemas.microsoft.com/office/word/2016/wordml/cid" xmlns:w16="http://schemas.microsoft.com/office/word/2018/wordml" xmlns:w16sdtdh="http://schemas.microsoft.com/office/word/2020/wordml/sdtdatahash" xmlns:w16sdtfl="http://schemas.microsoft.com/office/word/2024/wordml/sdtformatlock" xmlns:w16se="http://schemas.microsoft.com/office/word/2015/wordml/symex" xmlns:w16du="http://schemas.microsoft.com/office/word/2023/wordml/word16du" xmlns:wne="http://schemas.microsoft.com/office/word/2006/wordml" mc:Ignorable="w14 w15 w16se w16cid w16 w16cex w16sdtdh w16sdtfl w16du wp14">
+<w:numbering xmlns:wpc="http://schemas.microsoft.com/office/word/2010/wordprocessingCanvas" xmlns:cx="http://schemas.microsoft.com/office/drawing/2014/chartex" xmlns:cx1="http://schemas.microsoft.com/office/drawing/2015/9/8/chartex" xmlns:cx2="http://schemas.microsoft.com/office/drawing/2015/10/21/chartex" xmlns:cx3="http://schemas.microsoft.com/office/drawing/2016/5/9/chartex" xmlns:cx4="http://schemas.microsoft.com/office/drawing/2016/5/10/chartex" xmlns:cx5="http://schemas.microsoft.com/office/drawing/2016/5/11/chartex" xmlns:cx6="http://schemas.microsoft.com/office/drawing/2016/5/12/chartex" xmlns:cx7="http://schemas.microsoft.com/office/drawing/2016/5/13/chartex" xmlns:cx8="http://schemas.microsoft.com/office/drawing/2016/5/14/chartex" xmlns:mc="http://schemas.openxmlformats.org/markup-compatibility/2006" xmlns:aink="http://schemas.microsoft.com/office/drawing/2016/ink" xmlns:am3d="http://schemas.microsoft.com/office/drawing/2017/model3d" xmlns:o="urn:schemas-microsoft-com:office:office" xmlns:oel="http://schemas.microsoft.com/office/2019/extlst" xmlns:r="http://schemas.openxmlformats.org/officeDocument/2006/relationships" xmlns:m="http://schemas.openxmlformats.org/officeDocument/2006/math" xmlns:v="urn:schemas-microsoft-com:vml" xmlns:wp14="http://schemas.microsoft.com/office/word/2010/wordprocessingDrawing" xmlns:wp="http://schemas.openxmlformats.org/drawingml/2006/wordprocessingDrawing" xmlns:w10="urn:schemas-microsoft-com:office:word" xmlns:w="http://schemas.openxmlformats.org/wordprocessingml/2006/main" xmlns:w14="http://schemas.microsoft.com/office/word/2010/wordml" xmlns:w15="http://schemas.microsoft.com/office/word/2012/wordml" xmlns:w16cex="http://schemas.microsoft.com/office/word/2018/wordml/cex" xmlns:w16cid="http://schemas.microsoft.com/office/word/2016/wordml/cid" xmlns:w16="http://schemas.microsoft.com/office/word/2018/wordml" xmlns:w16du="http://schemas.microsoft.com/office/word/2023/wordml/word16du" xmlns:w16sdtdh="http://schemas.microsoft.com/office/word/2020/wordml/sdtdatahash" xmlns:w16sdtfl="http://schemas.microsoft.com/office/word/2024/wordml/sdtformatlock" xmlns:w16se="http://schemas.microsoft.com/office/word/2015/wordml/symex" xmlns:wpg="http://schemas.microsoft.com/office/word/2010/wordprocessingGroup" xmlns:wpi="http://schemas.microsoft.com/office/word/2010/wordprocessingInk" xmlns:wne="http://schemas.microsoft.com/office/word/2006/wordml" xmlns:wps="http://schemas.microsoft.com/office/word/2010/wordprocessingShape" mc:Ignorable="w14 w15 w16se w16cid w16 w16cex w16sdtdh w16sdtfl w16du wp14">
   <w:abstractNum w:abstractNumId="0" w15:restartNumberingAfterBreak="0">
     <w:nsid w:val="66F463E0"/>
     <w:multiLevelType w:val="hybridMultilevel"/>
@@ -2552,8 +2654,8 @@
       <w:lvlJc w:val="left"/>
     </w:lvl>
   </w:abstractNum>
-  <w:num w:numId="1" w16cid:durableId="334654915">
-    <w:abstractNumId w:val="0"/>
+  <w:num w:numId="1" w16cid:durableId="158428841">
+    <w:abstractNumId w:val="2"/>
     <w:lvlOverride w:ilvl="0">
       <w:startOverride w:val="1"/>
     </w:lvlOverride>
@@ -2564,8 +2666,8 @@
       <w:startOverride w:val="1"/>
     </w:lvlOverride>
   </w:num>
-  <w:num w:numId="3" w16cid:durableId="158428841">
-    <w:abstractNumId w:val="2"/>
+  <w:num w:numId="3" w16cid:durableId="334654915">
+    <w:abstractNumId w:val="0"/>
     <w:lvlOverride w:ilvl="0">
       <w:startOverride w:val="1"/>
     </w:lvlOverride>
@@ -2574,7 +2676,7 @@
 </file>
 
 <file path=word/styles.xml><?xml version="1.0" encoding="utf-8"?>
-<w:styles xmlns:mc="http://schemas.openxmlformats.org/markup-compatibility/2006" xmlns:r="http://schemas.openxmlformats.org/officeDocument/2006/relationships" xmlns:w="http://schemas.openxmlformats.org/wordprocessingml/2006/main" xmlns:w14="http://schemas.microsoft.com/office/word/2010/wordml" xmlns:w15="http://schemas.microsoft.com/office/word/2012/wordml" xmlns:w16cex="http://schemas.microsoft.com/office/word/2018/wordml/cex" xmlns:w16cid="http://schemas.microsoft.com/office/word/2016/wordml/cid" xmlns:w16="http://schemas.microsoft.com/office/word/2018/wordml" xmlns:w16sdtdh="http://schemas.microsoft.com/office/word/2020/wordml/sdtdatahash" xmlns:w16sdtfl="http://schemas.microsoft.com/office/word/2024/wordml/sdtformatlock" xmlns:w16se="http://schemas.microsoft.com/office/word/2015/wordml/symex" xmlns:w16du="http://schemas.microsoft.com/office/word/2023/wordml/word16du" mc:Ignorable="w14 w15 w16se w16cid w16 w16cex w16sdtdh w16sdtfl w16du">
+<w:styles xmlns:mc="http://schemas.openxmlformats.org/markup-compatibility/2006" xmlns:r="http://schemas.openxmlformats.org/officeDocument/2006/relationships" xmlns:w="http://schemas.openxmlformats.org/wordprocessingml/2006/main" xmlns:w14="http://schemas.microsoft.com/office/word/2010/wordml" xmlns:w15="http://schemas.microsoft.com/office/word/2012/wordml" xmlns:w16cex="http://schemas.microsoft.com/office/word/2018/wordml/cex" xmlns:w16cid="http://schemas.microsoft.com/office/word/2016/wordml/cid" xmlns:w16="http://schemas.microsoft.com/office/word/2018/wordml" xmlns:w16du="http://schemas.microsoft.com/office/word/2023/wordml/word16du" xmlns:w16sdtdh="http://schemas.microsoft.com/office/word/2020/wordml/sdtdatahash" xmlns:w16sdtfl="http://schemas.microsoft.com/office/word/2024/wordml/sdtformatlock" xmlns:w16se="http://schemas.microsoft.com/office/word/2015/wordml/symex" mc:Ignorable="w14 w15 w16se w16cid w16 w16cex w16sdtdh w16sdtfl w16du">
   <w:docDefaults>
     <w:rPrDefault>
       <w:rPr>
@@ -3508,4 +3610,330 @@
     </a:ext>
   </a:extLst>
 </a:theme>
+</file>
+
+<file path=customXml/item1.xml><?xml version="1.0" encoding="utf-8"?>
+<p:properties xmlns:p="http://schemas.microsoft.com/office/2006/metadata/properties" xmlns:xsi="http://www.w3.org/2001/XMLSchema-instance" xmlns:pc="http://schemas.microsoft.com/office/infopath/2007/PartnerControls">
+  <documentManagement>
+    <_Flow_SignoffStatus xmlns="8fa814a0-2cb5-4de9-9d8a-87fd4c3326ff" xsi:nil="true"/>
+    <TaxCatchAll xmlns="77d9465d-1fda-4451-9e92-08b70c044857" xsi:nil="true"/>
+    <lcf76f155ced4ddcb4097134ff3c332f xmlns="8fa814a0-2cb5-4de9-9d8a-87fd4c3326ff">
+      <Terms xmlns="http://schemas.microsoft.com/office/infopath/2007/PartnerControls"/>
+    </lcf76f155ced4ddcb4097134ff3c332f>
+  </documentManagement>
+</p:properties>
+</file>
+
+<file path=customXml/item2.xml><?xml version="1.0" encoding="utf-8"?>
+<?mso-contentType ?>
+<FormTemplates xmlns="http://schemas.microsoft.com/sharepoint/v3/contenttype/forms">
+  <Display>DocumentLibraryForm</Display>
+  <Edit>DocumentLibraryForm</Edit>
+  <New>DocumentLibraryForm</New>
+</FormTemplates>
+</file>
+
+<file path=customXml/item3.xml><?xml version="1.0" encoding="utf-8"?>
+<ct:contentTypeSchema xmlns:ct="http://schemas.microsoft.com/office/2006/metadata/contentType" xmlns:ma="http://schemas.microsoft.com/office/2006/metadata/properties/metaAttributes" ct:_="" ma:_="" ma:contentTypeName="Document" ma:contentTypeID="0x010100FC45CF51706CCE4499B1639440849782" ma:contentTypeVersion="19" ma:contentTypeDescription="Create a new document." ma:contentTypeScope="" ma:versionID="ba201fb9b97e0a685ea54afe087fe852">
+  <xsd:schema xmlns:xsd="http://www.w3.org/2001/XMLSchema" xmlns:xs="http://www.w3.org/2001/XMLSchema" xmlns:p="http://schemas.microsoft.com/office/2006/metadata/properties" xmlns:ns2="8fa814a0-2cb5-4de9-9d8a-87fd4c3326ff" xmlns:ns3="77d9465d-1fda-4451-9e92-08b70c044857" targetNamespace="http://schemas.microsoft.com/office/2006/metadata/properties" ma:root="true" ma:fieldsID="a4c30e4ee18408910f11e04725382cf2" ns2:_="" ns3:_="">
+    <xsd:import namespace="8fa814a0-2cb5-4de9-9d8a-87fd4c3326ff"/>
+    <xsd:import namespace="77d9465d-1fda-4451-9e92-08b70c044857"/>
+    <xsd:element name="properties">
+      <xsd:complexType>
+        <xsd:sequence>
+          <xsd:element name="documentManagement">
+            <xsd:complexType>
+              <xsd:all>
+                <xsd:element ref="ns2:MediaServiceMetadata" minOccurs="0"/>
+                <xsd:element ref="ns2:MediaServiceFastMetadata" minOccurs="0"/>
+                <xsd:element ref="ns2:MediaServiceAutoKeyPoints" minOccurs="0"/>
+                <xsd:element ref="ns2:MediaServiceKeyPoints" minOccurs="0"/>
+                <xsd:element ref="ns2:MediaServiceDateTaken" minOccurs="0"/>
+                <xsd:element ref="ns2:MediaServiceAutoTags" minOccurs="0"/>
+                <xsd:element ref="ns2:MediaServiceGenerationTime" minOccurs="0"/>
+                <xsd:element ref="ns2:MediaServiceEventHashCode" minOccurs="0"/>
+                <xsd:element ref="ns2:MediaServiceOCR" minOccurs="0"/>
+                <xsd:element ref="ns3:SharedWithUsers" minOccurs="0"/>
+                <xsd:element ref="ns3:SharedWithDetails" minOccurs="0"/>
+                <xsd:element ref="ns2:MediaLengthInSeconds" minOccurs="0"/>
+                <xsd:element ref="ns2:lcf76f155ced4ddcb4097134ff3c332f" minOccurs="0"/>
+                <xsd:element ref="ns3:TaxCatchAll" minOccurs="0"/>
+                <xsd:element ref="ns2:MediaServiceObjectDetectorVersions" minOccurs="0"/>
+                <xsd:element ref="ns2:MediaServiceSearchProperties" minOccurs="0"/>
+                <xsd:element ref="ns2:MediaServiceLocation" minOccurs="0"/>
+                <xsd:element ref="ns2:_Flow_SignoffStatus" minOccurs="0"/>
+              </xsd:all>
+            </xsd:complexType>
+          </xsd:element>
+        </xsd:sequence>
+      </xsd:complexType>
+    </xsd:element>
+  </xsd:schema>
+  <xsd:schema xmlns:xsd="http://www.w3.org/2001/XMLSchema" xmlns:xs="http://www.w3.org/2001/XMLSchema" xmlns:dms="http://schemas.microsoft.com/office/2006/documentManagement/types" xmlns:pc="http://schemas.microsoft.com/office/infopath/2007/PartnerControls" targetNamespace="8fa814a0-2cb5-4de9-9d8a-87fd4c3326ff" elementFormDefault="qualified">
+    <xsd:import namespace="http://schemas.microsoft.com/office/2006/documentManagement/types"/>
+    <xsd:import namespace="http://schemas.microsoft.com/office/infopath/2007/PartnerControls"/>
+    <xsd:element name="MediaServiceMetadata" ma:index="8" nillable="true" ma:displayName="MediaServiceMetadata" ma:hidden="true" ma:internalName="MediaServiceMetadata" ma:readOnly="true">
+      <xsd:simpleType>
+        <xsd:restriction base="dms:Note"/>
+      </xsd:simpleType>
+    </xsd:element>
+    <xsd:element name="MediaServiceFastMetadata" ma:index="9" nillable="true" ma:displayName="MediaServiceFastMetadata" ma:hidden="true" ma:internalName="MediaServiceFastMetadata" ma:readOnly="true">
+      <xsd:simpleType>
+        <xsd:restriction base="dms:Note"/>
+      </xsd:simpleType>
+    </xsd:element>
+    <xsd:element name="MediaServiceAutoKeyPoints" ma:index="10" nillable="true" ma:displayName="MediaServiceAutoKeyPoints" ma:hidden="true" ma:internalName="MediaServiceAutoKeyPoints" ma:readOnly="true">
+      <xsd:simpleType>
+        <xsd:restriction base="dms:Note"/>
+      </xsd:simpleType>
+    </xsd:element>
+    <xsd:element name="MediaServiceKeyPoints" ma:index="11" nillable="true" ma:displayName="KeyPoints" ma:internalName="MediaServiceKeyPoints" ma:readOnly="true">
+      <xsd:simpleType>
+        <xsd:restriction base="dms:Note">
+          <xsd:maxLength value="255"/>
+        </xsd:restriction>
+      </xsd:simpleType>
+    </xsd:element>
+    <xsd:element name="MediaServiceDateTaken" ma:index="12" nillable="true" ma:displayName="MediaServiceDateTaken" ma:hidden="true" ma:internalName="MediaServiceDateTaken" ma:readOnly="true">
+      <xsd:simpleType>
+        <xsd:restriction base="dms:Text"/>
+      </xsd:simpleType>
+    </xsd:element>
+    <xsd:element name="MediaServiceAutoTags" ma:index="13" nillable="true" ma:displayName="Tags" ma:internalName="MediaServiceAutoTags" ma:readOnly="true">
+      <xsd:simpleType>
+        <xsd:restriction base="dms:Text"/>
+      </xsd:simpleType>
+    </xsd:element>
+    <xsd:element name="MediaServiceGenerationTime" ma:index="14" nillable="true" ma:displayName="MediaServiceGenerationTime" ma:hidden="true" ma:internalName="MediaServiceGenerationTime" ma:readOnly="true">
+      <xsd:simpleType>
+        <xsd:restriction base="dms:Text"/>
+      </xsd:simpleType>
+    </xsd:element>
+    <xsd:element name="MediaServiceEventHashCode" ma:index="15" nillable="true" ma:displayName="MediaServiceEventHashCode" ma:hidden="true" ma:internalName="MediaServiceEventHashCode" ma:readOnly="true">
+      <xsd:simpleType>
+        <xsd:restriction base="dms:Text"/>
+      </xsd:simpleType>
+    </xsd:element>
+    <xsd:element name="MediaServiceOCR" ma:index="16" nillable="true" ma:displayName="Extracted Text" ma:internalName="MediaServiceOCR" ma:readOnly="true">
+      <xsd:simpleType>
+        <xsd:restriction base="dms:Note">
+          <xsd:maxLength value="255"/>
+        </xsd:restriction>
+      </xsd:simpleType>
+    </xsd:element>
+    <xsd:element name="MediaLengthInSeconds" ma:index="19" nillable="true" ma:displayName="Length (seconds)" ma:internalName="MediaLengthInSeconds" ma:readOnly="true">
+      <xsd:simpleType>
+        <xsd:restriction base="dms:Unknown"/>
+      </xsd:simpleType>
+    </xsd:element>
+    <xsd:element name="lcf76f155ced4ddcb4097134ff3c332f" ma:index="21" nillable="true" ma:taxonomy="true" ma:internalName="lcf76f155ced4ddcb4097134ff3c332f" ma:taxonomyFieldName="MediaServiceImageTags" ma:displayName="Image Tags" ma:readOnly="false" ma:fieldId="{5cf76f15-5ced-4ddc-b409-7134ff3c332f}" ma:taxonomyMulti="true" ma:sspId="8591e74b-fbb2-498a-a4a7-7c2e0aabaedc" ma:termSetId="09814cd3-568e-fe90-9814-8d621ff8fb84" ma:anchorId="fba54fb3-c3e1-fe81-a776-ca4b69148c4d" ma:open="true" ma:isKeyword="false">
+      <xsd:complexType>
+        <xsd:sequence>
+          <xsd:element ref="pc:Terms" minOccurs="0" maxOccurs="1"/>
+        </xsd:sequence>
+      </xsd:complexType>
+    </xsd:element>
+    <xsd:element name="MediaServiceObjectDetectorVersions" ma:index="23" nillable="true" ma:displayName="MediaServiceObjectDetectorVersions" ma:description="" ma:hidden="true" ma:indexed="true" ma:internalName="MediaServiceObjectDetectorVersions" ma:readOnly="true">
+      <xsd:simpleType>
+        <xsd:restriction base="dms:Text"/>
+      </xsd:simpleType>
+    </xsd:element>
+    <xsd:element name="MediaServiceSearchProperties" ma:index="24" nillable="true" ma:displayName="MediaServiceSearchProperties" ma:hidden="true" ma:internalName="MediaServiceSearchProperties" ma:readOnly="true">
+      <xsd:simpleType>
+        <xsd:restriction base="dms:Note"/>
+      </xsd:simpleType>
+    </xsd:element>
+    <xsd:element name="MediaServiceLocation" ma:index="25" nillable="true" ma:displayName="Location" ma:description="" ma:indexed="true" ma:internalName="MediaServiceLocation" ma:readOnly="true">
+      <xsd:simpleType>
+        <xsd:restriction base="dms:Text"/>
+      </xsd:simpleType>
+    </xsd:element>
+    <xsd:element name="_Flow_SignoffStatus" ma:index="26" nillable="true" ma:displayName="Sign-off status" ma:internalName="_x0024_Resources_x003a_core_x002c_Signoff_Status">
+      <xsd:simpleType>
+        <xsd:restriction base="dms:Text"/>
+      </xsd:simpleType>
+    </xsd:element>
+  </xsd:schema>
+  <xsd:schema xmlns:xsd="http://www.w3.org/2001/XMLSchema" xmlns:xs="http://www.w3.org/2001/XMLSchema" xmlns:dms="http://schemas.microsoft.com/office/2006/documentManagement/types" xmlns:pc="http://schemas.microsoft.com/office/infopath/2007/PartnerControls" targetNamespace="77d9465d-1fda-4451-9e92-08b70c044857" elementFormDefault="qualified">
+    <xsd:import namespace="http://schemas.microsoft.com/office/2006/documentManagement/types"/>
+    <xsd:import namespace="http://schemas.microsoft.com/office/infopath/2007/PartnerControls"/>
+    <xsd:element name="SharedWithUsers" ma:index="17" nillable="true" ma:displayName="Shared With" ma:internalName="SharedWithUsers" ma:readOnly="true">
+      <xsd:complexType>
+        <xsd:complexContent>
+          <xsd:extension base="dms:UserMulti">
+            <xsd:sequence>
+              <xsd:element name="UserInfo" minOccurs="0" maxOccurs="unbounded">
+                <xsd:complexType>
+                  <xsd:sequence>
+                    <xsd:element name="DisplayName" type="xsd:string" minOccurs="0"/>
+                    <xsd:element name="AccountId" type="dms:UserId" minOccurs="0" nillable="true"/>
+                    <xsd:element name="AccountType" type="xsd:string" minOccurs="0"/>
+                  </xsd:sequence>
+                </xsd:complexType>
+              </xsd:element>
+            </xsd:sequence>
+          </xsd:extension>
+        </xsd:complexContent>
+      </xsd:complexType>
+    </xsd:element>
+    <xsd:element name="SharedWithDetails" ma:index="18" nillable="true" ma:displayName="Shared With Details" ma:internalName="SharedWithDetails" ma:readOnly="true">
+      <xsd:simpleType>
+        <xsd:restriction base="dms:Note">
+          <xsd:maxLength value="255"/>
+        </xsd:restriction>
+      </xsd:simpleType>
+    </xsd:element>
+    <xsd:element name="TaxCatchAll" ma:index="22" nillable="true" ma:displayName="Taxonomy Catch All Column" ma:hidden="true" ma:list="{a9221f2d-1910-442e-8577-e28c87643824}" ma:internalName="TaxCatchAll" ma:showField="CatchAllData" ma:web="77d9465d-1fda-4451-9e92-08b70c044857">
+      <xsd:complexType>
+        <xsd:complexContent>
+          <xsd:extension base="dms:MultiChoiceLookup">
+            <xsd:sequence>
+              <xsd:element name="Value" type="dms:Lookup" maxOccurs="unbounded" minOccurs="0" nillable="true"/>
+            </xsd:sequence>
+          </xsd:extension>
+        </xsd:complexContent>
+      </xsd:complexType>
+    </xsd:element>
+  </xsd:schema>
+  <xsd:schema xmlns="http://schemas.openxmlformats.org/package/2006/metadata/core-properties" xmlns:xsd="http://www.w3.org/2001/XMLSchema" xmlns:xsi="http://www.w3.org/2001/XMLSchema-instance" xmlns:dc="http://purl.org/dc/elements/1.1/" xmlns:dcterms="http://purl.org/dc/terms/" xmlns:odoc="http://schemas.microsoft.com/internal/obd" targetNamespace="http://schemas.openxmlformats.org/package/2006/metadata/core-properties" elementFormDefault="qualified" attributeFormDefault="unqualified" blockDefault="#all">
+    <xsd:import namespace="http://purl.org/dc/elements/1.1/" schemaLocation="http://dublincore.org/schemas/xmls/qdc/2003/04/02/dc.xsd"/>
+    <xsd:import namespace="http://purl.org/dc/terms/" schemaLocation="http://dublincore.org/schemas/xmls/qdc/2003/04/02/dcterms.xsd"/>
+    <xsd:element name="coreProperties" type="CT_coreProperties"/>
+    <xsd:complexType name="CT_coreProperties">
+      <xsd:all>
+        <xsd:element ref="dc:creator" minOccurs="0" maxOccurs="1"/>
+        <xsd:element ref="dcterms:created" minOccurs="0" maxOccurs="1"/>
+        <xsd:element ref="dc:identifier" minOccurs="0" maxOccurs="1"/>
+        <xsd:element name="contentType" minOccurs="0" maxOccurs="1" type="xsd:string" ma:index="0" ma:displayName="Content Type"/>
+        <xsd:element ref="dc:title" minOccurs="0" maxOccurs="1" ma:index="4" ma:displayName="Title"/>
+        <xsd:element ref="dc:subject" minOccurs="0" maxOccurs="1"/>
+        <xsd:element ref="dc:description" minOccurs="0" maxOccurs="1"/>
+        <xsd:element name="keywords" minOccurs="0" maxOccurs="1" type="xsd:string"/>
+        <xsd:element ref="dc:language" minOccurs="0" maxOccurs="1"/>
+        <xsd:element name="category" minOccurs="0" maxOccurs="1" type="xsd:string"/>
+        <xsd:element name="version" minOccurs="0" maxOccurs="1" type="xsd:string"/>
+        <xsd:element name="revision" minOccurs="0" maxOccurs="1" type="xsd:string">
+          <xsd:annotation>
+            <xsd:documentation>
+                        This value indicates the number of saves or revisions. The application is responsible for updating this value after each revision.
+                    </xsd:documentation>
+          </xsd:annotation>
+        </xsd:element>
+        <xsd:element name="lastModifiedBy" minOccurs="0" maxOccurs="1" type="xsd:string"/>
+        <xsd:element ref="dcterms:modified" minOccurs="0" maxOccurs="1"/>
+        <xsd:element name="contentStatus" minOccurs="0" maxOccurs="1" type="xsd:string"/>
+      </xsd:all>
+    </xsd:complexType>
+  </xsd:schema>
+  <xs:schema xmlns:pc="http://schemas.microsoft.com/office/infopath/2007/PartnerControls" xmlns:xs="http://www.w3.org/2001/XMLSchema" targetNamespace="http://schemas.microsoft.com/office/infopath/2007/PartnerControls" elementFormDefault="qualified" attributeFormDefault="unqualified">
+    <xs:element name="Person">
+      <xs:complexType>
+        <xs:sequence>
+          <xs:element ref="pc:DisplayName" minOccurs="0"/>
+          <xs:element ref="pc:AccountId" minOccurs="0"/>
+          <xs:element ref="pc:AccountType" minOccurs="0"/>
+        </xs:sequence>
+      </xs:complexType>
+    </xs:element>
+    <xs:element name="DisplayName" type="xs:string"/>
+    <xs:element name="AccountId" type="xs:string"/>
+    <xs:element name="AccountType" type="xs:string"/>
+    <xs:element name="BDCAssociatedEntity">
+      <xs:complexType>
+        <xs:sequence>
+          <xs:element ref="pc:BDCEntity" minOccurs="0" maxOccurs="unbounded"/>
+        </xs:sequence>
+        <xs:attribute ref="pc:EntityNamespace"/>
+        <xs:attribute ref="pc:EntityName"/>
+        <xs:attribute ref="pc:SystemInstanceName"/>
+        <xs:attribute ref="pc:AssociationName"/>
+      </xs:complexType>
+    </xs:element>
+    <xs:attribute name="EntityNamespace" type="xs:string"/>
+    <xs:attribute name="EntityName" type="xs:string"/>
+    <xs:attribute name="SystemInstanceName" type="xs:string"/>
+    <xs:attribute name="AssociationName" type="xs:string"/>
+    <xs:element name="BDCEntity">
+      <xs:complexType>
+        <xs:sequence>
+          <xs:element ref="pc:EntityDisplayName" minOccurs="0"/>
+          <xs:element ref="pc:EntityInstanceReference" minOccurs="0"/>
+          <xs:element ref="pc:EntityId1" minOccurs="0"/>
+          <xs:element ref="pc:EntityId2" minOccurs="0"/>
+          <xs:element ref="pc:EntityId3" minOccurs="0"/>
+          <xs:element ref="pc:EntityId4" minOccurs="0"/>
+          <xs:element ref="pc:EntityId5" minOccurs="0"/>
+        </xs:sequence>
+      </xs:complexType>
+    </xs:element>
+    <xs:element name="EntityDisplayName" type="xs:string"/>
+    <xs:element name="EntityInstanceReference" type="xs:string"/>
+    <xs:element name="EntityId1" type="xs:string"/>
+    <xs:element name="EntityId2" type="xs:string"/>
+    <xs:element name="EntityId3" type="xs:string"/>
+    <xs:element name="EntityId4" type="xs:string"/>
+    <xs:element name="EntityId5" type="xs:string"/>
+    <xs:element name="Terms">
+      <xs:complexType>
+        <xs:sequence>
+          <xs:element ref="pc:TermInfo" minOccurs="0" maxOccurs="unbounded"/>
+        </xs:sequence>
+      </xs:complexType>
+    </xs:element>
+    <xs:element name="TermInfo">
+      <xs:complexType>
+        <xs:sequence>
+          <xs:element ref="pc:TermName" minOccurs="0"/>
+          <xs:element ref="pc:TermId" minOccurs="0"/>
+        </xs:sequence>
+      </xs:complexType>
+    </xs:element>
+    <xs:element name="TermName" type="xs:string"/>
+    <xs:element name="TermId" type="xs:string"/>
+  </xs:schema>
+</ct:contentTypeSchema>
+</file>
+
+<file path=customXml/itemProps1.xml><?xml version="1.0" encoding="utf-8"?>
+<ds:datastoreItem xmlns:ds="http://schemas.openxmlformats.org/officeDocument/2006/customXml" ds:itemID="{B1EB1505-D61B-4549-ABED-FA8E5E8AB4CC}">
+  <ds:schemaRefs>
+    <ds:schemaRef ds:uri="http://schemas.microsoft.com/office/2006/metadata/properties"/>
+    <ds:schemaRef ds:uri="http://schemas.microsoft.com/office/infopath/2007/PartnerControls"/>
+    <ds:schemaRef ds:uri="8fa814a0-2cb5-4de9-9d8a-87fd4c3326ff"/>
+    <ds:schemaRef ds:uri="77d9465d-1fda-4451-9e92-08b70c044857"/>
+  </ds:schemaRefs>
+</ds:datastoreItem>
+</file>
+
+<file path=customXml/itemProps2.xml><?xml version="1.0" encoding="utf-8"?>
+<ds:datastoreItem xmlns:ds="http://schemas.openxmlformats.org/officeDocument/2006/customXml" ds:itemID="{43D8DB3B-49C2-4F13-A5A7-918ABEA274B7}">
+  <ds:schemaRefs>
+    <ds:schemaRef ds:uri="http://schemas.microsoft.com/sharepoint/v3/contenttype/forms"/>
+  </ds:schemaRefs>
+</ds:datastoreItem>
+</file>
+
+<file path=customXml/itemProps3.xml><?xml version="1.0" encoding="utf-8"?>
+<ds:datastoreItem xmlns:ds="http://schemas.openxmlformats.org/officeDocument/2006/customXml" ds:itemID="{31F196A8-A35D-47D6-B8C1-75ABF295BB28}">
+  <ds:schemaRefs>
+    <ds:schemaRef ds:uri="http://schemas.microsoft.com/office/2006/metadata/contentType"/>
+    <ds:schemaRef ds:uri="http://schemas.microsoft.com/office/2006/metadata/properties/metaAttributes"/>
+    <ds:schemaRef ds:uri="http://www.w3.org/2001/XMLSchema"/>
+    <ds:schemaRef ds:uri="http://schemas.microsoft.com/office/2006/metadata/properties"/>
+    <ds:schemaRef ds:uri="8fa814a0-2cb5-4de9-9d8a-87fd4c3326ff"/>
+    <ds:schemaRef ds:uri="77d9465d-1fda-4451-9e92-08b70c044857"/>
+    <ds:schemaRef ds:uri="http://schemas.microsoft.com/office/2006/documentManagement/types"/>
+    <ds:schemaRef ds:uri="http://schemas.microsoft.com/office/infopath/2007/PartnerControls"/>
+    <ds:schemaRef ds:uri="http://schemas.openxmlformats.org/package/2006/metadata/core-properties"/>
+    <ds:schemaRef ds:uri="http://purl.org/dc/elements/1.1/"/>
+    <ds:schemaRef ds:uri="http://purl.org/dc/terms/"/>
+    <ds:schemaRef ds:uri="http://schemas.microsoft.com/internal/obd"/>
+  </ds:schemaRefs>
+</ds:datastoreItem>
+</file>
+
+<file path=docMetadata/LabelInfo.xml><?xml version="1.0" encoding="utf-8"?>
+<clbl:labelList xmlns:clbl="http://schemas.microsoft.com/office/2020/mipLabelMetadata">
+  <clbl:label id="{e7f629e2-9cac-4b23-8dbd-2fd1d215f22a}" enabled="1" method="Standard" siteId="{13a17a49-2f33-44a3-a1f5-817927eba12c}" removed="0"/>
+</clbl:labelList>
 </file>
--- a/TR-Analyzer User Manual.docx
+++ b/TR-Analyzer User Manual.docx
@@ -2361,6 +2361,66 @@
           <w:bCs/>
         </w:rPr>
         <w:t xml:space="preserve">Troubleshooting</w:t>
+      </w:r>
+    </w:p>
+    <w:p>
+      <w:pPr>
+        <w:spacing w:after="40"/>
+      </w:pPr>
+      <w:r>
+        <w:rPr>
+          <w:b/>
+          <w:bCs/>
+        </w:rPr>
+        <w:t xml:space="preserve">Excel says “Because of your security settings, macros have been disabled.”</w:t>
+      </w:r>
+    </w:p>
+    <w:p>
+      <w:pPr>
+        <w:spacing w:after="200"/>
+      </w:pPr>
+      <w:r>
+        <w:t xml:space="preserve">The workbook still carries Windows’ downloaded-file flag, or you changed the macro settings while the file was open. Close the workbook, right-click TR-Analyzer.xlsm (or, better, the ZIP before extracting) → Properties → tick Unblock → OK, then reopen it and click Enable Content. Trust Center changes only take effect after the file is reopened.</w:t>
+      </w:r>
+    </w:p>
+    <w:p>
+      <w:pPr>
+        <w:spacing w:after="40"/>
+      </w:pPr>
+      <w:r>
+        <w:rPr>
+          <w:b/>
+          <w:bCs/>
+        </w:rPr>
+        <w:t xml:space="preserve">A red banner says “Microsoft has blocked macros because the source of this file is untrusted.”</w:t>
+      </w:r>
+    </w:p>
+    <w:p>
+      <w:pPr>
+        <w:spacing w:after="200"/>
+      </w:pPr>
+      <w:r>
+        <w:t xml:space="preserve">Same cause, same fix: Unblock the file (or the ZIP) and reopen. If Properties shows no Unblock box or the banner keeps coming back, your organization’s IT policy is blocking internet-sourced macros — add the extracted folder under File → Options → Trust Center → Trusted Locations, or ask IT to whitelist the folder.</w:t>
+      </w:r>
+    </w:p>
+    <w:p>
+      <w:pPr>
+        <w:spacing w:after="40"/>
+      </w:pPr>
+      <w:r>
+        <w:rPr>
+          <w:b/>
+          <w:bCs/>
+        </w:rPr>
+        <w:t xml:space="preserve">Running the macro stops with “Compile error: Sub or Function not defined.”</w:t>
+      </w:r>
+    </w:p>
+    <w:p>
+      <w:pPr>
+        <w:spacing w:after="200"/>
+      </w:pPr>
+      <w:r>
+        <w:t xml:space="preserve">Your analyzer workbook is from an older download. Download the latest ZIP from the vba branch and use the vba/TR-Analyzer.xlsm inside it.</w:t>
       </w:r>
     </w:p>
     <w:p>

--- a/TR-Analyzer User Manual.docx
+++ b/TR-Analyzer User Manual.docx
@@ -1,6 +1,6 @@
 
 <file path=word/document.xml><?xml version="1.0" encoding="utf-8"?>
-<w:document xmlns:wpc="http://schemas.microsoft.com/office/word/2010/wordprocessingCanvas" xmlns:cx="http://schemas.microsoft.com/office/drawing/2014/chartex" xmlns:cx1="http://schemas.microsoft.com/office/drawing/2015/9/8/chartex" xmlns:cx2="http://schemas.microsoft.com/office/drawing/2015/10/21/chartex" xmlns:cx3="http://schemas.microsoft.com/office/drawing/2016/5/9/chartex" xmlns:cx4="http://schemas.microsoft.com/office/drawing/2016/5/10/chartex" xmlns:cx5="http://schemas.microsoft.com/office/drawing/2016/5/11/chartex" xmlns:cx6="http://schemas.microsoft.com/office/drawing/2016/5/12/chartex" xmlns:cx7="http://schemas.microsoft.com/office/drawing/2016/5/13/chartex" xmlns:cx8="http://schemas.microsoft.com/office/drawing/2016/5/14/chartex" xmlns:mc="http://schemas.openxmlformats.org/markup-compatibility/2006" xmlns:aink="http://schemas.microsoft.com/office/drawing/2016/ink" xmlns:am3d="http://schemas.microsoft.com/office/drawing/2017/model3d" xmlns:o="urn:schemas-microsoft-com:office:office" xmlns:oel="http://schemas.microsoft.com/office/2019/extlst" xmlns:r="http://schemas.openxmlformats.org/officeDocument/2006/relationships" xmlns:m="http://schemas.openxmlformats.org/officeDocument/2006/math" xmlns:v="urn:schemas-microsoft-com:vml" xmlns:wp14="http://schemas.microsoft.com/office/word/2010/wordprocessingDrawing" xmlns:wp="http://schemas.openxmlformats.org/drawingml/2006/wordprocessingDrawing" xmlns:w10="urn:schemas-microsoft-com:office:word" xmlns:w="http://schemas.openxmlformats.org/wordprocessingml/2006/main" xmlns:w14="http://schemas.microsoft.com/office/word/2010/wordml" xmlns:w15="http://schemas.microsoft.com/office/word/2012/wordml" xmlns:w16cex="http://schemas.microsoft.com/office/word/2018/wordml/cex" xmlns:w16cid="http://schemas.microsoft.com/office/word/2016/wordml/cid" xmlns:w16="http://schemas.microsoft.com/office/word/2018/wordml" xmlns:w16du="http://schemas.microsoft.com/office/word/2023/wordml/word16du" xmlns:w16sdtdh="http://schemas.microsoft.com/office/word/2020/wordml/sdtdatahash" xmlns:w16sdtfl="http://schemas.microsoft.com/office/word/2024/wordml/sdtformatlock" xmlns:w16se="http://schemas.microsoft.com/office/word/2015/wordml/symex" xmlns:wpg="http://schemas.microsoft.com/office/word/2010/wordprocessingGroup" xmlns:wpi="http://schemas.microsoft.com/office/word/2010/wordprocessingInk" xmlns:wne="http://schemas.microsoft.com/office/word/2006/wordml" xmlns:wps="http://schemas.microsoft.com/office/word/2010/wordprocessingShape" mc:Ignorable="w14 w15 w16se w16cid w16 w16cex w16sdtdh w16sdtfl w16du wp14">
+<w:document xmlns:wpc="http://schemas.microsoft.com/office/word/2010/wordprocessingCanvas" xmlns:cx="http://schemas.microsoft.com/office/drawing/2014/chartex" xmlns:cx1="http://schemas.microsoft.com/office/drawing/2015/9/8/chartex" xmlns:cx2="http://schemas.microsoft.com/office/drawing/2015/10/21/chartex" xmlns:cx3="http://schemas.microsoft.com/office/drawing/2016/5/9/chartex" xmlns:cx4="http://schemas.microsoft.com/office/drawing/2016/5/10/chartex" xmlns:cx5="http://schemas.microsoft.com/office/drawing/2016/5/11/chartex" xmlns:cx6="http://schemas.microsoft.com/office/drawing/2016/5/12/chartex" xmlns:cx7="http://schemas.microsoft.com/office/drawing/2016/5/13/chartex" xmlns:cx8="http://schemas.microsoft.com/office/drawing/2016/5/14/chartex" xmlns:mc="http://schemas.openxmlformats.org/markup-compatibility/2006" xmlns:m="http://schemas.openxmlformats.org/officeDocument/2006/math" xmlns:aink="http://schemas.microsoft.com/office/drawing/2016/ink" xmlns:am3d="http://schemas.microsoft.com/office/drawing/2017/model3d" xmlns:oel="http://schemas.microsoft.com/office/2019/extlst" xmlns:r="http://schemas.openxmlformats.org/officeDocument/2006/relationships" xmlns:wp14="http://schemas.microsoft.com/office/word/2010/wordprocessingDrawing" xmlns:wp="http://schemas.openxmlformats.org/drawingml/2006/wordprocessingDrawing" xmlns:wpg="http://schemas.microsoft.com/office/word/2010/wordprocessingGroup" xmlns:wpi="http://schemas.microsoft.com/office/word/2010/wordprocessingInk" xmlns:wps="http://schemas.microsoft.com/office/word/2010/wordprocessingShape" xmlns:o="urn:schemas-microsoft-com:office:office" xmlns:v="urn:schemas-microsoft-com:vml" xmlns:w10="urn:schemas-microsoft-com:office:word" xmlns:w="http://schemas.openxmlformats.org/wordprocessingml/2006/main" xmlns:w14="http://schemas.microsoft.com/office/word/2010/wordml" xmlns:w15="http://schemas.microsoft.com/office/word/2012/wordml" xmlns:w16cex="http://schemas.microsoft.com/office/word/2018/wordml/cex" xmlns:w16cid="http://schemas.microsoft.com/office/word/2016/wordml/cid" xmlns:w16="http://schemas.microsoft.com/office/word/2018/wordml" xmlns:w16sdtdh="http://schemas.microsoft.com/office/word/2020/wordml/sdtdatahash" xmlns:w16sdtfl="http://schemas.microsoft.com/office/word/2024/wordml/sdtformatlock" xmlns:w16se="http://schemas.microsoft.com/office/word/2015/wordml/symex" xmlns:w16du="http://schemas.microsoft.com/office/word/2023/wordml/word16du" xmlns:wne="http://schemas.microsoft.com/office/word/2006/wordml" mc:Ignorable="w14 w15 w16se w16cid w16 w16cex w16sdtdh w16sdtfl w16du wp14">
   <w:body>
     <w:p>
       <w:pPr>
@@ -56,15 +56,7 @@
         <w:spacing w:after="120"/>
       </w:pPr>
       <w:r>
-        <w:t xml:space="preserve">Every GP submits its track record in a different Excel format — different column names, layouts, units, footnotes. The analysis we want at the end is always the same: the standardized 7-tab Segmented Track Record Analysis workbook. This tool automates everything in between, so the hours you would spend re-keying and reconciling a GP's spreadsheet go into </w:t>
-      </w:r>
-      <w:proofErr w:type="gramStart"/>
-      <w:r>
-        <w:t>actually evaluating</w:t>
-      </w:r>
-      <w:proofErr w:type="gramEnd"/>
-      <w:r>
-        <w:t xml:space="preserve"> the manager.</w:t>
+        <w:t xml:space="preserve">Every GP submits its track record in a different Excel format — different column names, layouts, units, footnotes. The analysis we want at the end is always the same: the standardized 7-tab Segmented Track Record Analysis workbook. This tool automates everything in between, so the hours you would spend re-keying and reconciling a GP's spreadsheet go into actually evaluating the manager.</w:t>
       </w:r>
     </w:p>
     <w:p>
@@ -163,14 +155,13 @@
         <w:pStyle w:val="ListParagraph"/>
         <w:numPr>
           <w:ilvl w:val="0"/>
-          <w:numId w:val="1"/>
+          <w:numId w:val="3"/>
         </w:numPr>
         <w:spacing w:after="80"/>
       </w:pPr>
       <w:r>
         <w:t xml:space="preserve">Open the team's private GitHub repository and switch the branch selector (top-left) to </w:t>
       </w:r>
-      <w:proofErr w:type="spellStart"/>
       <w:r>
         <w:rPr>
           <w:b/>
@@ -178,7 +169,6 @@
         </w:rPr>
         <w:t>vba</w:t>
       </w:r>
-      <w:proofErr w:type="spellEnd"/>
       <w:r>
         <w:t>.</w:t>
       </w:r>
@@ -187,8 +177,11 @@
       <w:pPr>
         <w:spacing w:after="80"/>
         <w:ind w:firstLine="460"/>
-      </w:pPr>
-      <w:hyperlink r:id="rId8" w:history="1">
+        <w:rPr>
+          <w:rFonts w:hint="eastAsia"/>
+        </w:rPr>
+      </w:pPr>
+      <w:hyperlink r:id="rId5" w:history="1">
         <w:r>
           <w:rPr>
             <w:rStyle w:val="Hyperlink"/>
@@ -202,7 +195,7 @@
         <w:pStyle w:val="ListParagraph"/>
         <w:numPr>
           <w:ilvl w:val="0"/>
-          <w:numId w:val="1"/>
+          <w:numId w:val="3"/>
         </w:numPr>
         <w:spacing w:after="80"/>
       </w:pPr>
@@ -235,20 +228,12 @@
         <w:pStyle w:val="ListParagraph"/>
         <w:numPr>
           <w:ilvl w:val="0"/>
-          <w:numId w:val="1"/>
+          <w:numId w:val="3"/>
         </w:numPr>
         <w:spacing w:after="80"/>
       </w:pPr>
       <w:r>
-        <w:t xml:space="preserve">Windows only, before </w:t>
-      </w:r>
-      <w:proofErr w:type="gramStart"/>
-      <w:r>
-        <w:t>extracting:</w:t>
-      </w:r>
-      <w:proofErr w:type="gramEnd"/>
-      <w:r>
-        <w:t xml:space="preserve"> right-click the downloaded ZIP → </w:t>
+        <w:t xml:space="preserve">Windows only, before extracting: right-click the downloaded ZIP → </w:t>
       </w:r>
       <w:r>
         <w:rPr>
@@ -276,7 +261,7 @@
         <w:pStyle w:val="ListParagraph"/>
         <w:numPr>
           <w:ilvl w:val="0"/>
-          <w:numId w:val="1"/>
+          <w:numId w:val="3"/>
         </w:numPr>
         <w:spacing w:after="80"/>
       </w:pPr>
@@ -310,6 +295,12 @@
         <w:gridCol w:w="9360"/>
       </w:tblGrid>
       <w:tr>
+        <w:tblPrEx>
+          <w:tblCellMar>
+            <w:top w:w="0" w:type="dxa"/>
+            <w:bottom w:w="0" w:type="dxa"/>
+          </w:tblCellMar>
+        </w:tblPrEx>
         <w:tc>
           <w:tcPr>
             <w:tcW w:w="9360" w:type="dxa"/>
@@ -353,7 +344,6 @@
               </w:rPr>
               <w:t xml:space="preserve"> / </w:t>
             </w:r>
-            <w:proofErr w:type="spellStart"/>
             <w:r>
               <w:rPr>
                 <w:rFonts w:ascii="Courier New" w:eastAsia="Courier New" w:hAnsi="Courier New" w:cs="Courier New"/>
@@ -362,7 +352,6 @@
               </w:rPr>
               <w:t>start.command</w:t>
             </w:r>
-            <w:proofErr w:type="spellEnd"/>
             <w:r>
               <w:rPr>
                 <w:sz w:val="20"/>
@@ -375,23 +364,13 @@
             <w:pPr>
               <w:spacing w:after="40"/>
             </w:pPr>
-            <w:proofErr w:type="spellStart"/>
             <w:r>
               <w:rPr>
                 <w:rFonts w:ascii="Courier New" w:eastAsia="Courier New" w:hAnsi="Courier New" w:cs="Courier New"/>
                 <w:sz w:val="19"/>
                 <w:szCs w:val="19"/>
               </w:rPr>
-              <w:t>vba</w:t>
-            </w:r>
-            <w:proofErr w:type="spellEnd"/>
-            <w:r>
-              <w:rPr>
-                <w:rFonts w:ascii="Courier New" w:eastAsia="Courier New" w:hAnsi="Courier New" w:cs="Courier New"/>
-                <w:sz w:val="19"/>
-                <w:szCs w:val="19"/>
-              </w:rPr>
-              <w:t>/TR-Analyzer.xlsm</w:t>
+              <w:t>vba/TR-Analyzer.xlsm</w:t>
             </w:r>
             <w:r>
               <w:rPr>
@@ -453,7 +432,7 @@
         <w:pStyle w:val="ListParagraph"/>
         <w:numPr>
           <w:ilvl w:val="0"/>
-          <w:numId w:val="1"/>
+          <w:numId w:val="3"/>
         </w:numPr>
         <w:spacing w:after="80"/>
       </w:pPr>
@@ -487,7 +466,7 @@
         <w:pStyle w:val="ListParagraph"/>
         <w:numPr>
           <w:ilvl w:val="0"/>
-          <w:numId w:val="1"/>
+          <w:numId w:val="3"/>
         </w:numPr>
         <w:spacing w:after="80"/>
       </w:pPr>
@@ -504,7 +483,6 @@
       <w:r>
         <w:t xml:space="preserve"> on Windows, </w:t>
       </w:r>
-      <w:proofErr w:type="spellStart"/>
       <w:r>
         <w:rPr>
           <w:b/>
@@ -512,7 +490,6 @@
         </w:rPr>
         <w:t>start.command</w:t>
       </w:r>
-      <w:proofErr w:type="spellEnd"/>
       <w:r>
         <w:t xml:space="preserve"> on Mac.</w:t>
       </w:r>
@@ -522,11 +499,12 @@
         <w:pStyle w:val="ListParagraph"/>
         <w:numPr>
           <w:ilvl w:val="0"/>
-          <w:numId w:val="1"/>
+          <w:numId w:val="3"/>
         </w:numPr>
         <w:spacing w:after="80"/>
       </w:pPr>
       <w:r>
+        <w:lastRenderedPageBreak/>
         <w:t>The first run creates the app's private environment and installs its components — a few minutes, once. Afterwards the app starts in seconds.</w:t>
       </w:r>
     </w:p>
@@ -535,7 +513,7 @@
         <w:pStyle w:val="ListParagraph"/>
         <w:numPr>
           <w:ilvl w:val="0"/>
-          <w:numId w:val="1"/>
+          <w:numId w:val="3"/>
         </w:numPr>
         <w:spacing w:after="80"/>
       </w:pPr>
@@ -569,6 +547,12 @@
         <w:gridCol w:w="9360"/>
       </w:tblGrid>
       <w:tr>
+        <w:tblPrEx>
+          <w:tblCellMar>
+            <w:top w:w="0" w:type="dxa"/>
+            <w:bottom w:w="0" w:type="dxa"/>
+          </w:tblCellMar>
+        </w:tblPrEx>
         <w:tc>
           <w:tcPr>
             <w:tcW w:w="9360" w:type="dxa"/>
@@ -660,6 +644,7 @@
         <w:spacing w:before="320" w:after="120"/>
       </w:pPr>
       <w:r>
+        <w:lastRenderedPageBreak/>
         <w:t>5.  The everyday workflow</w:t>
       </w:r>
     </w:p>
@@ -677,15 +662,7 @@
         <w:spacing w:after="120"/>
       </w:pPr>
       <w:r>
-        <w:t xml:space="preserve">Drag the GP's Excel file into the upload box. The app scans the workbook immediately and shows what it found: the deal table it detected, the GP name (from the filename — correct it if wrong), and your name. </w:t>
-      </w:r>
-      <w:proofErr w:type="gramStart"/>
-      <w:r>
-        <w:t>Usually</w:t>
-      </w:r>
-      <w:proofErr w:type="gramEnd"/>
-      <w:r>
-        <w:t xml:space="preserve"> you touch nothing here. Click </w:t>
+        <w:t xml:space="preserve">Drag the GP's Excel file into the upload box. The app scans the workbook immediately and shows what it found: the deal table it detected, the GP name (from the filename — correct it if wrong), and your name. Usually you touch nothing here. Click </w:t>
       </w:r>
       <w:r>
         <w:rPr>
@@ -710,13 +687,263 @@
           <wp:inline distT="0" distB="0" distL="0" distR="0" wp14:anchorId="32F62BE4" wp14:editId="28FE9223">
             <wp:extent cx="5943600" cy="4181475"/>
             <wp:effectExtent l="0" t="0" r="0" b="0"/>
-            <wp:docPr id="1" name="Picture 1">
-              <a:extLst xmlns:a="http://schemas.openxmlformats.org/drawingml/2006/main">
-                <a:ext uri="{FF2B5EF4-FFF2-40B4-BE49-F238E27FC236}">
-                  <a16:creationId xmlns:a16="http://schemas.microsoft.com/office/drawing/2014/main" id="{84393AE9-1C50-4654-A2BD-411875E77A43}"/>
-                </a:ext>
-              </a:extLst>
-            </wp:docPr>
+            <wp:docPr id="1" name="Picture 1"/>
+            <wp:cNvGraphicFramePr>
+              <a:graphicFrameLocks xmlns:a="http://schemas.openxmlformats.org/drawingml/2006/main" noChangeAspect="1"/>
+            </wp:cNvGraphicFramePr>
+            <a:graphic xmlns:a="http://schemas.openxmlformats.org/drawingml/2006/main">
+              <a:graphicData uri="http://schemas.openxmlformats.org/drawingml/2006/picture">
+                <pic:pic xmlns:pic="http://schemas.openxmlformats.org/drawingml/2006/picture">
+                  <pic:nvPicPr>
+                    <pic:cNvPr id="0" name=""/>
+                    <pic:cNvPicPr>
+                      <a:picLocks noChangeAspect="1" noChangeArrowheads="1"/>
+                    </pic:cNvPicPr>
+                  </pic:nvPicPr>
+                  <pic:blipFill>
+                    <a:blip r:embed="rId6"/>
+                    <a:srcRect/>
+                    <a:stretch>
+                      <a:fillRect/>
+                    </a:stretch>
+                  </pic:blipFill>
+                  <pic:spPr bwMode="auto">
+                    <a:xfrm>
+                      <a:off x="0" y="0"/>
+                      <a:ext cx="5943600" cy="4181475"/>
+                    </a:xfrm>
+                    <a:prstGeom prst="rect">
+                      <a:avLst/>
+                    </a:prstGeom>
+                  </pic:spPr>
+                </pic:pic>
+              </a:graphicData>
+            </a:graphic>
+          </wp:inline>
+        </w:drawing>
+      </w:r>
+    </w:p>
+    <w:p>
+      <w:pPr>
+        <w:spacing w:after="160"/>
+      </w:pPr>
+      <w:r>
+        <w:rPr>
+          <w:i/>
+          <w:iCs/>
+          <w:color w:val="666666"/>
+          <w:sz w:val="18"/>
+          <w:szCs w:val="18"/>
+        </w:rPr>
+        <w:t>Screen 1 — the raw file uploaded and profiled; the detected deal table is highlighted.</w:t>
+      </w:r>
+    </w:p>
+    <w:p>
+      <w:pPr>
+        <w:spacing w:after="120"/>
+      </w:pPr>
+      <w:r>
+        <w:t xml:space="preserve">A few seconds later the app lists every fund it detected — </w:t>
+      </w:r>
+      <w:r>
+        <w:rPr>
+          <w:b/>
+          <w:bCs/>
+        </w:rPr>
+        <w:t>all funds are included automatically</w:t>
+      </w:r>
+      <w:r>
+        <w:t>. To look at a subset later, use the Fund filter that every pivot in the analysis carries.</w:t>
+      </w:r>
+    </w:p>
+    <w:p>
+      <w:pPr>
+        <w:pStyle w:val="Heading2"/>
+        <w:spacing w:before="220" w:after="80"/>
+      </w:pPr>
+      <w:r>
+        <w:t>Step 2 — Review the column mapping (the one step that needs your judgment)</w:t>
+      </w:r>
+    </w:p>
+    <w:p>
+      <w:pPr>
+        <w:spacing w:after="120"/>
+      </w:pPr>
+      <w:r>
+        <w:t xml:space="preserve">The app has matched the GP's messy headers to our 43 standard fields, showing its reasoning and a confidence score for each. </w:t>
+      </w:r>
+      <w:r>
+        <w:rPr>
+          <w:b/>
+          <w:bCs/>
+        </w:rPr>
+        <w:t>Yellow rows</w:t>
+      </w:r>
+      <w:r>
+        <w:t xml:space="preserve"> are probable matches — glance at each; if one is wrong, pick the right source column from its dropdown. </w:t>
+      </w:r>
+      <w:r>
+        <w:rPr>
+          <w:b/>
+          <w:bCs/>
+        </w:rPr>
+        <w:t>Red / unmapped</w:t>
+      </w:r>
+      <w:r>
+        <w:t xml:space="preserve"> fields simply stay blank if the data isn't in the file. Validation warnings below flag oddities in the GP's own numbers (exit before entry, IRR that looks like percentage points) — keep them for the diligence call. Then click </w:t>
+      </w:r>
+      <w:r>
+        <w:rPr>
+          <w:b/>
+          <w:bCs/>
+        </w:rPr>
+        <w:t>Generate Analysis →</w:t>
+      </w:r>
+      <w:r>
+        <w:t>.</w:t>
+      </w:r>
+    </w:p>
+    <w:p>
+      <w:pPr>
+        <w:spacing w:before="120" w:after="40"/>
+      </w:pPr>
+      <w:r>
+        <w:rPr>
+          <w:noProof/>
+        </w:rPr>
+        <w:lastRenderedPageBreak/>
+        <w:drawing>
+          <wp:inline distT="0" distB="0" distL="0" distR="0" wp14:anchorId="4939070E" wp14:editId="2BD082B9">
+            <wp:extent cx="5943600" cy="4181475"/>
+            <wp:effectExtent l="0" t="0" r="0" b="0"/>
+            <wp:docPr id="2010971365" name="Picture 2010971365"/>
+            <wp:cNvGraphicFramePr>
+              <a:graphicFrameLocks xmlns:a="http://schemas.openxmlformats.org/drawingml/2006/main" noChangeAspect="1"/>
+            </wp:cNvGraphicFramePr>
+            <a:graphic xmlns:a="http://schemas.openxmlformats.org/drawingml/2006/main">
+              <a:graphicData uri="http://schemas.openxmlformats.org/drawingml/2006/picture">
+                <pic:pic xmlns:pic="http://schemas.openxmlformats.org/drawingml/2006/picture">
+                  <pic:nvPicPr>
+                    <pic:cNvPr id="0" name=""/>
+                    <pic:cNvPicPr>
+                      <a:picLocks noChangeAspect="1" noChangeArrowheads="1"/>
+                    </pic:cNvPicPr>
+                  </pic:nvPicPr>
+                  <pic:blipFill>
+                    <a:blip r:embed="rId7"/>
+                    <a:srcRect/>
+                    <a:stretch>
+                      <a:fillRect/>
+                    </a:stretch>
+                  </pic:blipFill>
+                  <pic:spPr bwMode="auto">
+                    <a:xfrm>
+                      <a:off x="0" y="0"/>
+                      <a:ext cx="5943600" cy="4181475"/>
+                    </a:xfrm>
+                    <a:prstGeom prst="rect">
+                      <a:avLst/>
+                    </a:prstGeom>
+                  </pic:spPr>
+                </pic:pic>
+              </a:graphicData>
+            </a:graphic>
+          </wp:inline>
+        </w:drawing>
+      </w:r>
+    </w:p>
+    <w:p>
+      <w:pPr>
+        <w:spacing w:after="160"/>
+      </w:pPr>
+      <w:r>
+        <w:rPr>
+          <w:i/>
+          <w:iCs/>
+          <w:color w:val="666666"/>
+          <w:sz w:val="18"/>
+          <w:szCs w:val="18"/>
+        </w:rPr>
+        <w:t>Screen 2 — confidence-coded mapping review; fix any miss with a dropdown.</w:t>
+      </w:r>
+    </w:p>
+    <w:p>
+      <w:pPr>
+        <w:spacing w:before="120" w:after="40"/>
+      </w:pPr>
+      <w:r>
+        <w:rPr>
+          <w:noProof/>
+        </w:rPr>
+        <w:drawing>
+          <wp:inline distT="0" distB="0" distL="0" distR="0" wp14:anchorId="78B12D31" wp14:editId="16A855E6">
+            <wp:extent cx="4899804" cy="3447138"/>
+            <wp:effectExtent l="0" t="0" r="2540" b="0"/>
+            <wp:docPr id="1551617638" name="Picture 1551617638"/>
+            <wp:cNvGraphicFramePr>
+              <a:graphicFrameLocks xmlns:a="http://schemas.openxmlformats.org/drawingml/2006/main" noChangeAspect="1"/>
+            </wp:cNvGraphicFramePr>
+            <a:graphic xmlns:a="http://schemas.openxmlformats.org/drawingml/2006/main">
+              <a:graphicData uri="http://schemas.openxmlformats.org/drawingml/2006/picture">
+                <pic:pic xmlns:pic="http://schemas.openxmlformats.org/drawingml/2006/picture">
+                  <pic:nvPicPr>
+                    <pic:cNvPr id="0" name=""/>
+                    <pic:cNvPicPr>
+                      <a:picLocks noChangeAspect="1" noChangeArrowheads="1"/>
+                    </pic:cNvPicPr>
+                  </pic:nvPicPr>
+                  <pic:blipFill>
+                    <a:blip r:embed="rId8"/>
+                    <a:srcRect/>
+                    <a:stretch>
+                      <a:fillRect/>
+                    </a:stretch>
+                  </pic:blipFill>
+                  <pic:spPr bwMode="auto">
+                    <a:xfrm>
+                      <a:off x="0" y="0"/>
+                      <a:ext cx="4933320" cy="3470717"/>
+                    </a:xfrm>
+                    <a:prstGeom prst="rect">
+                      <a:avLst/>
+                    </a:prstGeom>
+                  </pic:spPr>
+                </pic:pic>
+              </a:graphicData>
+            </a:graphic>
+          </wp:inline>
+        </w:drawing>
+      </w:r>
+    </w:p>
+    <w:p>
+      <w:pPr>
+        <w:spacing w:after="160"/>
+      </w:pPr>
+      <w:r>
+        <w:rPr>
+          <w:i/>
+          <w:iCs/>
+          <w:color w:val="666666"/>
+          <w:sz w:val="18"/>
+          <w:szCs w:val="18"/>
+        </w:rPr>
+        <w:t>Screen 3 — summary metrics and the Deal Level Input download.</w:t>
+      </w:r>
+    </w:p>
+    <w:p>
+      <w:pPr>
+        <w:spacing w:before="120" w:after="40"/>
+      </w:pPr>
+      <w:r>
+        <w:rPr>
+          <w:noProof/>
+        </w:rPr>
+        <w:lastRenderedPageBreak/>
+        <w:drawing>
+          <wp:inline distT="0" distB="0" distL="0" distR="0" wp14:anchorId="662493A2" wp14:editId="65CEB66D">
+            <wp:extent cx="4787660" cy="3368242"/>
+            <wp:effectExtent l="0" t="0" r="635" b="0"/>
+            <wp:docPr id="702722762" name="Picture 702722762"/>
             <wp:cNvGraphicFramePr>
               <a:graphicFrameLocks xmlns:a="http://schemas.openxmlformats.org/drawingml/2006/main" noChangeAspect="1"/>
             </wp:cNvGraphicFramePr>
@@ -739,7 +966,7 @@
                   <pic:spPr bwMode="auto">
                     <a:xfrm>
                       <a:off x="0" y="0"/>
-                      <a:ext cx="5943600" cy="4181475"/>
+                      <a:ext cx="4811580" cy="3385070"/>
                     </a:xfrm>
                     <a:prstGeom prst="rect">
                       <a:avLst/>
@@ -764,25 +991,7 @@
           <w:sz w:val="18"/>
           <w:szCs w:val="18"/>
         </w:rPr>
-        <w:t>Screen 1 — the raw file uploaded and profiled; the detected deal table is highlighted.</w:t>
-      </w:r>
-    </w:p>
-    <w:p>
-      <w:pPr>
-        <w:spacing w:after="120"/>
-      </w:pPr>
-      <w:r>
-        <w:t xml:space="preserve">A few seconds later the app lists every fund it detected — </w:t>
-      </w:r>
-      <w:r>
-        <w:rPr>
-          <w:b/>
-          <w:bCs/>
-        </w:rPr>
-        <w:t>all funds are included automatically</w:t>
-      </w:r>
-      <w:r>
-        <w:t>. To look at a subset later, use the Fund filter that every pivot in the analysis carries.</w:t>
+        <w:t>The same steps are shown in the app after every download.</w:t>
       </w:r>
     </w:p>
     <w:p>
@@ -790,8 +999,14 @@
         <w:pStyle w:val="Heading2"/>
         <w:spacing w:before="220" w:after="80"/>
       </w:pPr>
-      <w:r>
-        <w:t>Step 2 — Review the column mapping (the one step that needs your judgment)</w:t>
+    </w:p>
+    <w:p>
+      <w:pPr>
+        <w:pStyle w:val="Heading2"/>
+        <w:spacing w:before="220" w:after="80"/>
+      </w:pPr>
+      <w:r>
+        <w:t>Step 3 — Download the Deal Level Input</w:t>
       </w:r>
     </w:p>
     <w:p>
@@ -799,34 +1014,67 @@
         <w:spacing w:after="120"/>
       </w:pPr>
       <w:r>
-        <w:t xml:space="preserve">The app has matched the GP's messy headers to our 33 standard fields, showing its reasoning and a confidence score for each. </w:t>
-      </w:r>
-      <w:r>
-        <w:rPr>
-          <w:b/>
-          <w:bCs/>
-        </w:rPr>
-        <w:t>Yellow rows</w:t>
-      </w:r>
-      <w:r>
-        <w:t xml:space="preserve"> are probable matches — glance at each; if one is wrong, pick the right source column from its dropdown. </w:t>
-      </w:r>
-      <w:r>
-        <w:rPr>
-          <w:b/>
-          <w:bCs/>
-        </w:rPr>
-        <w:t>Red / unmapped</w:t>
-      </w:r>
-      <w:r>
-        <w:t xml:space="preserve"> fields simply stay blank if the data isn't in the file. Validation warnings below flag oddities in the GP's own numbers (exit before entry, IRR that looks like percentage points) — keep them for the diligence call. Then click </w:t>
-      </w:r>
-      <w:r>
-        <w:rPr>
-          <w:b/>
-          <w:bCs/>
-        </w:rPr>
-        <w:t>Generate Analysis →</w:t>
+        <w:t xml:space="preserve">The app builds the standardized hand-off file and shows the headline numbers. Click </w:t>
+      </w:r>
+      <w:r>
+        <w:rPr>
+          <w:b/>
+          <w:bCs/>
+        </w:rPr>
+        <w:t>⬇ Download Deal Level Input</w:t>
+      </w:r>
+      <w:r>
+        <w:t xml:space="preserve"> — you get </w:t>
+      </w:r>
+      <w:r>
+        <w:rPr>
+          <w:rFonts w:ascii="Courier New" w:eastAsia="Courier New" w:hAnsi="Courier New" w:cs="Courier New"/>
+          <w:sz w:val="19"/>
+          <w:szCs w:val="19"/>
+        </w:rPr>
+        <w:t>[date - GP] - Gross Deal Level Input.xlsx</w:t>
+      </w:r>
+      <w:r>
+        <w:t xml:space="preserve"> (a backup copy is also saved to the app's outputs folder). If anything looks off, click ← Back, fix the mapping, and download again — it takes seconds.</w:t>
+      </w:r>
+    </w:p>
+    <w:p>
+      <w:pPr>
+        <w:pStyle w:val="Heading2"/>
+        <w:spacing w:before="220" w:after="80"/>
+      </w:pPr>
+      <w:r>
+        <w:t>Step 4 — Build the analysis in Excel (one macro)</w:t>
+      </w:r>
+    </w:p>
+    <w:p>
+      <w:pPr>
+        <w:pStyle w:val="ListParagraph"/>
+        <w:numPr>
+          <w:ilvl w:val="0"/>
+          <w:numId w:val="3"/>
+        </w:numPr>
+        <w:spacing w:after="80"/>
+      </w:pPr>
+      <w:r>
+        <w:t xml:space="preserve">Open </w:t>
+      </w:r>
+      <w:r>
+        <w:rPr>
+          <w:b/>
+          <w:bCs/>
+        </w:rPr>
+        <w:t>vba/TR-Analyzer.xlsm</w:t>
+      </w:r>
+      <w:r>
+        <w:t xml:space="preserve"> from the tool folder. When Excel asks, click </w:t>
+      </w:r>
+      <w:r>
+        <w:rPr>
+          <w:b/>
+          <w:bCs/>
+        </w:rPr>
+        <w:t>Enable Macros</w:t>
       </w:r>
       <w:r>
         <w:t>.</w:t>
@@ -834,6 +1082,213 @@
     </w:p>
     <w:p>
       <w:pPr>
+        <w:pStyle w:val="ListParagraph"/>
+        <w:numPr>
+          <w:ilvl w:val="0"/>
+          <w:numId w:val="3"/>
+        </w:numPr>
+        <w:spacing w:after="80"/>
+      </w:pPr>
+      <w:r>
+        <w:t xml:space="preserve">Press </w:t>
+      </w:r>
+      <w:r>
+        <w:rPr>
+          <w:b/>
+          <w:bCs/>
+        </w:rPr>
+        <w:t>Alt+F8</w:t>
+      </w:r>
+      <w:r>
+        <w:t xml:space="preserve"> (Windows) / </w:t>
+      </w:r>
+      <w:r>
+        <w:rPr>
+          <w:b/>
+          <w:bCs/>
+        </w:rPr>
+        <w:t>Opt+F8</w:t>
+      </w:r>
+      <w:r>
+        <w:t xml:space="preserve"> (Mac), select </w:t>
+      </w:r>
+      <w:r>
+        <w:rPr>
+          <w:b/>
+          <w:bCs/>
+        </w:rPr>
+        <w:t>ImportInputsAndBuild</w:t>
+      </w:r>
+      <w:r>
+        <w:t>, click Run.</w:t>
+      </w:r>
+    </w:p>
+    <w:p>
+      <w:pPr>
+        <w:pStyle w:val="ListParagraph"/>
+        <w:numPr>
+          <w:ilvl w:val="0"/>
+          <w:numId w:val="3"/>
+        </w:numPr>
+        <w:spacing w:after="80"/>
+      </w:pPr>
+      <w:r>
+        <w:t>In the file dialog, pick the Deal Level Input file you just downloaded.</w:t>
+      </w:r>
+    </w:p>
+    <w:p>
+      <w:pPr>
+        <w:pStyle w:val="ListParagraph"/>
+        <w:numPr>
+          <w:ilvl w:val="0"/>
+          <w:numId w:val="3"/>
+        </w:numPr>
+        <w:spacing w:after="80"/>
+      </w:pPr>
+      <w:r>
+        <w:t>About one second later all 7 analysis tabs are built. The instructions page disappears with the build — that's by design.</w:t>
+      </w:r>
+    </w:p>
+    <w:p>
+      <w:pPr>
+        <w:spacing w:after="120"/>
+        <w:rPr>
+          <w:rFonts w:hint="eastAsia"/>
+        </w:rPr>
+      </w:pPr>
+    </w:p>
+    <w:tbl>
+      <w:tblPr>
+        <w:tblW w:w="9360" w:type="dxa"/>
+        <w:tblBorders>
+          <w:top w:val="single" w:sz="4" w:space="0" w:color="auto"/>
+          <w:left w:val="single" w:sz="4" w:space="0" w:color="auto"/>
+          <w:bottom w:val="single" w:sz="4" w:space="0" w:color="auto"/>
+          <w:right w:val="single" w:sz="4" w:space="0" w:color="auto"/>
+          <w:insideH w:val="single" w:sz="4" w:space="0" w:color="auto"/>
+          <w:insideV w:val="single" w:sz="4" w:space="0" w:color="auto"/>
+        </w:tblBorders>
+        <w:tblCellMar>
+          <w:left w:w="10" w:type="dxa"/>
+          <w:right w:w="10" w:type="dxa"/>
+        </w:tblCellMar>
+        <w:tblLook w:val="04A0" w:firstRow="1" w:lastRow="0" w:firstColumn="1" w:lastColumn="0" w:noHBand="0" w:noVBand="1"/>
+      </w:tblPr>
+      <w:tblGrid>
+        <w:gridCol w:w="9360"/>
+      </w:tblGrid>
+      <w:tr>
+        <w:tblPrEx>
+          <w:tblCellMar>
+            <w:top w:w="0" w:type="dxa"/>
+            <w:bottom w:w="0" w:type="dxa"/>
+          </w:tblCellMar>
+        </w:tblPrEx>
+        <w:tc>
+          <w:tcPr>
+            <w:tcW w:w="9360" w:type="dxa"/>
+            <w:shd w:val="clear" w:color="auto" w:fill="FFF6E5"/>
+            <w:tcMar>
+              <w:top w:w="140" w:type="dxa"/>
+              <w:left w:w="180" w:type="dxa"/>
+              <w:bottom w:w="140" w:type="dxa"/>
+              <w:right w:w="180" w:type="dxa"/>
+            </w:tcMar>
+          </w:tcPr>
+          <w:p>
+            <w:pPr>
+              <w:spacing w:after="60"/>
+            </w:pPr>
+            <w:r>
+              <w:rPr>
+                <w:b/>
+                <w:bCs/>
+                <w:color w:val="0F2340"/>
+              </w:rPr>
+              <w:t>Two things worth knowing</w:t>
+            </w:r>
+          </w:p>
+          <w:p>
+            <w:pPr>
+              <w:spacing w:after="40"/>
+            </w:pPr>
+            <w:r>
+              <w:rPr>
+                <w:sz w:val="20"/>
+                <w:szCs w:val="20"/>
+              </w:rPr>
+              <w:t xml:space="preserve">Picked the wrong file? If you select something that isn't a Deal Level Input workbook (for example the GP's raw file), the macro tells you so in plain words and stops — nothing breaks. Pick the file whose name contains </w:t>
+            </w:r>
+            <w:r>
+              <w:rPr>
+                <w:b/>
+                <w:bCs/>
+              </w:rPr>
+              <w:t>“Gross Deal Level Input”</w:t>
+            </w:r>
+            <w:r>
+              <w:rPr>
+                <w:sz w:val="20"/>
+                <w:szCs w:val="20"/>
+              </w:rPr>
+              <w:t>.</w:t>
+            </w:r>
+          </w:p>
+          <w:p>
+            <w:pPr>
+              <w:spacing w:after="40"/>
+            </w:pPr>
+            <w:r>
+              <w:rPr>
+                <w:sz w:val="20"/>
+                <w:szCs w:val="20"/>
+              </w:rPr>
+              <w:t xml:space="preserve">Save your work under its own name (File → Save As, e.g. </w:t>
+            </w:r>
+            <w:r>
+              <w:rPr>
+                <w:rFonts w:ascii="Courier New" w:eastAsia="Courier New" w:hAnsi="Courier New" w:cs="Courier New"/>
+                <w:sz w:val="19"/>
+                <w:szCs w:val="19"/>
+              </w:rPr>
+              <w:t>GP_2 - Analysis.xlsm</w:t>
+            </w:r>
+            <w:r>
+              <w:rPr>
+                <w:sz w:val="20"/>
+                <w:szCs w:val="20"/>
+              </w:rPr>
+              <w:t>) so the original analyzer stays empty and ready for the next GP.</w:t>
+            </w:r>
+          </w:p>
+        </w:tc>
+      </w:tr>
+    </w:tbl>
+    <w:p>
+      <w:r>
+        <w:br w:type="page"/>
+      </w:r>
+    </w:p>
+    <w:p>
+      <w:pPr>
+        <w:pStyle w:val="Heading2"/>
+        <w:spacing w:before="220" w:after="80"/>
+      </w:pPr>
+      <w:r>
+        <w:lastRenderedPageBreak/>
+        <w:t>What you get — the 7 tabs</w:t>
+      </w:r>
+    </w:p>
+    <w:p>
+      <w:pPr>
+        <w:spacing w:after="120"/>
+      </w:pPr>
+      <w:r>
+        <w:t>The workbook opens on a Table of Contents; every entry is a clickable link with a one-line description of its tab:</w:t>
+      </w:r>
+    </w:p>
+    <w:p>
+      <w:pPr>
         <w:spacing w:before="120" w:after="40"/>
       </w:pPr>
       <w:r>
@@ -841,16 +1296,10 @@
           <w:noProof/>
         </w:rPr>
         <w:drawing>
-          <wp:inline distT="0" distB="0" distL="0" distR="0" wp14:anchorId="4939070E" wp14:editId="2BD082B9">
-            <wp:extent cx="5943600" cy="4181475"/>
+          <wp:inline distT="0" distB="0" distL="0" distR="0" wp14:anchorId="55C7B951" wp14:editId="6A1D3E7A">
+            <wp:extent cx="5943600" cy="1323975"/>
             <wp:effectExtent l="0" t="0" r="0" b="0"/>
-            <wp:docPr id="2010971365" name="Picture 2010971365">
-              <a:extLst xmlns:a="http://schemas.openxmlformats.org/drawingml/2006/main">
-                <a:ext uri="{FF2B5EF4-FFF2-40B4-BE49-F238E27FC236}">
-                  <a16:creationId xmlns:a16="http://schemas.microsoft.com/office/drawing/2014/main" id="{7964C55D-05E6-4870-BE92-B51C21D9C10B}"/>
-                </a:ext>
-              </a:extLst>
-            </wp:docPr>
+            <wp:docPr id="1805644103" name="Picture 1805644103"/>
             <wp:cNvGraphicFramePr>
               <a:graphicFrameLocks xmlns:a="http://schemas.openxmlformats.org/drawingml/2006/main" noChangeAspect="1"/>
             </wp:cNvGraphicFramePr>
@@ -873,7 +1322,7 @@
                   <pic:spPr bwMode="auto">
                     <a:xfrm>
                       <a:off x="0" y="0"/>
-                      <a:ext cx="5943600" cy="4181475"/>
+                      <a:ext cx="5943600" cy="1323975"/>
                     </a:xfrm>
                     <a:prstGeom prst="rect">
                       <a:avLst/>
@@ -898,7 +1347,25 @@
           <w:sz w:val="18"/>
           <w:szCs w:val="18"/>
         </w:rPr>
-        <w:t>Screen 2 — confidence-coded mapping review; fix any miss with a dropdown.</w:t>
+        <w:t>Table of Contents — numbered links plus what each tab shows.</w:t>
+      </w:r>
+    </w:p>
+    <w:p>
+      <w:pPr>
+        <w:spacing w:after="120"/>
+      </w:pPr>
+      <w:r>
+        <w:t xml:space="preserve">The </w:t>
+      </w:r>
+      <w:r>
+        <w:rPr>
+          <w:b/>
+          <w:bCs/>
+        </w:rPr>
+        <w:t>Deal List</w:t>
+      </w:r>
+      <w:r>
+        <w:t xml:space="preserve"> holds every deal as plain values plus the full per-deal analytics. The light-blue threshold tables at the top set every bucket boundary — edit a threshold and the whole workbook re-buckets instantly:</w:t>
       </w:r>
     </w:p>
     <w:p>
@@ -910,16 +1377,10 @@
           <w:noProof/>
         </w:rPr>
         <w:drawing>
-          <wp:inline distT="0" distB="0" distL="0" distR="0" wp14:anchorId="78B12D31" wp14:editId="16A855E6">
-            <wp:extent cx="4899804" cy="3447138"/>
-            <wp:effectExtent l="0" t="0" r="2540" b="0"/>
-            <wp:docPr id="1551617638" name="Picture 1551617638">
-              <a:extLst xmlns:a="http://schemas.openxmlformats.org/drawingml/2006/main">
-                <a:ext uri="{FF2B5EF4-FFF2-40B4-BE49-F238E27FC236}">
-                  <a16:creationId xmlns:a16="http://schemas.microsoft.com/office/drawing/2014/main" id="{B7E7B0D0-F697-48A7-BF0A-54C75AFDE068}"/>
-                </a:ext>
-              </a:extLst>
-            </wp:docPr>
+          <wp:inline distT="0" distB="0" distL="0" distR="0" wp14:anchorId="7EF2B74B" wp14:editId="406EA471">
+            <wp:extent cx="5943600" cy="2609850"/>
+            <wp:effectExtent l="0" t="0" r="0" b="0"/>
+            <wp:docPr id="996013035" name="Picture 996013035"/>
             <wp:cNvGraphicFramePr>
               <a:graphicFrameLocks xmlns:a="http://schemas.openxmlformats.org/drawingml/2006/main" noChangeAspect="1"/>
             </wp:cNvGraphicFramePr>
@@ -942,7 +1403,7 @@
                   <pic:spPr bwMode="auto">
                     <a:xfrm>
                       <a:off x="0" y="0"/>
-                      <a:ext cx="4933320" cy="3470717"/>
+                      <a:ext cx="5943600" cy="2609850"/>
                     </a:xfrm>
                     <a:prstGeom prst="rect">
                       <a:avLst/>
@@ -967,7 +1428,25 @@
           <w:sz w:val="18"/>
           <w:szCs w:val="18"/>
         </w:rPr>
-        <w:t>Screen 3 — summary metrics and the Deal Level Input download.</w:t>
+        <w:t>Deal List — imported deals, per-deal analytics, editable bucket thresholds (blue).</w:t>
+      </w:r>
+    </w:p>
+    <w:p>
+      <w:pPr>
+        <w:spacing w:after="120"/>
+      </w:pPr>
+      <w:r>
+        <w:t xml:space="preserve">The five analysis tabs slice the portfolio with native pivot tables — for example </w:t>
+      </w:r>
+      <w:r>
+        <w:rPr>
+          <w:b/>
+          <w:bCs/>
+        </w:rPr>
+        <w:t>Return &amp; Loss Ratios</w:t>
+      </w:r>
+      <w:r>
+        <w:t>, which pools MOIC, Loss Ratio and Impaired Invested Capital across fifteen cuts:</w:t>
       </w:r>
     </w:p>
     <w:p>
@@ -978,17 +1457,12 @@
         <w:rPr>
           <w:noProof/>
         </w:rPr>
+        <w:lastRenderedPageBreak/>
         <w:drawing>
-          <wp:inline distT="0" distB="0" distL="0" distR="0" wp14:anchorId="662493A2" wp14:editId="65CEB66D">
-            <wp:extent cx="4787660" cy="3368242"/>
-            <wp:effectExtent l="0" t="0" r="635" b="0"/>
-            <wp:docPr id="702722762" name="Picture 702722762">
-              <a:extLst xmlns:a="http://schemas.openxmlformats.org/drawingml/2006/main">
-                <a:ext uri="{FF2B5EF4-FFF2-40B4-BE49-F238E27FC236}">
-                  <a16:creationId xmlns:a16="http://schemas.microsoft.com/office/drawing/2014/main" id="{34D94378-798A-479F-A994-A3481ADB97F0}"/>
-                </a:ext>
-              </a:extLst>
-            </wp:docPr>
+          <wp:inline distT="0" distB="0" distL="0" distR="0" wp14:anchorId="6FA767FA" wp14:editId="044CD55D">
+            <wp:extent cx="5943600" cy="4219575"/>
+            <wp:effectExtent l="0" t="0" r="0" b="0"/>
+            <wp:docPr id="1797839095" name="Picture 1797839095"/>
             <wp:cNvGraphicFramePr>
               <a:graphicFrameLocks xmlns:a="http://schemas.openxmlformats.org/drawingml/2006/main" noChangeAspect="1"/>
             </wp:cNvGraphicFramePr>
@@ -1011,7 +1485,7 @@
                   <pic:spPr bwMode="auto">
                     <a:xfrm>
                       <a:off x="0" y="0"/>
-                      <a:ext cx="4811580" cy="3385070"/>
+                      <a:ext cx="5943600" cy="4219575"/>
                     </a:xfrm>
                     <a:prstGeom prst="rect">
                       <a:avLst/>
@@ -1036,60 +1510,34 @@
           <w:sz w:val="18"/>
           <w:szCs w:val="18"/>
         </w:rPr>
-        <w:t>The same steps are shown in the app after every download.</w:t>
+        <w:t>Return &amp; Loss Ratios — one of fifteen cuts, each with its own chart.</w:t>
       </w:r>
     </w:p>
     <w:p>
       <w:pPr>
         <w:pStyle w:val="Heading2"/>
-        <w:spacing w:before="220" w:after="80"/>
-      </w:pPr>
-    </w:p>
-    <w:p>
-      <w:pPr>
-        <w:pStyle w:val="Heading2"/>
-        <w:spacing w:before="220" w:after="80"/>
-      </w:pPr>
-      <w:r>
-        <w:t>Step 3 — Download the Deal Level Input</w:t>
-      </w:r>
-    </w:p>
-    <w:p>
-      <w:pPr>
         <w:spacing w:after="120"/>
       </w:pPr>
       <w:r>
-        <w:t xml:space="preserve">The app builds the standardized hand-off file and shows the headline numbers. Click </w:t>
-      </w:r>
-      <w:r>
-        <w:rPr>
-          <w:b/>
-          <w:bCs/>
-        </w:rPr>
-        <w:t>⬇ Download Deal Level Input</w:t>
-      </w:r>
-      <w:r>
-        <w:t xml:space="preserve"> — you get </w:t>
-      </w:r>
-      <w:r>
-        <w:rPr>
-          <w:rFonts w:ascii="Courier New" w:eastAsia="Courier New" w:hAnsi="Courier New" w:cs="Courier New"/>
-          <w:sz w:val="19"/>
-          <w:szCs w:val="19"/>
-        </w:rPr>
-        <w:t>[date - GP] - Gross Deal Level Input.xlsx</w:t>
-      </w:r>
-      <w:r>
-        <w:t xml:space="preserve"> (a backup copy is also saved to the app's outputs folder). If anything looks off, click ← Back, fix the mapping, and download again — it takes seconds.</w:t>
-      </w:r>
-    </w:p>
-    <w:p>
-      <w:pPr>
-        <w:pStyle w:val="Heading2"/>
-        <w:spacing w:before="220" w:after="80"/>
-      </w:pPr>
-      <w:r>
-        <w:t>Step 4 — Build the analysis in Excel (one macro)</w:t>
+        <w:t xml:space="preserve">Loss Ratio vs Impaired Invested Capital</w:t>
+      </w:r>
+    </w:p>
+    <w:p>
+      <w:pPr>
+        <w:spacing w:after="120"/>
+      </w:pPr>
+      <w:r>
+        <w:t xml:space="preserve">Both loss metrics appear side by side on every pivot. They share one test — a deal is </w:t>
+      </w:r>
+      <w:r>
+        <w:rPr>
+          <w:b/>
+          <w:bCs/>
+        </w:rPr>
+        <w:t xml:space="preserve">in loss position</w:t>
+      </w:r>
+      <w:r>
+        <w:t xml:space="preserve"> when its Gross MOIC is below 1.0x — but they count different things:</w:t>
       </w:r>
     </w:p>
     <w:p>
@@ -1097,41 +1545,19 @@
         <w:pStyle w:val="ListParagraph"/>
         <w:numPr>
           <w:ilvl w:val="0"/>
-          <w:numId w:val="1"/>
+          <w:numId w:val="2"/>
         </w:numPr>
-        <w:spacing w:after="80"/>
-      </w:pPr>
-      <w:r>
-        <w:t xml:space="preserve">Open </w:t>
-      </w:r>
-      <w:proofErr w:type="spellStart"/>
-      <w:r>
-        <w:rPr>
-          <w:b/>
-          <w:bCs/>
-        </w:rPr>
-        <w:t>vba</w:t>
-      </w:r>
-      <w:proofErr w:type="spellEnd"/>
-      <w:r>
-        <w:rPr>
-          <w:b/>
-          <w:bCs/>
-        </w:rPr>
-        <w:t>/TR-Analyzer.xlsm</w:t>
-      </w:r>
-      <w:r>
-        <w:t xml:space="preserve"> from the tool folder. When Excel asks, click </w:t>
-      </w:r>
-      <w:r>
-        <w:rPr>
-          <w:b/>
-          <w:bCs/>
-        </w:rPr>
-        <w:t>Enable Macros</w:t>
-      </w:r>
-      <w:r>
-        <w:t>.</w:t>
+        <w:spacing w:after="60"/>
+      </w:pPr>
+      <w:r>
+        <w:rPr>
+          <w:b/>
+          <w:bCs/>
+        </w:rPr>
+        <w:t xml:space="preserve">Impaired Invested Capital</w:t>
+      </w:r>
+      <w:r>
+        <w:t xml:space="preserve"> = invested capital of the below-1.0x deals ÷ total invested capital.  Breadth: how much capital is in trouble — the full cost of every underwater deal counts, however shallow the mark.</w:t>
       </w:r>
     </w:p>
     <w:p>
@@ -1139,44 +1565,35 @@
         <w:pStyle w:val="ListParagraph"/>
         <w:numPr>
           <w:ilvl w:val="0"/>
-          <w:numId w:val="1"/>
+          <w:numId w:val="2"/>
         </w:numPr>
-        <w:spacing w:after="80"/>
-      </w:pPr>
-      <w:r>
-        <w:t xml:space="preserve">Press </w:t>
-      </w:r>
-      <w:r>
-        <w:rPr>
-          <w:b/>
-          <w:bCs/>
-        </w:rPr>
-        <w:t>Alt+F8</w:t>
-      </w:r>
-      <w:r>
-        <w:t xml:space="preserve"> (Windows) / </w:t>
-      </w:r>
-      <w:r>
-        <w:rPr>
-          <w:b/>
-          <w:bCs/>
-        </w:rPr>
-        <w:t>Opt+F8</w:t>
-      </w:r>
-      <w:r>
-        <w:t xml:space="preserve"> (Mac), select </w:t>
-      </w:r>
-      <w:proofErr w:type="spellStart"/>
-      <w:r>
-        <w:rPr>
-          <w:b/>
-          <w:bCs/>
-        </w:rPr>
-        <w:t>ImportInputsAndBuild</w:t>
-      </w:r>
-      <w:proofErr w:type="spellEnd"/>
-      <w:r>
-        <w:t>, click Run.</w:t>
+        <w:spacing w:after="60"/>
+      </w:pPr>
+      <w:r>
+        <w:rPr>
+          <w:b/>
+          <w:bCs/>
+        </w:rPr>
+        <w:t xml:space="preserve">Loss Ratio</w:t>
+      </w:r>
+      <w:r>
+        <w:t xml:space="preserve"> = (invested capital − current total value) of those deals ÷ total invested capital.  Depth: how much capital is actually lost at current marks — only the shortfall counts.</w:t>
+      </w:r>
+    </w:p>
+    <w:p>
+      <w:pPr>
+        <w:spacing w:after="120"/>
+      </w:pPr>
+      <w:r>
+        <w:t xml:space="preserve">A quick example — two deals of 100 each: one marked at 98 (0.98x), one written off to 0.  Impaired Invested Capital = 200 / 200 = 100%.  Loss Ratio = (2 + 100) / 200 = 51%.</w:t>
+      </w:r>
+    </w:p>
+    <w:p>
+      <w:pPr>
+        <w:spacing w:after="120"/>
+      </w:pPr>
+      <w:r>
+        <w:t xml:space="preserve">Read them together. Loss Ratio can never exceed Impaired Invested Capital. When the two are close, the losing deals went to (near) zero — failures are write-offs. When Loss Ratio sits far below, most underwater capital is only slightly under cost — often younger deals that may still recover. Dividing one by the other gives the average depth of loss among the losing deals. And with the Status filter set to Realized, both become cash-only — the GP's own marks stripped out.</w:t>
       </w:r>
     </w:p>
     <w:p>
@@ -1184,12 +1601,16 @@
         <w:pStyle w:val="ListParagraph"/>
         <w:numPr>
           <w:ilvl w:val="0"/>
-          <w:numId w:val="1"/>
+          <w:numId w:val="2"/>
         </w:numPr>
-        <w:spacing w:after="80"/>
-      </w:pPr>
-      <w:r>
-        <w:t>In the file dialog, pick the Deal Level Input file you just downloaded.</w:t>
+        <w:spacing w:after="60"/>
+      </w:pPr>
+      <w:r>
+        <w:rPr>
+          <w:b/>
+          <w:bCs/>
+        </w:rPr>
+        <w:t>Blue = type here.  White = calculated.  Grey = key result.</w:t>
       </w:r>
     </w:p>
     <w:p>
@@ -1197,140 +1618,75 @@
         <w:pStyle w:val="ListParagraph"/>
         <w:numPr>
           <w:ilvl w:val="0"/>
-          <w:numId w:val="1"/>
+          <w:numId w:val="2"/>
         </w:numPr>
-        <w:spacing w:after="80"/>
-      </w:pPr>
-      <w:r>
-        <w:t>About one second later all 7 analysis tabs are built. The instructions page disappears with the build — that's by design.</w:t>
+        <w:spacing w:after="60"/>
+      </w:pPr>
+      <w:r>
+        <w:t xml:space="preserve">Every pivot carries </w:t>
+      </w:r>
+      <w:r>
+        <w:rPr>
+          <w:b/>
+          <w:bCs/>
+        </w:rPr>
+        <w:t>Fund / Status / Hold-Period filters</w:t>
+      </w:r>
+      <w:r>
+        <w:t>. Setting Status = Realized is the acid test — the track record in cash terms, the GP's own marks stripped out.</w:t>
+      </w:r>
+    </w:p>
+    <w:p>
+      <w:pPr>
+        <w:pStyle w:val="ListParagraph"/>
+        <w:numPr>
+          <w:ilvl w:val="0"/>
+          <w:numId w:val="2"/>
+        </w:numPr>
+        <w:spacing w:after="60"/>
+      </w:pPr>
+      <w:r>
+        <w:t>Charts never change — they are fixed snapshots of the full portfolio (blank / n/a categories are left off). The pivots are for exploring.</w:t>
+      </w:r>
+    </w:p>
+    <w:p>
+      <w:pPr>
+        <w:pStyle w:val="ListParagraph"/>
+        <w:numPr>
+          <w:ilvl w:val="0"/>
+          <w:numId w:val="2"/>
+        </w:numPr>
+        <w:spacing w:after="60"/>
+      </w:pPr>
+      <w:r>
+        <w:t>Deals missing a label are hidden from that pivot and its totals; nothing is deleted — un-hide via the filter dropdown.</w:t>
+      </w:r>
+    </w:p>
+    <w:p>
+      <w:pPr>
+        <w:pStyle w:val="Heading1"/>
+        <w:spacing w:before="320" w:after="120"/>
+      </w:pPr>
+      <w:r>
+        <w:t>6.  Publishing to the deal database (optional, after verification)</w:t>
       </w:r>
     </w:p>
     <w:p>
       <w:pPr>
         <w:spacing w:after="120"/>
       </w:pPr>
-    </w:p>
-    <w:tbl>
-      <w:tblPr>
-        <w:tblW w:w="9360" w:type="dxa"/>
-        <w:tblBorders>
-          <w:top w:val="single" w:sz="4" w:space="0" w:color="auto"/>
-          <w:left w:val="single" w:sz="4" w:space="0" w:color="auto"/>
-          <w:bottom w:val="single" w:sz="4" w:space="0" w:color="auto"/>
-          <w:right w:val="single" w:sz="4" w:space="0" w:color="auto"/>
-          <w:insideH w:val="single" w:sz="4" w:space="0" w:color="auto"/>
-          <w:insideV w:val="single" w:sz="4" w:space="0" w:color="auto"/>
-        </w:tblBorders>
-        <w:tblCellMar>
-          <w:left w:w="10" w:type="dxa"/>
-          <w:right w:w="10" w:type="dxa"/>
-        </w:tblCellMar>
-        <w:tblLook w:val="04A0" w:firstRow="1" w:lastRow="0" w:firstColumn="1" w:lastColumn="0" w:noHBand="0" w:noVBand="1"/>
-      </w:tblPr>
-      <w:tblGrid>
-        <w:gridCol w:w="9360"/>
-      </w:tblGrid>
-      <w:tr>
-        <w:tc>
-          <w:tcPr>
-            <w:tcW w:w="9360" w:type="dxa"/>
-            <w:shd w:val="clear" w:color="auto" w:fill="FFF6E5"/>
-            <w:tcMar>
-              <w:top w:w="140" w:type="dxa"/>
-              <w:left w:w="180" w:type="dxa"/>
-              <w:bottom w:w="140" w:type="dxa"/>
-              <w:right w:w="180" w:type="dxa"/>
-            </w:tcMar>
-          </w:tcPr>
-          <w:p>
-            <w:pPr>
-              <w:spacing w:after="60"/>
-            </w:pPr>
-            <w:r>
-              <w:rPr>
-                <w:b/>
-                <w:bCs/>
-                <w:color w:val="0F2340"/>
-              </w:rPr>
-              <w:t>Two things worth knowing</w:t>
-            </w:r>
-          </w:p>
-          <w:p>
-            <w:pPr>
-              <w:spacing w:after="40"/>
-            </w:pPr>
-            <w:r>
-              <w:rPr>
-                <w:sz w:val="20"/>
-                <w:szCs w:val="20"/>
-              </w:rPr>
-              <w:t xml:space="preserve">Picked the wrong file? If you select something that isn't a Deal Level Input workbook (for example the GP's raw file), the macro tells you so in plain words and stops — nothing breaks. Pick the file whose name contains </w:t>
-            </w:r>
-            <w:r>
-              <w:rPr>
-                <w:b/>
-                <w:bCs/>
-              </w:rPr>
-              <w:t>“Gross Deal Level Input”</w:t>
-            </w:r>
-            <w:r>
-              <w:rPr>
-                <w:sz w:val="20"/>
-                <w:szCs w:val="20"/>
-              </w:rPr>
-              <w:t>.</w:t>
-            </w:r>
-          </w:p>
-          <w:p>
-            <w:pPr>
-              <w:spacing w:after="40"/>
-            </w:pPr>
-            <w:r>
-              <w:rPr>
-                <w:sz w:val="20"/>
-                <w:szCs w:val="20"/>
-              </w:rPr>
-              <w:t xml:space="preserve">Save your work under its own name (File → Save As, e.g. </w:t>
-            </w:r>
-            <w:r>
-              <w:rPr>
-                <w:rFonts w:ascii="Courier New" w:eastAsia="Courier New" w:hAnsi="Courier New" w:cs="Courier New"/>
-                <w:sz w:val="19"/>
-                <w:szCs w:val="19"/>
-              </w:rPr>
-              <w:t>GP_2 - Analysis.xlsm</w:t>
-            </w:r>
-            <w:r>
-              <w:rPr>
-                <w:sz w:val="20"/>
-                <w:szCs w:val="20"/>
-              </w:rPr>
-              <w:t>) so the original analyzer stays empty and ready for the next GP.</w:t>
-            </w:r>
-          </w:p>
-        </w:tc>
-      </w:tr>
-    </w:tbl>
-    <w:p>
-      <w:r>
-        <w:br w:type="page"/>
-      </w:r>
-    </w:p>
-    <w:p>
-      <w:pPr>
-        <w:pStyle w:val="Heading2"/>
-        <w:spacing w:before="220" w:after="80"/>
-      </w:pPr>
-      <w:r>
-        <w:t>What you get — the 7 tabs</w:t>
-      </w:r>
-    </w:p>
-    <w:p>
-      <w:pPr>
-        <w:spacing w:after="120"/>
-      </w:pPr>
-      <w:r>
-        <w:t>The workbook opens on a Table of Contents; every entry is a clickable link with a one-line description of its tab:</w:t>
+      <w:r>
+        <w:t xml:space="preserve">Verified deals feed the team's cross-GP database — the pool behind the Power BI dashboard. This is deliberately a separate, manual step: nothing enters the database until a person has checked the numbers. First correct and verify the Deal Level Input in Excel; then switch the app's sidebar to </w:t>
+      </w:r>
+      <w:r>
+        <w:rPr>
+          <w:b/>
+          <w:bCs/>
+        </w:rPr>
+        <w:t>Publish to database</w:t>
+      </w:r>
+      <w:r>
+        <w:t xml:space="preserve"> and upload that file.</w:t>
       </w:r>
     </w:p>
     <w:p>
@@ -1341,17 +1697,12 @@
         <w:rPr>
           <w:noProof/>
         </w:rPr>
+        <w:lastRenderedPageBreak/>
         <w:drawing>
-          <wp:inline distT="0" distB="0" distL="0" distR="0" wp14:anchorId="55C7B951" wp14:editId="6A1D3E7A">
-            <wp:extent cx="5943600" cy="1323975"/>
+          <wp:inline distT="0" distB="0" distL="0" distR="0" wp14:anchorId="12A207B6" wp14:editId="6D0E8A0F">
+            <wp:extent cx="5943600" cy="4181475"/>
             <wp:effectExtent l="0" t="0" r="0" b="0"/>
-            <wp:docPr id="1805644103" name="Picture 1805644103">
-              <a:extLst xmlns:a="http://schemas.openxmlformats.org/drawingml/2006/main">
-                <a:ext uri="{FF2B5EF4-FFF2-40B4-BE49-F238E27FC236}">
-                  <a16:creationId xmlns:a16="http://schemas.microsoft.com/office/drawing/2014/main" id="{DA677DDB-F421-4DE8-A323-0754C6A932F8}"/>
-                </a:ext>
-              </a:extLst>
-            </wp:docPr>
+            <wp:docPr id="1512015522" name="Picture 1512015522"/>
             <wp:cNvGraphicFramePr>
               <a:graphicFrameLocks xmlns:a="http://schemas.openxmlformats.org/drawingml/2006/main" noChangeAspect="1"/>
             </wp:cNvGraphicFramePr>
@@ -1374,342 +1725,6 @@
                   <pic:spPr bwMode="auto">
                     <a:xfrm>
                       <a:off x="0" y="0"/>
-                      <a:ext cx="5943600" cy="1323975"/>
-                    </a:xfrm>
-                    <a:prstGeom prst="rect">
-                      <a:avLst/>
-                    </a:prstGeom>
-                  </pic:spPr>
-                </pic:pic>
-              </a:graphicData>
-            </a:graphic>
-          </wp:inline>
-        </w:drawing>
-      </w:r>
-    </w:p>
-    <w:p>
-      <w:pPr>
-        <w:spacing w:after="160"/>
-      </w:pPr>
-      <w:r>
-        <w:rPr>
-          <w:i/>
-          <w:iCs/>
-          <w:color w:val="666666"/>
-          <w:sz w:val="18"/>
-          <w:szCs w:val="18"/>
-        </w:rPr>
-        <w:t>Table of Contents — numbered links plus what each tab shows.</w:t>
-      </w:r>
-    </w:p>
-    <w:p>
-      <w:pPr>
-        <w:spacing w:after="120"/>
-      </w:pPr>
-      <w:r>
-        <w:t xml:space="preserve">The </w:t>
-      </w:r>
-      <w:r>
-        <w:rPr>
-          <w:b/>
-          <w:bCs/>
-        </w:rPr>
-        <w:t>Deal List</w:t>
-      </w:r>
-      <w:r>
-        <w:t xml:space="preserve"> holds every deal as plain values plus the full per-deal analytics. The light-blue threshold tables at the top set every bucket boundary — edit a threshold and the whole workbook re-buckets instantly:</w:t>
-      </w:r>
-    </w:p>
-    <w:p>
-      <w:pPr>
-        <w:spacing w:before="120" w:after="40"/>
-      </w:pPr>
-      <w:r>
-        <w:rPr>
-          <w:noProof/>
-        </w:rPr>
-        <w:drawing>
-          <wp:inline distT="0" distB="0" distL="0" distR="0" wp14:anchorId="7EF2B74B" wp14:editId="406EA471">
-            <wp:extent cx="5943600" cy="2609850"/>
-            <wp:effectExtent l="0" t="0" r="0" b="0"/>
-            <wp:docPr id="996013035" name="Picture 996013035">
-              <a:extLst xmlns:a="http://schemas.openxmlformats.org/drawingml/2006/main">
-                <a:ext uri="{FF2B5EF4-FFF2-40B4-BE49-F238E27FC236}">
-                  <a16:creationId xmlns:a16="http://schemas.microsoft.com/office/drawing/2014/main" id="{A080D506-8958-428C-A4B1-F2CBF83D51A8}"/>
-                </a:ext>
-              </a:extLst>
-            </wp:docPr>
-            <wp:cNvGraphicFramePr>
-              <a:graphicFrameLocks xmlns:a="http://schemas.openxmlformats.org/drawingml/2006/main" noChangeAspect="1"/>
-            </wp:cNvGraphicFramePr>
-            <a:graphic xmlns:a="http://schemas.openxmlformats.org/drawingml/2006/main">
-              <a:graphicData uri="http://schemas.openxmlformats.org/drawingml/2006/picture">
-                <pic:pic xmlns:pic="http://schemas.openxmlformats.org/drawingml/2006/picture">
-                  <pic:nvPicPr>
-                    <pic:cNvPr id="0" name=""/>
-                    <pic:cNvPicPr>
-                      <a:picLocks noChangeAspect="1" noChangeArrowheads="1"/>
-                    </pic:cNvPicPr>
-                  </pic:nvPicPr>
-                  <pic:blipFill>
-                    <a:blip r:embed="rId14"/>
-                    <a:srcRect/>
-                    <a:stretch>
-                      <a:fillRect/>
-                    </a:stretch>
-                  </pic:blipFill>
-                  <pic:spPr bwMode="auto">
-                    <a:xfrm>
-                      <a:off x="0" y="0"/>
-                      <a:ext cx="5943600" cy="2609850"/>
-                    </a:xfrm>
-                    <a:prstGeom prst="rect">
-                      <a:avLst/>
-                    </a:prstGeom>
-                  </pic:spPr>
-                </pic:pic>
-              </a:graphicData>
-            </a:graphic>
-          </wp:inline>
-        </w:drawing>
-      </w:r>
-    </w:p>
-    <w:p>
-      <w:pPr>
-        <w:spacing w:after="160"/>
-      </w:pPr>
-      <w:r>
-        <w:rPr>
-          <w:i/>
-          <w:iCs/>
-          <w:color w:val="666666"/>
-          <w:sz w:val="18"/>
-          <w:szCs w:val="18"/>
-        </w:rPr>
-        <w:t>Deal List — imported deals, per-deal analytics, editable bucket thresholds (blue).</w:t>
-      </w:r>
-    </w:p>
-    <w:p>
-      <w:pPr>
-        <w:spacing w:after="120"/>
-      </w:pPr>
-      <w:r>
-        <w:t xml:space="preserve">The five analysis tabs slice the portfolio with native pivot tables — for example </w:t>
-      </w:r>
-      <w:r>
-        <w:rPr>
-          <w:b/>
-          <w:bCs/>
-        </w:rPr>
-        <w:t>Return &amp; Loss Ratios</w:t>
-      </w:r>
-      <w:r>
-        <w:t>, which pools MOIC and loss ratio across fifteen cuts:</w:t>
-      </w:r>
-    </w:p>
-    <w:p>
-      <w:pPr>
-        <w:spacing w:before="120" w:after="40"/>
-      </w:pPr>
-      <w:r>
-        <w:rPr>
-          <w:noProof/>
-        </w:rPr>
-        <w:drawing>
-          <wp:inline distT="0" distB="0" distL="0" distR="0" wp14:anchorId="6FA767FA" wp14:editId="044CD55D">
-            <wp:extent cx="5943600" cy="4219575"/>
-            <wp:effectExtent l="0" t="0" r="0" b="0"/>
-            <wp:docPr id="1797839095" name="Picture 1797839095">
-              <a:extLst xmlns:a="http://schemas.openxmlformats.org/drawingml/2006/main">
-                <a:ext uri="{FF2B5EF4-FFF2-40B4-BE49-F238E27FC236}">
-                  <a16:creationId xmlns:a16="http://schemas.microsoft.com/office/drawing/2014/main" id="{563BDF27-F00A-4DB8-8DE9-A51211C51238}"/>
-                </a:ext>
-              </a:extLst>
-            </wp:docPr>
-            <wp:cNvGraphicFramePr>
-              <a:graphicFrameLocks xmlns:a="http://schemas.openxmlformats.org/drawingml/2006/main" noChangeAspect="1"/>
-            </wp:cNvGraphicFramePr>
-            <a:graphic xmlns:a="http://schemas.openxmlformats.org/drawingml/2006/main">
-              <a:graphicData uri="http://schemas.openxmlformats.org/drawingml/2006/picture">
-                <pic:pic xmlns:pic="http://schemas.openxmlformats.org/drawingml/2006/picture">
-                  <pic:nvPicPr>
-                    <pic:cNvPr id="0" name=""/>
-                    <pic:cNvPicPr>
-                      <a:picLocks noChangeAspect="1" noChangeArrowheads="1"/>
-                    </pic:cNvPicPr>
-                  </pic:nvPicPr>
-                  <pic:blipFill>
-                    <a:blip r:embed="rId15"/>
-                    <a:srcRect/>
-                    <a:stretch>
-                      <a:fillRect/>
-                    </a:stretch>
-                  </pic:blipFill>
-                  <pic:spPr bwMode="auto">
-                    <a:xfrm>
-                      <a:off x="0" y="0"/>
-                      <a:ext cx="5943600" cy="4219575"/>
-                    </a:xfrm>
-                    <a:prstGeom prst="rect">
-                      <a:avLst/>
-                    </a:prstGeom>
-                  </pic:spPr>
-                </pic:pic>
-              </a:graphicData>
-            </a:graphic>
-          </wp:inline>
-        </w:drawing>
-      </w:r>
-    </w:p>
-    <w:p>
-      <w:pPr>
-        <w:spacing w:after="160"/>
-      </w:pPr>
-      <w:r>
-        <w:rPr>
-          <w:i/>
-          <w:iCs/>
-          <w:color w:val="666666"/>
-          <w:sz w:val="18"/>
-          <w:szCs w:val="18"/>
-        </w:rPr>
-        <w:t>Return &amp; Loss Ratios — one of fifteen cuts, each with its own chart.</w:t>
-      </w:r>
-    </w:p>
-    <w:p>
-      <w:pPr>
-        <w:pStyle w:val="ListParagraph"/>
-        <w:numPr>
-          <w:ilvl w:val="0"/>
-          <w:numId w:val="2"/>
-        </w:numPr>
-        <w:spacing w:after="60"/>
-      </w:pPr>
-      <w:r>
-        <w:rPr>
-          <w:b/>
-          <w:bCs/>
-        </w:rPr>
-        <w:t>Blue = type here.  White = calculated.  Grey = key result.</w:t>
-      </w:r>
-    </w:p>
-    <w:p>
-      <w:pPr>
-        <w:pStyle w:val="ListParagraph"/>
-        <w:numPr>
-          <w:ilvl w:val="0"/>
-          <w:numId w:val="2"/>
-        </w:numPr>
-        <w:spacing w:after="60"/>
-      </w:pPr>
-      <w:r>
-        <w:t xml:space="preserve">Every pivot carries </w:t>
-      </w:r>
-      <w:r>
-        <w:rPr>
-          <w:b/>
-          <w:bCs/>
-        </w:rPr>
-        <w:t>Fund / Status / Hold-Period filters</w:t>
-      </w:r>
-      <w:r>
-        <w:t>. Setting Status = Realized is the acid test — the track record in cash terms, the GP's own marks stripped out.</w:t>
-      </w:r>
-    </w:p>
-    <w:p>
-      <w:pPr>
-        <w:pStyle w:val="ListParagraph"/>
-        <w:numPr>
-          <w:ilvl w:val="0"/>
-          <w:numId w:val="2"/>
-        </w:numPr>
-        <w:spacing w:after="60"/>
-      </w:pPr>
-      <w:r>
-        <w:t>Charts never change — they are fixed snapshots of the full portfolio (blank / n/a categories are left off). The pivots are for exploring.</w:t>
-      </w:r>
-    </w:p>
-    <w:p>
-      <w:pPr>
-        <w:pStyle w:val="ListParagraph"/>
-        <w:numPr>
-          <w:ilvl w:val="0"/>
-          <w:numId w:val="2"/>
-        </w:numPr>
-        <w:spacing w:after="60"/>
-      </w:pPr>
-      <w:r>
-        <w:t>Deals missing a label are hidden from that pivot and its totals; nothing is deleted — un-hide via the filter dropdown.</w:t>
-      </w:r>
-    </w:p>
-    <w:p>
-      <w:pPr>
-        <w:pStyle w:val="Heading1"/>
-        <w:spacing w:before="320" w:after="120"/>
-      </w:pPr>
-      <w:r>
-        <w:t>6.  Publishing to the deal database (optional, after verification)</w:t>
-      </w:r>
-    </w:p>
-    <w:p>
-      <w:pPr>
-        <w:spacing w:after="120"/>
-      </w:pPr>
-      <w:r>
-        <w:t xml:space="preserve">Verified deals feed the team's cross-GP database — the pool behind the Power BI dashboard. This is deliberately a separate, manual step: nothing enters the database until a person has checked the numbers. First correct and verify the Deal Level Input in Excel; then switch the app's sidebar to </w:t>
-      </w:r>
-      <w:r>
-        <w:rPr>
-          <w:b/>
-          <w:bCs/>
-        </w:rPr>
-        <w:t>Publish to database</w:t>
-      </w:r>
-      <w:r>
-        <w:t xml:space="preserve"> and upload that file.</w:t>
-      </w:r>
-    </w:p>
-    <w:p>
-      <w:pPr>
-        <w:spacing w:before="120" w:after="40"/>
-      </w:pPr>
-      <w:r>
-        <w:rPr>
-          <w:noProof/>
-        </w:rPr>
-        <w:drawing>
-          <wp:inline distT="0" distB="0" distL="0" distR="0" wp14:anchorId="12A207B6" wp14:editId="6D0E8A0F">
-            <wp:extent cx="5943600" cy="4181475"/>
-            <wp:effectExtent l="0" t="0" r="0" b="0"/>
-            <wp:docPr id="1512015522" name="Picture 1512015522">
-              <a:extLst xmlns:a="http://schemas.openxmlformats.org/drawingml/2006/main">
-                <a:ext uri="{FF2B5EF4-FFF2-40B4-BE49-F238E27FC236}">
-                  <a16:creationId xmlns:a16="http://schemas.microsoft.com/office/drawing/2014/main" id="{81291670-D284-4F73-8D33-F9D1393763B8}"/>
-                </a:ext>
-              </a:extLst>
-            </wp:docPr>
-            <wp:cNvGraphicFramePr>
-              <a:graphicFrameLocks xmlns:a="http://schemas.openxmlformats.org/drawingml/2006/main" noChangeAspect="1"/>
-            </wp:cNvGraphicFramePr>
-            <a:graphic xmlns:a="http://schemas.openxmlformats.org/drawingml/2006/main">
-              <a:graphicData uri="http://schemas.openxmlformats.org/drawingml/2006/picture">
-                <pic:pic xmlns:pic="http://schemas.openxmlformats.org/drawingml/2006/picture">
-                  <pic:nvPicPr>
-                    <pic:cNvPr id="0" name=""/>
-                    <pic:cNvPicPr>
-                      <a:picLocks noChangeAspect="1" noChangeArrowheads="1"/>
-                    </pic:cNvPicPr>
-                  </pic:nvPicPr>
-                  <pic:blipFill>
-                    <a:blip r:embed="rId16"/>
-                    <a:srcRect/>
-                    <a:stretch>
-                      <a:fillRect/>
-                    </a:stretch>
-                  </pic:blipFill>
-                  <pic:spPr bwMode="auto">
-                    <a:xfrm>
-                      <a:off x="0" y="0"/>
                       <a:ext cx="5943600" cy="4181475"/>
                     </a:xfrm>
                     <a:prstGeom prst="rect">
@@ -1743,7 +1758,7 @@
         <w:spacing w:after="120"/>
       </w:pPr>
       <w:r>
-        <w:t xml:space="preserve">On Publish, one CSV snapshot is written per GP per as-of date. Re-publishing the same GP and date </w:t>
+        <w:t xml:space="preserve">On Publish, your GP’s rows merge into the one consolidated database workbook (TR Deal Database.xlsx, the team’s uploader format). Re-publishing the same GP and date </w:t>
       </w:r>
       <w:r>
         <w:rPr>
@@ -1753,7 +1768,7 @@
         <w:t>replaces</w:t>
       </w:r>
       <w:r>
-        <w:t xml:space="preserve"> its snapshot — corrections never duplicate. Once the database folder points at the team's OneDrive-synced SharePoint library, every publish uploads itself and Power BI picks it up on its next refresh.</w:t>
+        <w:t xml:space="preserve"> those rows only — corrections never duplicate, and no other GP is touched. Every change is backed up first into a history folder, and the page can remove a GP’s snapshot or restore the database to any earlier state — nothing is one-way. Once the database folder points at the team’s OneDrive-synced SharePoint library, every publish uploads itself and Power BI picks it up on its next refresh.</w:t>
       </w:r>
     </w:p>
     <w:p>
@@ -1787,6 +1802,12 @@
         <w:gridCol w:w="6060"/>
       </w:tblGrid>
       <w:tr>
+        <w:tblPrEx>
+          <w:tblCellMar>
+            <w:top w:w="0" w:type="dxa"/>
+            <w:bottom w:w="0" w:type="dxa"/>
+          </w:tblCellMar>
+        </w:tblPrEx>
         <w:trPr>
           <w:tblHeader/>
         </w:trPr>
@@ -1840,6 +1861,12 @@
         </w:tc>
       </w:tr>
       <w:tr>
+        <w:tblPrEx>
+          <w:tblCellMar>
+            <w:top w:w="0" w:type="dxa"/>
+            <w:bottom w:w="0" w:type="dxa"/>
+          </w:tblCellMar>
+        </w:tblPrEx>
         <w:tc>
           <w:tcPr>
             <w:tcW w:w="3300" w:type="dxa"/>
@@ -1882,6 +1909,12 @@
         </w:tc>
       </w:tr>
       <w:tr>
+        <w:tblPrEx>
+          <w:tblCellMar>
+            <w:top w:w="0" w:type="dxa"/>
+            <w:bottom w:w="0" w:type="dxa"/>
+          </w:tblCellMar>
+        </w:tblPrEx>
         <w:tc>
           <w:tcPr>
             <w:tcW w:w="3300" w:type="dxa"/>
@@ -1924,6 +1957,12 @@
         </w:tc>
       </w:tr>
       <w:tr>
+        <w:tblPrEx>
+          <w:tblCellMar>
+            <w:top w:w="0" w:type="dxa"/>
+            <w:bottom w:w="0" w:type="dxa"/>
+          </w:tblCellMar>
+        </w:tblPrEx>
         <w:tc>
           <w:tcPr>
             <w:tcW w:w="3300" w:type="dxa"/>
@@ -1966,6 +2005,12 @@
         </w:tc>
       </w:tr>
       <w:tr>
+        <w:tblPrEx>
+          <w:tblCellMar>
+            <w:top w:w="0" w:type="dxa"/>
+            <w:bottom w:w="0" w:type="dxa"/>
+          </w:tblCellMar>
+        </w:tblPrEx>
         <w:tc>
           <w:tcPr>
             <w:tcW w:w="3300" w:type="dxa"/>
@@ -2008,6 +2053,12 @@
         </w:tc>
       </w:tr>
       <w:tr>
+        <w:tblPrEx>
+          <w:tblCellMar>
+            <w:top w:w="0" w:type="dxa"/>
+            <w:bottom w:w="0" w:type="dxa"/>
+          </w:tblCellMar>
+        </w:tblPrEx>
         <w:tc>
           <w:tcPr>
             <w:tcW w:w="3300" w:type="dxa"/>
@@ -2050,6 +2101,12 @@
         </w:tc>
       </w:tr>
       <w:tr>
+        <w:tblPrEx>
+          <w:tblCellMar>
+            <w:top w:w="0" w:type="dxa"/>
+            <w:bottom w:w="0" w:type="dxa"/>
+          </w:tblCellMar>
+        </w:tblPrEx>
         <w:tc>
           <w:tcPr>
             <w:tcW w:w="3300" w:type="dxa"/>
@@ -2066,6 +2123,7 @@
                 <w:sz w:val="20"/>
                 <w:szCs w:val="20"/>
               </w:rPr>
+              <w:lastRenderedPageBreak/>
               <w:t>The app says the mapping missed a field</w:t>
             </w:r>
           </w:p>
@@ -2086,23 +2144,7 @@
                 <w:sz w:val="20"/>
                 <w:szCs w:val="20"/>
               </w:rPr>
-              <w:t xml:space="preserve">That's normal for optional fields the GP doesn't report — they stay blank. Only fix mappings for data that is </w:t>
-            </w:r>
-            <w:proofErr w:type="gramStart"/>
-            <w:r>
-              <w:rPr>
-                <w:sz w:val="20"/>
-                <w:szCs w:val="20"/>
-              </w:rPr>
-              <w:t>actually in</w:t>
-            </w:r>
-            <w:proofErr w:type="gramEnd"/>
-            <w:r>
-              <w:rPr>
-                <w:sz w:val="20"/>
-                <w:szCs w:val="20"/>
-              </w:rPr>
-              <w:t xml:space="preserve"> the file.</w:t>
+              <w:t xml:space="preserve">That's normal for optional fields the GP doesn't report — they stay blank. Only fix mappings for data that is actually in the file.</w:t>
             </w:r>
           </w:p>
         </w:tc>
@@ -2119,6 +2161,7 @@
         <w:spacing w:before="320" w:after="120"/>
       </w:pPr>
       <w:r>
+        <w:lastRenderedPageBreak/>
         <w:t>8.  Quick reference</w:t>
       </w:r>
     </w:p>
@@ -2143,6 +2186,12 @@
         <w:gridCol w:w="9360"/>
       </w:tblGrid>
       <w:tr>
+        <w:tblPrEx>
+          <w:tblCellMar>
+            <w:top w:w="0" w:type="dxa"/>
+            <w:bottom w:w="0" w:type="dxa"/>
+          </w:tblCellMar>
+        </w:tblPrEx>
         <w:tc>
           <w:tcPr>
             <w:tcW w:w="9360" w:type="dxa"/>
@@ -2173,23 +2222,7 @@
                 <w:sz w:val="22"/>
                 <w:szCs w:val="22"/>
               </w:rPr>
-              <w:t xml:space="preserve">Double-click start.bat / </w:t>
-            </w:r>
-            <w:proofErr w:type="spellStart"/>
-            <w:r>
-              <w:rPr>
-                <w:sz w:val="22"/>
-                <w:szCs w:val="22"/>
-              </w:rPr>
-              <w:t>start.command</w:t>
-            </w:r>
-            <w:proofErr w:type="spellEnd"/>
-            <w:r>
-              <w:rPr>
-                <w:sz w:val="22"/>
-                <w:szCs w:val="22"/>
-              </w:rPr>
-              <w:t xml:space="preserve"> — the app opens in your browser.</w:t>
+              <w:t xml:space="preserve">Double-click start.bat / start.command — the app opens in your browser.</w:t>
             </w:r>
           </w:p>
           <w:p>
@@ -2272,37 +2305,12 @@
               </w:rPr>
               <w:t xml:space="preserve">5   </w:t>
             </w:r>
-            <w:proofErr w:type="spellStart"/>
             <w:r>
               <w:rPr>
                 <w:sz w:val="22"/>
                 <w:szCs w:val="22"/>
               </w:rPr>
-              <w:t>vba</w:t>
-            </w:r>
-            <w:proofErr w:type="spellEnd"/>
-            <w:r>
-              <w:rPr>
-                <w:sz w:val="22"/>
-                <w:szCs w:val="22"/>
-              </w:rPr>
-              <w:t xml:space="preserve">/TR-Analyzer.xlsm → Enable Macros → Alt/Opt+F8 → </w:t>
-            </w:r>
-            <w:proofErr w:type="spellStart"/>
-            <w:r>
-              <w:rPr>
-                <w:sz w:val="22"/>
-                <w:szCs w:val="22"/>
-              </w:rPr>
-              <w:t>ImportInputsAndBuild</w:t>
-            </w:r>
-            <w:proofErr w:type="spellEnd"/>
-            <w:r>
-              <w:rPr>
-                <w:sz w:val="22"/>
-                <w:szCs w:val="22"/>
-              </w:rPr>
-              <w:t xml:space="preserve"> → pick the download → 7 tabs. Save As its own name.</w:t>
+              <w:t xml:space="preserve">vba/TR-Analyzer.xlsm → Enable Macros → Alt/Opt+F8 → ImportInputsAndBuild → pick the download → 7 tabs. Save As its own name.</w:t>
             </w:r>
           </w:p>
           <w:p>
@@ -2324,23 +2332,7 @@
                 <w:sz w:val="22"/>
                 <w:szCs w:val="22"/>
               </w:rPr>
-              <w:t xml:space="preserve">(After verifying) </w:t>
-            </w:r>
-            <w:proofErr w:type="gramStart"/>
-            <w:r>
-              <w:rPr>
-                <w:sz w:val="22"/>
-                <w:szCs w:val="22"/>
-              </w:rPr>
-              <w:t>sidebar</w:t>
-            </w:r>
-            <w:proofErr w:type="gramEnd"/>
-            <w:r>
-              <w:rPr>
-                <w:sz w:val="22"/>
-                <w:szCs w:val="22"/>
-              </w:rPr>
-              <w:t xml:space="preserve"> → Publish to database → upload the verified file → Publish.</w:t>
+              <w:t xml:space="preserve">(After verifying) sidebar → Publish to database → upload the verified file → Publish.</w:t>
             </w:r>
           </w:p>
         </w:tc>
@@ -2506,6 +2498,9 @@
     <w:p>
       <w:pPr>
         <w:spacing w:after="120"/>
+        <w:rPr>
+          <w:rFonts w:hint="eastAsia"/>
+        </w:rPr>
       </w:pPr>
     </w:p>
     <w:sectPr>
@@ -2519,7 +2514,7 @@
 </file>
 
 <file path=word/numbering.xml><?xml version="1.0" encoding="utf-8"?>
-<w:numbering xmlns:wpc="http://schemas.microsoft.com/office/word/2010/wordprocessingCanvas" xmlns:cx="http://schemas.microsoft.com/office/drawing/2014/chartex" xmlns:cx1="http://schemas.microsoft.com/office/drawing/2015/9/8/chartex" xmlns:cx2="http://schemas.microsoft.com/office/drawing/2015/10/21/chartex" xmlns:cx3="http://schemas.microsoft.com/office/drawing/2016/5/9/chartex" xmlns:cx4="http://schemas.microsoft.com/office/drawing/2016/5/10/chartex" xmlns:cx5="http://schemas.microsoft.com/office/drawing/2016/5/11/chartex" xmlns:cx6="http://schemas.microsoft.com/office/drawing/2016/5/12/chartex" xmlns:cx7="http://schemas.microsoft.com/office/drawing/2016/5/13/chartex" xmlns:cx8="http://schemas.microsoft.com/office/drawing/2016/5/14/chartex" xmlns:mc="http://schemas.openxmlformats.org/markup-compatibility/2006" xmlns:aink="http://schemas.microsoft.com/office/drawing/2016/ink" xmlns:am3d="http://schemas.microsoft.com/office/drawing/2017/model3d" xmlns:o="urn:schemas-microsoft-com:office:office" xmlns:oel="http://schemas.microsoft.com/office/2019/extlst" xmlns:r="http://schemas.openxmlformats.org/officeDocument/2006/relationships" xmlns:m="http://schemas.openxmlformats.org/officeDocument/2006/math" xmlns:v="urn:schemas-microsoft-com:vml" xmlns:wp14="http://schemas.microsoft.com/office/word/2010/wordprocessingDrawing" xmlns:wp="http://schemas.openxmlformats.org/drawingml/2006/wordprocessingDrawing" xmlns:w10="urn:schemas-microsoft-com:office:word" xmlns:w="http://schemas.openxmlformats.org/wordprocessingml/2006/main" xmlns:w14="http://schemas.microsoft.com/office/word/2010/wordml" xmlns:w15="http://schemas.microsoft.com/office/word/2012/wordml" xmlns:w16cex="http://schemas.microsoft.com/office/word/2018/wordml/cex" xmlns:w16cid="http://schemas.microsoft.com/office/word/2016/wordml/cid" xmlns:w16="http://schemas.microsoft.com/office/word/2018/wordml" xmlns:w16du="http://schemas.microsoft.com/office/word/2023/wordml/word16du" xmlns:w16sdtdh="http://schemas.microsoft.com/office/word/2020/wordml/sdtdatahash" xmlns:w16sdtfl="http://schemas.microsoft.com/office/word/2024/wordml/sdtformatlock" xmlns:w16se="http://schemas.microsoft.com/office/word/2015/wordml/symex" xmlns:wpg="http://schemas.microsoft.com/office/word/2010/wordprocessingGroup" xmlns:wpi="http://schemas.microsoft.com/office/word/2010/wordprocessingInk" xmlns:wne="http://schemas.microsoft.com/office/word/2006/wordml" xmlns:wps="http://schemas.microsoft.com/office/word/2010/wordprocessingShape" mc:Ignorable="w14 w15 w16se w16cid w16 w16cex w16sdtdh w16sdtfl w16du wp14">
+<w:numbering xmlns:wpc="http://schemas.microsoft.com/office/word/2010/wordprocessingCanvas" xmlns:cx="http://schemas.microsoft.com/office/drawing/2014/chartex" xmlns:cx1="http://schemas.microsoft.com/office/drawing/2015/9/8/chartex" xmlns:cx2="http://schemas.microsoft.com/office/drawing/2015/10/21/chartex" xmlns:cx3="http://schemas.microsoft.com/office/drawing/2016/5/9/chartex" xmlns:cx4="http://schemas.microsoft.com/office/drawing/2016/5/10/chartex" xmlns:cx5="http://schemas.microsoft.com/office/drawing/2016/5/11/chartex" xmlns:cx6="http://schemas.microsoft.com/office/drawing/2016/5/12/chartex" xmlns:cx7="http://schemas.microsoft.com/office/drawing/2016/5/13/chartex" xmlns:cx8="http://schemas.microsoft.com/office/drawing/2016/5/14/chartex" xmlns:mc="http://schemas.openxmlformats.org/markup-compatibility/2006" xmlns:m="http://schemas.openxmlformats.org/officeDocument/2006/math" xmlns:aink="http://schemas.microsoft.com/office/drawing/2016/ink" xmlns:am3d="http://schemas.microsoft.com/office/drawing/2017/model3d" xmlns:oel="http://schemas.microsoft.com/office/2019/extlst" xmlns:r="http://schemas.openxmlformats.org/officeDocument/2006/relationships" xmlns:wp14="http://schemas.microsoft.com/office/word/2010/wordprocessingDrawing" xmlns:wp="http://schemas.openxmlformats.org/drawingml/2006/wordprocessingDrawing" xmlns:wpg="http://schemas.microsoft.com/office/word/2010/wordprocessingGroup" xmlns:wpi="http://schemas.microsoft.com/office/word/2010/wordprocessingInk" xmlns:wps="http://schemas.microsoft.com/office/word/2010/wordprocessingShape" xmlns:o="urn:schemas-microsoft-com:office:office" xmlns:v="urn:schemas-microsoft-com:vml" xmlns:w10="urn:schemas-microsoft-com:office:word" xmlns:w="http://schemas.openxmlformats.org/wordprocessingml/2006/main" xmlns:w14="http://schemas.microsoft.com/office/word/2010/wordml" xmlns:w15="http://schemas.microsoft.com/office/word/2012/wordml" xmlns:w16cex="http://schemas.microsoft.com/office/word/2018/wordml/cex" xmlns:w16cid="http://schemas.microsoft.com/office/word/2016/wordml/cid" xmlns:w16="http://schemas.microsoft.com/office/word/2018/wordml" xmlns:w16sdtdh="http://schemas.microsoft.com/office/word/2020/wordml/sdtdatahash" xmlns:w16sdtfl="http://schemas.microsoft.com/office/word/2024/wordml/sdtformatlock" xmlns:w16se="http://schemas.microsoft.com/office/word/2015/wordml/symex" xmlns:w16du="http://schemas.microsoft.com/office/word/2023/wordml/word16du" xmlns:wne="http://schemas.microsoft.com/office/word/2006/wordml" mc:Ignorable="w14 w15 w16se w16cid w16 w16cex w16sdtdh w16sdtfl w16du wp14">
   <w:abstractNum w:abstractNumId="0" w15:restartNumberingAfterBreak="0">
     <w:nsid w:val="66F463E0"/>
     <w:multiLevelType w:val="hybridMultilevel"/>
@@ -2714,8 +2709,8 @@
       <w:lvlJc w:val="left"/>
     </w:lvl>
   </w:abstractNum>
-  <w:num w:numId="1" w16cid:durableId="158428841">
-    <w:abstractNumId w:val="2"/>
+  <w:num w:numId="1" w16cid:durableId="334654915">
+    <w:abstractNumId w:val="0"/>
     <w:lvlOverride w:ilvl="0">
       <w:startOverride w:val="1"/>
     </w:lvlOverride>
@@ -2726,8 +2721,8 @@
       <w:startOverride w:val="1"/>
     </w:lvlOverride>
   </w:num>
-  <w:num w:numId="3" w16cid:durableId="334654915">
-    <w:abstractNumId w:val="0"/>
+  <w:num w:numId="3" w16cid:durableId="158428841">
+    <w:abstractNumId w:val="2"/>
     <w:lvlOverride w:ilvl="0">
       <w:startOverride w:val="1"/>
     </w:lvlOverride>
@@ -2736,7 +2731,7 @@
 </file>
 
 <file path=word/styles.xml><?xml version="1.0" encoding="utf-8"?>
-<w:styles xmlns:mc="http://schemas.openxmlformats.org/markup-compatibility/2006" xmlns:r="http://schemas.openxmlformats.org/officeDocument/2006/relationships" xmlns:w="http://schemas.openxmlformats.org/wordprocessingml/2006/main" xmlns:w14="http://schemas.microsoft.com/office/word/2010/wordml" xmlns:w15="http://schemas.microsoft.com/office/word/2012/wordml" xmlns:w16cex="http://schemas.microsoft.com/office/word/2018/wordml/cex" xmlns:w16cid="http://schemas.microsoft.com/office/word/2016/wordml/cid" xmlns:w16="http://schemas.microsoft.com/office/word/2018/wordml" xmlns:w16du="http://schemas.microsoft.com/office/word/2023/wordml/word16du" xmlns:w16sdtdh="http://schemas.microsoft.com/office/word/2020/wordml/sdtdatahash" xmlns:w16sdtfl="http://schemas.microsoft.com/office/word/2024/wordml/sdtformatlock" xmlns:w16se="http://schemas.microsoft.com/office/word/2015/wordml/symex" mc:Ignorable="w14 w15 w16se w16cid w16 w16cex w16sdtdh w16sdtfl w16du">
+<w:styles xmlns:mc="http://schemas.openxmlformats.org/markup-compatibility/2006" xmlns:r="http://schemas.openxmlformats.org/officeDocument/2006/relationships" xmlns:w="http://schemas.openxmlformats.org/wordprocessingml/2006/main" xmlns:w14="http://schemas.microsoft.com/office/word/2010/wordml" xmlns:w15="http://schemas.microsoft.com/office/word/2012/wordml" xmlns:w16cex="http://schemas.microsoft.com/office/word/2018/wordml/cex" xmlns:w16cid="http://schemas.microsoft.com/office/word/2016/wordml/cid" xmlns:w16="http://schemas.microsoft.com/office/word/2018/wordml" xmlns:w16sdtdh="http://schemas.microsoft.com/office/word/2020/wordml/sdtdatahash" xmlns:w16sdtfl="http://schemas.microsoft.com/office/word/2024/wordml/sdtformatlock" xmlns:w16se="http://schemas.microsoft.com/office/word/2015/wordml/symex" xmlns:w16du="http://schemas.microsoft.com/office/word/2023/wordml/word16du" mc:Ignorable="w14 w15 w16se w16cid w16 w16cex w16sdtdh w16sdtfl w16du">
   <w:docDefaults>
     <w:rPrDefault>
       <w:rPr>
@@ -3670,330 +3665,4 @@
     </a:ext>
   </a:extLst>
 </a:theme>
-</file>
-
-<file path=customXml/item1.xml><?xml version="1.0" encoding="utf-8"?>
-<p:properties xmlns:p="http://schemas.microsoft.com/office/2006/metadata/properties" xmlns:xsi="http://www.w3.org/2001/XMLSchema-instance" xmlns:pc="http://schemas.microsoft.com/office/infopath/2007/PartnerControls">
-  <documentManagement>
-    <_Flow_SignoffStatus xmlns="8fa814a0-2cb5-4de9-9d8a-87fd4c3326ff" xsi:nil="true"/>
-    <TaxCatchAll xmlns="77d9465d-1fda-4451-9e92-08b70c044857" xsi:nil="true"/>
-    <lcf76f155ced4ddcb4097134ff3c332f xmlns="8fa814a0-2cb5-4de9-9d8a-87fd4c3326ff">
-      <Terms xmlns="http://schemas.microsoft.com/office/infopath/2007/PartnerControls"/>
-    </lcf76f155ced4ddcb4097134ff3c332f>
-  </documentManagement>
-</p:properties>
-</file>
-
-<file path=customXml/item2.xml><?xml version="1.0" encoding="utf-8"?>
-<?mso-contentType ?>
-<FormTemplates xmlns="http://schemas.microsoft.com/sharepoint/v3/contenttype/forms">
-  <Display>DocumentLibraryForm</Display>
-  <Edit>DocumentLibraryForm</Edit>
-  <New>DocumentLibraryForm</New>
-</FormTemplates>
-</file>
-
-<file path=customXml/item3.xml><?xml version="1.0" encoding="utf-8"?>
-<ct:contentTypeSchema xmlns:ct="http://schemas.microsoft.com/office/2006/metadata/contentType" xmlns:ma="http://schemas.microsoft.com/office/2006/metadata/properties/metaAttributes" ct:_="" ma:_="" ma:contentTypeName="Document" ma:contentTypeID="0x010100FC45CF51706CCE4499B1639440849782" ma:contentTypeVersion="19" ma:contentTypeDescription="Create a new document." ma:contentTypeScope="" ma:versionID="ba201fb9b97e0a685ea54afe087fe852">
-  <xsd:schema xmlns:xsd="http://www.w3.org/2001/XMLSchema" xmlns:xs="http://www.w3.org/2001/XMLSchema" xmlns:p="http://schemas.microsoft.com/office/2006/metadata/properties" xmlns:ns2="8fa814a0-2cb5-4de9-9d8a-87fd4c3326ff" xmlns:ns3="77d9465d-1fda-4451-9e92-08b70c044857" targetNamespace="http://schemas.microsoft.com/office/2006/metadata/properties" ma:root="true" ma:fieldsID="a4c30e4ee18408910f11e04725382cf2" ns2:_="" ns3:_="">
-    <xsd:import namespace="8fa814a0-2cb5-4de9-9d8a-87fd4c3326ff"/>
-    <xsd:import namespace="77d9465d-1fda-4451-9e92-08b70c044857"/>
-    <xsd:element name="properties">
-      <xsd:complexType>
-        <xsd:sequence>
-          <xsd:element name="documentManagement">
-            <xsd:complexType>
-              <xsd:all>
-                <xsd:element ref="ns2:MediaServiceMetadata" minOccurs="0"/>
-                <xsd:element ref="ns2:MediaServiceFastMetadata" minOccurs="0"/>
-                <xsd:element ref="ns2:MediaServiceAutoKeyPoints" minOccurs="0"/>
-                <xsd:element ref="ns2:MediaServiceKeyPoints" minOccurs="0"/>
-                <xsd:element ref="ns2:MediaServiceDateTaken" minOccurs="0"/>
-                <xsd:element ref="ns2:MediaServiceAutoTags" minOccurs="0"/>
-                <xsd:element ref="ns2:MediaServiceGenerationTime" minOccurs="0"/>
-                <xsd:element ref="ns2:MediaServiceEventHashCode" minOccurs="0"/>
-                <xsd:element ref="ns2:MediaServiceOCR" minOccurs="0"/>
-                <xsd:element ref="ns3:SharedWithUsers" minOccurs="0"/>
-                <xsd:element ref="ns3:SharedWithDetails" minOccurs="0"/>
-                <xsd:element ref="ns2:MediaLengthInSeconds" minOccurs="0"/>
-                <xsd:element ref="ns2:lcf76f155ced4ddcb4097134ff3c332f" minOccurs="0"/>
-                <xsd:element ref="ns3:TaxCatchAll" minOccurs="0"/>
-                <xsd:element ref="ns2:MediaServiceObjectDetectorVersions" minOccurs="0"/>
-                <xsd:element ref="ns2:MediaServiceSearchProperties" minOccurs="0"/>
-                <xsd:element ref="ns2:MediaServiceLocation" minOccurs="0"/>
-                <xsd:element ref="ns2:_Flow_SignoffStatus" minOccurs="0"/>
-              </xsd:all>
-            </xsd:complexType>
-          </xsd:element>
-        </xsd:sequence>
-      </xsd:complexType>
-    </xsd:element>
-  </xsd:schema>
-  <xsd:schema xmlns:xsd="http://www.w3.org/2001/XMLSchema" xmlns:xs="http://www.w3.org/2001/XMLSchema" xmlns:dms="http://schemas.microsoft.com/office/2006/documentManagement/types" xmlns:pc="http://schemas.microsoft.com/office/infopath/2007/PartnerControls" targetNamespace="8fa814a0-2cb5-4de9-9d8a-87fd4c3326ff" elementFormDefault="qualified">
-    <xsd:import namespace="http://schemas.microsoft.com/office/2006/documentManagement/types"/>
-    <xsd:import namespace="http://schemas.microsoft.com/office/infopath/2007/PartnerControls"/>
-    <xsd:element name="MediaServiceMetadata" ma:index="8" nillable="true" ma:displayName="MediaServiceMetadata" ma:hidden="true" ma:internalName="MediaServiceMetadata" ma:readOnly="true">
-      <xsd:simpleType>
-        <xsd:restriction base="dms:Note"/>
-      </xsd:simpleType>
-    </xsd:element>
-    <xsd:element name="MediaServiceFastMetadata" ma:index="9" nillable="true" ma:displayName="MediaServiceFastMetadata" ma:hidden="true" ma:internalName="MediaServiceFastMetadata" ma:readOnly="true">
-      <xsd:simpleType>
-        <xsd:restriction base="dms:Note"/>
-      </xsd:simpleType>
-    </xsd:element>
-    <xsd:element name="MediaServiceAutoKeyPoints" ma:index="10" nillable="true" ma:displayName="MediaServiceAutoKeyPoints" ma:hidden="true" ma:internalName="MediaServiceAutoKeyPoints" ma:readOnly="true">
-      <xsd:simpleType>
-        <xsd:restriction base="dms:Note"/>
-      </xsd:simpleType>
-    </xsd:element>
-    <xsd:element name="MediaServiceKeyPoints" ma:index="11" nillable="true" ma:displayName="KeyPoints" ma:internalName="MediaServiceKeyPoints" ma:readOnly="true">
-      <xsd:simpleType>
-        <xsd:restriction base="dms:Note">
-          <xsd:maxLength value="255"/>
-        </xsd:restriction>
-      </xsd:simpleType>
-    </xsd:element>
-    <xsd:element name="MediaServiceDateTaken" ma:index="12" nillable="true" ma:displayName="MediaServiceDateTaken" ma:hidden="true" ma:internalName="MediaServiceDateTaken" ma:readOnly="true">
-      <xsd:simpleType>
-        <xsd:restriction base="dms:Text"/>
-      </xsd:simpleType>
-    </xsd:element>
-    <xsd:element name="MediaServiceAutoTags" ma:index="13" nillable="true" ma:displayName="Tags" ma:internalName="MediaServiceAutoTags" ma:readOnly="true">
-      <xsd:simpleType>
-        <xsd:restriction base="dms:Text"/>
-      </xsd:simpleType>
-    </xsd:element>
-    <xsd:element name="MediaServiceGenerationTime" ma:index="14" nillable="true" ma:displayName="MediaServiceGenerationTime" ma:hidden="true" ma:internalName="MediaServiceGenerationTime" ma:readOnly="true">
-      <xsd:simpleType>
-        <xsd:restriction base="dms:Text"/>
-      </xsd:simpleType>
-    </xsd:element>
-    <xsd:element name="MediaServiceEventHashCode" ma:index="15" nillable="true" ma:displayName="MediaServiceEventHashCode" ma:hidden="true" ma:internalName="MediaServiceEventHashCode" ma:readOnly="true">
-      <xsd:simpleType>
-        <xsd:restriction base="dms:Text"/>
-      </xsd:simpleType>
-    </xsd:element>
-    <xsd:element name="MediaServiceOCR" ma:index="16" nillable="true" ma:displayName="Extracted Text" ma:internalName="MediaServiceOCR" ma:readOnly="true">
-      <xsd:simpleType>
-        <xsd:restriction base="dms:Note">
-          <xsd:maxLength value="255"/>
-        </xsd:restriction>
-      </xsd:simpleType>
-    </xsd:element>
-    <xsd:element name="MediaLengthInSeconds" ma:index="19" nillable="true" ma:displayName="Length (seconds)" ma:internalName="MediaLengthInSeconds" ma:readOnly="true">
-      <xsd:simpleType>
-        <xsd:restriction base="dms:Unknown"/>
-      </xsd:simpleType>
-    </xsd:element>
-    <xsd:element name="lcf76f155ced4ddcb4097134ff3c332f" ma:index="21" nillable="true" ma:taxonomy="true" ma:internalName="lcf76f155ced4ddcb4097134ff3c332f" ma:taxonomyFieldName="MediaServiceImageTags" ma:displayName="Image Tags" ma:readOnly="false" ma:fieldId="{5cf76f15-5ced-4ddc-b409-7134ff3c332f}" ma:taxonomyMulti="true" ma:sspId="8591e74b-fbb2-498a-a4a7-7c2e0aabaedc" ma:termSetId="09814cd3-568e-fe90-9814-8d621ff8fb84" ma:anchorId="fba54fb3-c3e1-fe81-a776-ca4b69148c4d" ma:open="true" ma:isKeyword="false">
-      <xsd:complexType>
-        <xsd:sequence>
-          <xsd:element ref="pc:Terms" minOccurs="0" maxOccurs="1"/>
-        </xsd:sequence>
-      </xsd:complexType>
-    </xsd:element>
-    <xsd:element name="MediaServiceObjectDetectorVersions" ma:index="23" nillable="true" ma:displayName="MediaServiceObjectDetectorVersions" ma:description="" ma:hidden="true" ma:indexed="true" ma:internalName="MediaServiceObjectDetectorVersions" ma:readOnly="true">
-      <xsd:simpleType>
-        <xsd:restriction base="dms:Text"/>
-      </xsd:simpleType>
-    </xsd:element>
-    <xsd:element name="MediaServiceSearchProperties" ma:index="24" nillable="true" ma:displayName="MediaServiceSearchProperties" ma:hidden="true" ma:internalName="MediaServiceSearchProperties" ma:readOnly="true">
-      <xsd:simpleType>
-        <xsd:restriction base="dms:Note"/>
-      </xsd:simpleType>
-    </xsd:element>
-    <xsd:element name="MediaServiceLocation" ma:index="25" nillable="true" ma:displayName="Location" ma:description="" ma:indexed="true" ma:internalName="MediaServiceLocation" ma:readOnly="true">
-      <xsd:simpleType>
-        <xsd:restriction base="dms:Text"/>
-      </xsd:simpleType>
-    </xsd:element>
-    <xsd:element name="_Flow_SignoffStatus" ma:index="26" nillable="true" ma:displayName="Sign-off status" ma:internalName="_x0024_Resources_x003a_core_x002c_Signoff_Status">
-      <xsd:simpleType>
-        <xsd:restriction base="dms:Text"/>
-      </xsd:simpleType>
-    </xsd:element>
-  </xsd:schema>
-  <xsd:schema xmlns:xsd="http://www.w3.org/2001/XMLSchema" xmlns:xs="http://www.w3.org/2001/XMLSchema" xmlns:dms="http://schemas.microsoft.com/office/2006/documentManagement/types" xmlns:pc="http://schemas.microsoft.com/office/infopath/2007/PartnerControls" targetNamespace="77d9465d-1fda-4451-9e92-08b70c044857" elementFormDefault="qualified">
-    <xsd:import namespace="http://schemas.microsoft.com/office/2006/documentManagement/types"/>
-    <xsd:import namespace="http://schemas.microsoft.com/office/infopath/2007/PartnerControls"/>
-    <xsd:element name="SharedWithUsers" ma:index="17" nillable="true" ma:displayName="Shared With" ma:internalName="SharedWithUsers" ma:readOnly="true">
-      <xsd:complexType>
-        <xsd:complexContent>
-          <xsd:extension base="dms:UserMulti">
-            <xsd:sequence>
-              <xsd:element name="UserInfo" minOccurs="0" maxOccurs="unbounded">
-                <xsd:complexType>
-                  <xsd:sequence>
-                    <xsd:element name="DisplayName" type="xsd:string" minOccurs="0"/>
-                    <xsd:element name="AccountId" type="dms:UserId" minOccurs="0" nillable="true"/>
-                    <xsd:element name="AccountType" type="xsd:string" minOccurs="0"/>
-                  </xsd:sequence>
-                </xsd:complexType>
-              </xsd:element>
-            </xsd:sequence>
-          </xsd:extension>
-        </xsd:complexContent>
-      </xsd:complexType>
-    </xsd:element>
-    <xsd:element name="SharedWithDetails" ma:index="18" nillable="true" ma:displayName="Shared With Details" ma:internalName="SharedWithDetails" ma:readOnly="true">
-      <xsd:simpleType>
-        <xsd:restriction base="dms:Note">
-          <xsd:maxLength value="255"/>
-        </xsd:restriction>
-      </xsd:simpleType>
-    </xsd:element>
-    <xsd:element name="TaxCatchAll" ma:index="22" nillable="true" ma:displayName="Taxonomy Catch All Column" ma:hidden="true" ma:list="{a9221f2d-1910-442e-8577-e28c87643824}" ma:internalName="TaxCatchAll" ma:showField="CatchAllData" ma:web="77d9465d-1fda-4451-9e92-08b70c044857">
-      <xsd:complexType>
-        <xsd:complexContent>
-          <xsd:extension base="dms:MultiChoiceLookup">
-            <xsd:sequence>
-              <xsd:element name="Value" type="dms:Lookup" maxOccurs="unbounded" minOccurs="0" nillable="true"/>
-            </xsd:sequence>
-          </xsd:extension>
-        </xsd:complexContent>
-      </xsd:complexType>
-    </xsd:element>
-  </xsd:schema>
-  <xsd:schema xmlns="http://schemas.openxmlformats.org/package/2006/metadata/core-properties" xmlns:xsd="http://www.w3.org/2001/XMLSchema" xmlns:xsi="http://www.w3.org/2001/XMLSchema-instance" xmlns:dc="http://purl.org/dc/elements/1.1/" xmlns:dcterms="http://purl.org/dc/terms/" xmlns:odoc="http://schemas.microsoft.com/internal/obd" targetNamespace="http://schemas.openxmlformats.org/package/2006/metadata/core-properties" elementFormDefault="qualified" attributeFormDefault="unqualified" blockDefault="#all">
-    <xsd:import namespace="http://purl.org/dc/elements/1.1/" schemaLocation="http://dublincore.org/schemas/xmls/qdc/2003/04/02/dc.xsd"/>
-    <xsd:import namespace="http://purl.org/dc/terms/" schemaLocation="http://dublincore.org/schemas/xmls/qdc/2003/04/02/dcterms.xsd"/>
-    <xsd:element name="coreProperties" type="CT_coreProperties"/>
-    <xsd:complexType name="CT_coreProperties">
-      <xsd:all>
-        <xsd:element ref="dc:creator" minOccurs="0" maxOccurs="1"/>
-        <xsd:element ref="dcterms:created" minOccurs="0" maxOccurs="1"/>
-        <xsd:element ref="dc:identifier" minOccurs="0" maxOccurs="1"/>
-        <xsd:element name="contentType" minOccurs="0" maxOccurs="1" type="xsd:string" ma:index="0" ma:displayName="Content Type"/>
-        <xsd:element ref="dc:title" minOccurs="0" maxOccurs="1" ma:index="4" ma:displayName="Title"/>
-        <xsd:element ref="dc:subject" minOccurs="0" maxOccurs="1"/>
-        <xsd:element ref="dc:description" minOccurs="0" maxOccurs="1"/>
-        <xsd:element name="keywords" minOccurs="0" maxOccurs="1" type="xsd:string"/>
-        <xsd:element ref="dc:language" minOccurs="0" maxOccurs="1"/>
-        <xsd:element name="category" minOccurs="0" maxOccurs="1" type="xsd:string"/>
-        <xsd:element name="version" minOccurs="0" maxOccurs="1" type="xsd:string"/>
-        <xsd:element name="revision" minOccurs="0" maxOccurs="1" type="xsd:string">
-          <xsd:annotation>
-            <xsd:documentation>
-                        This value indicates the number of saves or revisions. The application is responsible for updating this value after each revision.
-                    </xsd:documentation>
-          </xsd:annotation>
-        </xsd:element>
-        <xsd:element name="lastModifiedBy" minOccurs="0" maxOccurs="1" type="xsd:string"/>
-        <xsd:element ref="dcterms:modified" minOccurs="0" maxOccurs="1"/>
-        <xsd:element name="contentStatus" minOccurs="0" maxOccurs="1" type="xsd:string"/>
-      </xsd:all>
-    </xsd:complexType>
-  </xsd:schema>
-  <xs:schema xmlns:pc="http://schemas.microsoft.com/office/infopath/2007/PartnerControls" xmlns:xs="http://www.w3.org/2001/XMLSchema" targetNamespace="http://schemas.microsoft.com/office/infopath/2007/PartnerControls" elementFormDefault="qualified" attributeFormDefault="unqualified">
-    <xs:element name="Person">
-      <xs:complexType>
-        <xs:sequence>
-          <xs:element ref="pc:DisplayName" minOccurs="0"/>
-          <xs:element ref="pc:AccountId" minOccurs="0"/>
-          <xs:element ref="pc:AccountType" minOccurs="0"/>
-        </xs:sequence>
-      </xs:complexType>
-    </xs:element>
-    <xs:element name="DisplayName" type="xs:string"/>
-    <xs:element name="AccountId" type="xs:string"/>
-    <xs:element name="AccountType" type="xs:string"/>
-    <xs:element name="BDCAssociatedEntity">
-      <xs:complexType>
-        <xs:sequence>
-          <xs:element ref="pc:BDCEntity" minOccurs="0" maxOccurs="unbounded"/>
-        </xs:sequence>
-        <xs:attribute ref="pc:EntityNamespace"/>
-        <xs:attribute ref="pc:EntityName"/>
-        <xs:attribute ref="pc:SystemInstanceName"/>
-        <xs:attribute ref="pc:AssociationName"/>
-      </xs:complexType>
-    </xs:element>
-    <xs:attribute name="EntityNamespace" type="xs:string"/>
-    <xs:attribute name="EntityName" type="xs:string"/>
-    <xs:attribute name="SystemInstanceName" type="xs:string"/>
-    <xs:attribute name="AssociationName" type="xs:string"/>
-    <xs:element name="BDCEntity">
-      <xs:complexType>
-        <xs:sequence>
-          <xs:element ref="pc:EntityDisplayName" minOccurs="0"/>
-          <xs:element ref="pc:EntityInstanceReference" minOccurs="0"/>
-          <xs:element ref="pc:EntityId1" minOccurs="0"/>
-          <xs:element ref="pc:EntityId2" minOccurs="0"/>
-          <xs:element ref="pc:EntityId3" minOccurs="0"/>
-          <xs:element ref="pc:EntityId4" minOccurs="0"/>
-          <xs:element ref="pc:EntityId5" minOccurs="0"/>
-        </xs:sequence>
-      </xs:complexType>
-    </xs:element>
-    <xs:element name="EntityDisplayName" type="xs:string"/>
-    <xs:element name="EntityInstanceReference" type="xs:string"/>
-    <xs:element name="EntityId1" type="xs:string"/>
-    <xs:element name="EntityId2" type="xs:string"/>
-    <xs:element name="EntityId3" type="xs:string"/>
-    <xs:element name="EntityId4" type="xs:string"/>
-    <xs:element name="EntityId5" type="xs:string"/>
-    <xs:element name="Terms">
-      <xs:complexType>
-        <xs:sequence>
-          <xs:element ref="pc:TermInfo" minOccurs="0" maxOccurs="unbounded"/>
-        </xs:sequence>
-      </xs:complexType>
-    </xs:element>
-    <xs:element name="TermInfo">
-      <xs:complexType>
-        <xs:sequence>
-          <xs:element ref="pc:TermName" minOccurs="0"/>
-          <xs:element ref="pc:TermId" minOccurs="0"/>
-        </xs:sequence>
-      </xs:complexType>
-    </xs:element>
-    <xs:element name="TermName" type="xs:string"/>
-    <xs:element name="TermId" type="xs:string"/>
-  </xs:schema>
-</ct:contentTypeSchema>
-</file>
-
-<file path=customXml/itemProps1.xml><?xml version="1.0" encoding="utf-8"?>
-<ds:datastoreItem xmlns:ds="http://schemas.openxmlformats.org/officeDocument/2006/customXml" ds:itemID="{B1EB1505-D61B-4549-ABED-FA8E5E8AB4CC}">
-  <ds:schemaRefs>
-    <ds:schemaRef ds:uri="http://schemas.microsoft.com/office/2006/metadata/properties"/>
-    <ds:schemaRef ds:uri="http://schemas.microsoft.com/office/infopath/2007/PartnerControls"/>
-    <ds:schemaRef ds:uri="8fa814a0-2cb5-4de9-9d8a-87fd4c3326ff"/>
-    <ds:schemaRef ds:uri="77d9465d-1fda-4451-9e92-08b70c044857"/>
-  </ds:schemaRefs>
-</ds:datastoreItem>
-</file>
-
-<file path=customXml/itemProps2.xml><?xml version="1.0" encoding="utf-8"?>
-<ds:datastoreItem xmlns:ds="http://schemas.openxmlformats.org/officeDocument/2006/customXml" ds:itemID="{43D8DB3B-49C2-4F13-A5A7-918ABEA274B7}">
-  <ds:schemaRefs>
-    <ds:schemaRef ds:uri="http://schemas.microsoft.com/sharepoint/v3/contenttype/forms"/>
-  </ds:schemaRefs>
-</ds:datastoreItem>
-</file>
-
-<file path=customXml/itemProps3.xml><?xml version="1.0" encoding="utf-8"?>
-<ds:datastoreItem xmlns:ds="http://schemas.openxmlformats.org/officeDocument/2006/customXml" ds:itemID="{31F196A8-A35D-47D6-B8C1-75ABF295BB28}">
-  <ds:schemaRefs>
-    <ds:schemaRef ds:uri="http://schemas.microsoft.com/office/2006/metadata/contentType"/>
-    <ds:schemaRef ds:uri="http://schemas.microsoft.com/office/2006/metadata/properties/metaAttributes"/>
-    <ds:schemaRef ds:uri="http://www.w3.org/2001/XMLSchema"/>
-    <ds:schemaRef ds:uri="http://schemas.microsoft.com/office/2006/metadata/properties"/>
-    <ds:schemaRef ds:uri="8fa814a0-2cb5-4de9-9d8a-87fd4c3326ff"/>
-    <ds:schemaRef ds:uri="77d9465d-1fda-4451-9e92-08b70c044857"/>
-    <ds:schemaRef ds:uri="http://schemas.microsoft.com/office/2006/documentManagement/types"/>
-    <ds:schemaRef ds:uri="http://schemas.microsoft.com/office/infopath/2007/PartnerControls"/>
-    <ds:schemaRef ds:uri="http://schemas.openxmlformats.org/package/2006/metadata/core-properties"/>
-    <ds:schemaRef ds:uri="http://purl.org/dc/elements/1.1/"/>
-    <ds:schemaRef ds:uri="http://purl.org/dc/terms/"/>
-    <ds:schemaRef ds:uri="http://schemas.microsoft.com/internal/obd"/>
-  </ds:schemaRefs>
-</ds:datastoreItem>
-</file>
-
-<file path=docMetadata/LabelInfo.xml><?xml version="1.0" encoding="utf-8"?>
-<clbl:labelList xmlns:clbl="http://schemas.microsoft.com/office/2020/mipLabelMetadata">
-  <clbl:label id="{e7f629e2-9cac-4b23-8dbd-2fd1d215f22a}" enabled="1" method="Standard" siteId="{13a17a49-2f33-44a3-a1f5-817927eba12c}" removed="0"/>
-</clbl:labelList>
 </file>
--- a/TR-Analyzer User Manual.docx
+++ b/TR-Analyzer User Manual.docx
@@ -1903,7 +1903,7 @@
                 <w:sz w:val="20"/>
                 <w:szCs w:val="20"/>
               </w:rPr>
-              <w:t>The ZIP was extracted without unblocking (Windows). Delete the folder, right-click the ZIP → Properties → Unblock → OK, extract again.</w:t>
+              <w:t>The ZIP was extracted without unblocking (Windows). Delete the folder, right-click the ZIP → Properties → Unblock → OK, extract again. If the message keeps coming back (or Properties has no Unblock box), IT policy is blocking internet macros — add the folder under File → Options → Trust Center → Trusted Locations, or ask IT. Note: macro-setting changes only take effect after the workbook is reopened.</w:t>
             </w:r>
           </w:p>
         </w:tc>
@@ -2145,6 +2145,198 @@
                 <w:szCs w:val="20"/>
               </w:rPr>
               <w:t xml:space="preserve">That's normal for optional fields the GP doesn't report — they stay blank. Only fix mappings for data that is actually in the file.</w:t>
+            </w:r>
+          </w:p>
+        </w:tc>
+      </w:tr>
+      <w:tr>
+        <w:tblPrEx>
+          <w:tblCellMar>
+            <w:top w:w="0" w:type="dxa"/>
+            <w:bottom w:w="0" w:type="dxa"/>
+          </w:tblCellMar>
+        </w:tblPrEx>
+        <w:tc>
+          <w:tcPr>
+            <w:tcW w:w="3300" w:type="dxa"/>
+            <w:tcMar>
+              <w:top w:w="90" w:type="dxa"/>
+              <w:left w:w="110" w:type="dxa"/>
+              <w:bottom w:w="90" w:type="dxa"/>
+              <w:right w:w="110" w:type="dxa"/>
+            </w:tcMar>
+          </w:tcPr>
+          <w:p>
+            <w:r>
+              <w:rPr>
+                <w:sz w:val="20"/>
+                <w:szCs w:val="20"/>
+              </w:rPr>
+              <w:t xml:space="preserve">“Compile error: Sub or Function not defined”</w:t>
+            </w:r>
+          </w:p>
+        </w:tc>
+        <w:tc>
+          <w:tcPr>
+            <w:tcW w:w="6060" w:type="dxa"/>
+            <w:tcMar>
+              <w:top w:w="90" w:type="dxa"/>
+              <w:left w:w="110" w:type="dxa"/>
+              <w:bottom w:w="90" w:type="dxa"/>
+              <w:right w:w="110" w:type="dxa"/>
+            </w:tcMar>
+          </w:tcPr>
+          <w:p>
+            <w:r>
+              <w:rPr>
+                <w:sz w:val="20"/>
+                <w:szCs w:val="20"/>
+              </w:rPr>
+              <w:t xml:space="preserve">The analyzer workbook is from an older download. Get the latest ZIP from the vba branch and use its vba/TR-Analyzer.xlsm.</w:t>
+            </w:r>
+          </w:p>
+        </w:tc>
+      </w:tr>
+      <w:tr>
+        <w:tblPrEx>
+          <w:tblCellMar>
+            <w:top w:w="0" w:type="dxa"/>
+            <w:bottom w:w="0" w:type="dxa"/>
+          </w:tblCellMar>
+        </w:tblPrEx>
+        <w:tc>
+          <w:tcPr>
+            <w:tcW w:w="3300" w:type="dxa"/>
+            <w:tcMar>
+              <w:top w:w="90" w:type="dxa"/>
+              <w:left w:w="110" w:type="dxa"/>
+              <w:bottom w:w="90" w:type="dxa"/>
+              <w:right w:w="110" w:type="dxa"/>
+            </w:tcMar>
+          </w:tcPr>
+          <w:p>
+            <w:r>
+              <w:rPr>
+                <w:sz w:val="20"/>
+                <w:szCs w:val="20"/>
+              </w:rPr>
+              <w:t xml:space="preserve">“…was generated by an OLDER version of the app” message</w:t>
+            </w:r>
+          </w:p>
+        </w:tc>
+        <w:tc>
+          <w:tcPr>
+            <w:tcW w:w="6060" w:type="dxa"/>
+            <w:tcMar>
+              <w:top w:w="90" w:type="dxa"/>
+              <w:left w:w="110" w:type="dxa"/>
+              <w:bottom w:w="90" w:type="dxa"/>
+              <w:right w:w="110" w:type="dxa"/>
+            </w:tcMar>
+          </w:tcPr>
+          <w:p>
+            <w:r>
+              <w:rPr>
+                <w:sz w:val="20"/>
+                <w:szCs w:val="20"/>
+              </w:rPr>
+              <w:t xml:space="preserve">The program and the input file must come from the same version. Re-download the program, run the GP’s file through the app again, and pick the freshly downloaded input file.</w:t>
+            </w:r>
+          </w:p>
+        </w:tc>
+      </w:tr>
+      <w:tr>
+        <w:tblPrEx>
+          <w:tblCellMar>
+            <w:top w:w="0" w:type="dxa"/>
+            <w:bottom w:w="0" w:type="dxa"/>
+          </w:tblCellMar>
+        </w:tblPrEx>
+        <w:tc>
+          <w:tcPr>
+            <w:tcW w:w="3300" w:type="dxa"/>
+            <w:tcMar>
+              <w:top w:w="90" w:type="dxa"/>
+              <w:left w:w="110" w:type="dxa"/>
+              <w:bottom w:w="90" w:type="dxa"/>
+              <w:right w:w="110" w:type="dxa"/>
+            </w:tcMar>
+          </w:tcPr>
+          <w:p>
+            <w:r>
+              <w:rPr>
+                <w:sz w:val="20"/>
+                <w:szCs w:val="20"/>
+              </w:rPr>
+              <w:t xml:space="preserve">TR-Analyzer.xlsm opens already full of a previous GP’s tabs</w:t>
+            </w:r>
+          </w:p>
+        </w:tc>
+        <w:tc>
+          <w:tcPr>
+            <w:tcW w:w="6060" w:type="dxa"/>
+            <w:tcMar>
+              <w:top w:w="90" w:type="dxa"/>
+              <w:left w:w="110" w:type="dxa"/>
+              <w:bottom w:w="90" w:type="dxa"/>
+              <w:right w:w="110" w:type="dxa"/>
+            </w:tcMar>
+          </w:tcPr>
+          <w:p>
+            <w:r>
+              <w:rPr>
+                <w:sz w:val="20"/>
+                <w:szCs w:val="20"/>
+              </w:rPr>
+              <w:t xml:space="preserve">A finished analysis was saved over the analyzer. Delete that copy and take a fresh vba/TR-Analyzer.xlsm; always Save As a build under its own name.</w:t>
+            </w:r>
+          </w:p>
+        </w:tc>
+      </w:tr>
+      <w:tr>
+        <w:tblPrEx>
+          <w:tblCellMar>
+            <w:top w:w="0" w:type="dxa"/>
+            <w:bottom w:w="0" w:type="dxa"/>
+          </w:tblCellMar>
+        </w:tblPrEx>
+        <w:tc>
+          <w:tcPr>
+            <w:tcW w:w="3300" w:type="dxa"/>
+            <w:tcMar>
+              <w:top w:w="90" w:type="dxa"/>
+              <w:left w:w="110" w:type="dxa"/>
+              <w:bottom w:w="90" w:type="dxa"/>
+              <w:right w:w="110" w:type="dxa"/>
+            </w:tcMar>
+          </w:tcPr>
+          <w:p>
+            <w:r>
+              <w:rPr>
+                <w:sz w:val="20"/>
+                <w:szCs w:val="20"/>
+              </w:rPr>
+              <w:t xml:space="preserve">A pivot’s total doesn’t match the number of deals</w:t>
+            </w:r>
+          </w:p>
+        </w:tc>
+        <w:tc>
+          <w:tcPr>
+            <w:tcW w:w="6060" w:type="dxa"/>
+            <w:tcMar>
+              <w:top w:w="90" w:type="dxa"/>
+              <w:left w:w="110" w:type="dxa"/>
+              <w:bottom w:w="90" w:type="dxa"/>
+              <w:right w:w="110" w:type="dxa"/>
+            </w:tcMar>
+          </w:tcPr>
+          <w:p>
+            <w:r>
+              <w:rPr>
+                <w:sz w:val="20"/>
+                <w:szCs w:val="20"/>
+              </w:rPr>
+              <w:t xml:space="preserve">Deals missing that pivot’s label (e.g. no sector) are hidden from it and its totals — nothing is deleted. Un-hide via the pivot’s filter dropdown.</w:t>
             </w:r>
           </w:p>
         </w:tc>
@@ -2338,163 +2530,6 @@
         </w:tc>
       </w:tr>
     </w:tbl>
-    <w:p>
-      <w:pPr>
-        <w:pStyle w:val="Heading1"/>
-        <w:spacing w:after="120"/>
-        <w:rPr>
-          <w:b/>
-          <w:bCs/>
-        </w:rPr>
-      </w:pPr>
-      <w:r>
-        <w:rPr>
-          <w:b/>
-          <w:bCs/>
-        </w:rPr>
-        <w:t xml:space="preserve">Troubleshooting</w:t>
-      </w:r>
-    </w:p>
-    <w:p>
-      <w:pPr>
-        <w:spacing w:after="40"/>
-      </w:pPr>
-      <w:r>
-        <w:rPr>
-          <w:b/>
-          <w:bCs/>
-        </w:rPr>
-        <w:t xml:space="preserve">Excel says “Because of your security settings, macros have been disabled.”</w:t>
-      </w:r>
-    </w:p>
-    <w:p>
-      <w:pPr>
-        <w:spacing w:after="200"/>
-      </w:pPr>
-      <w:r>
-        <w:t xml:space="preserve">The workbook still carries Windows’ downloaded-file flag, or you changed the macro settings while the file was open. Close the workbook, right-click TR-Analyzer.xlsm (or, better, the ZIP before extracting) → Properties → tick Unblock → OK, then reopen it and click Enable Content. Trust Center changes only take effect after the file is reopened.</w:t>
-      </w:r>
-    </w:p>
-    <w:p>
-      <w:pPr>
-        <w:spacing w:after="40"/>
-      </w:pPr>
-      <w:r>
-        <w:rPr>
-          <w:b/>
-          <w:bCs/>
-        </w:rPr>
-        <w:t xml:space="preserve">A red banner says “Microsoft has blocked macros because the source of this file is untrusted.”</w:t>
-      </w:r>
-    </w:p>
-    <w:p>
-      <w:pPr>
-        <w:spacing w:after="200"/>
-      </w:pPr>
-      <w:r>
-        <w:t xml:space="preserve">Same cause, same fix: Unblock the file (or the ZIP) and reopen. If Properties shows no Unblock box or the banner keeps coming back, your organization’s IT policy is blocking internet-sourced macros — add the extracted folder under File → Options → Trust Center → Trusted Locations, or ask IT to whitelist the folder.</w:t>
-      </w:r>
-    </w:p>
-    <w:p>
-      <w:pPr>
-        <w:spacing w:after="40"/>
-      </w:pPr>
-      <w:r>
-        <w:rPr>
-          <w:b/>
-          <w:bCs/>
-        </w:rPr>
-        <w:t xml:space="preserve">Running the macro stops with “Compile error: Sub or Function not defined.”</w:t>
-      </w:r>
-    </w:p>
-    <w:p>
-      <w:pPr>
-        <w:spacing w:after="200"/>
-      </w:pPr>
-      <w:r>
-        <w:t xml:space="preserve">Your analyzer workbook is from an older download. Download the latest ZIP from the vba branch and use the vba/TR-Analyzer.xlsm inside it.</w:t>
-      </w:r>
-    </w:p>
-    <w:p>
-      <w:pPr>
-        <w:spacing w:after="40"/>
-      </w:pPr>
-      <w:r>
-        <w:rPr>
-          <w:b/>
-          <w:bCs/>
-        </w:rPr>
-        <w:t xml:space="preserve">The macro says the file “doesn’t look like a Deal Level Input workbook.”</w:t>
-      </w:r>
-    </w:p>
-    <w:p>
-      <w:pPr>
-        <w:spacing w:after="200"/>
-      </w:pPr>
-      <w:r>
-        <w:t xml:space="preserve">You picked the GP’s raw track record file. Pick the “[date - GP] - Gross Deal Level Input.xlsx” you downloaded from the app instead.</w:t>
-      </w:r>
-    </w:p>
-    <w:p>
-      <w:pPr>
-        <w:spacing w:after="40"/>
-      </w:pPr>
-      <w:r>
-        <w:rPr>
-          <w:b/>
-          <w:bCs/>
-        </w:rPr>
-        <w:t xml:space="preserve">The macro says the input file “was generated by an OLDER version of the app.”</w:t>
-      </w:r>
-    </w:p>
-    <w:p>
-      <w:pPr>
-        <w:spacing w:after="200"/>
-      </w:pPr>
-      <w:r>
-        <w:t xml:space="preserve">The program and the input file must come from the same version. Re-download the latest program, run the GP’s file through the app again, and pick the freshly downloaded input file — an old input file cannot be imported safely because columns would land in the wrong places.</w:t>
-      </w:r>
-    </w:p>
-    <w:p>
-      <w:pPr>
-        <w:spacing w:after="40"/>
-      </w:pPr>
-      <w:r>
-        <w:rPr>
-          <w:b/>
-          <w:bCs/>
-        </w:rPr>
-        <w:t xml:space="preserve">TR-Analyzer.xlsm opens already full of a previous GP’s tabs.</w:t>
-      </w:r>
-    </w:p>
-    <w:p>
-      <w:pPr>
-        <w:spacing w:after="200"/>
-      </w:pPr>
-      <w:r>
-        <w:t xml:space="preserve">A finished analysis was saved over the analyzer at some point. Don’t keep using that copy: delete it and take a fresh vba/TR-Analyzer.xlsm from the program folder or ZIP. Always save a build under its own name (e.g. “GP_2 - Analysis.xlsm”) so the analyzer stays empty.</w:t>
-      </w:r>
-    </w:p>
-    <w:p>
-      <w:pPr>
-        <w:spacing w:after="40"/>
-      </w:pPr>
-      <w:r>
-        <w:rPr>
-          <w:b/>
-          <w:bCs/>
-        </w:rPr>
-        <w:t xml:space="preserve">A pivot’s total doesn’t match the number of deals.</w:t>
-      </w:r>
-    </w:p>
-    <w:p>
-      <w:pPr>
-        <w:spacing w:after="200"/>
-      </w:pPr>
-      <w:r>
-        <w:t xml:space="preserve">Deals missing that pivot’s label (say, no sector) are hidden from it and from its totals — nothing is deleted, and the Deal List always shows every deal. Un-hide them via the pivot’s filter dropdown if you want them counted.</w:t>
-      </w:r>
-    </w:p>
     <w:p>
       <w:pPr>
         <w:spacing w:after="120"/>

--- a/TR-Analyzer User Manual.docx
+++ b/TR-Analyzer User Manual.docx
@@ -1683,7 +1683,7 @@
           <w:b/>
           <w:bCs/>
         </w:rPr>
-        <w:t>Publish to database</w:t>
+        <w:t>Publish to GP Track Record Database</w:t>
       </w:r>
       <w:r>
         <w:t xml:space="preserve"> and upload that file.</w:t>
@@ -1758,7 +1758,7 @@
         <w:spacing w:after="120"/>
       </w:pPr>
       <w:r>
-        <w:t xml:space="preserve">On Publish, your GP’s rows merge into the one consolidated database workbook (TR Deal Database.xlsx, the team’s uploader format). Re-publishing the same GP and date </w:t>
+        <w:t xml:space="preserve">On Publish, your GP’s rows merge into the one consolidated database workbook (GP Track Record Database.xlsx, the team’s uploader format). Re-publishing the same GP and date </w:t>
       </w:r>
       <w:r>
         <w:rPr>
@@ -2524,7 +2524,7 @@
                 <w:sz w:val="22"/>
                 <w:szCs w:val="22"/>
               </w:rPr>
-              <w:t xml:space="preserve">(After verifying) sidebar → Publish to database → upload the verified file → Publish.</w:t>
+              <w:t xml:space="preserve">(After verifying) sidebar → Publish to GP Track Record Database → upload the verified file → Publish.</w:t>
             </w:r>
           </w:p>
         </w:tc>
